--- a/TeacherFiles/Programming - TECHNOLOGY Unit Plan - DT (1).docx
+++ b/TeacherFiles/Programming - TECHNOLOGY Unit Plan - DT (1).docx
@@ -92,6 +92,7 @@
           <w:bottom w:color="000000" w:space="2" w:sz="8" w:val="single"/>
         </w:pBdr>
         <w:spacing w:line="240" w:lineRule="auto"/>
+        <w:ind w:left="-450" w:right="-780" w:hanging="360"/>
         <w:rPr>
           <w:sz w:val="24"/>
           <w:szCs w:val="24"/>
@@ -211,88 +212,60 @@
                 <w:szCs w:val="36"/>
                 <w:rtl w:val="0"/>
               </w:rPr>
-              <w:t xml:space="preserve">Python Programming</w:t>
-            </w:r>
-          </w:p>
-          <w:p>
-            <w:pPr>
-              <w:widowControl w:val="0"/>
-              <w:spacing w:line="240" w:lineRule="auto"/>
-              <w:jc w:val="center"/>
+              <w:t xml:space="preserve">Programming</w:t>
+            </w:r>
+          </w:p>
+          <w:p>
+            <w:pPr>
+              <w:pStyle w:val="Heading2"/>
+              <w:keepNext w:val="0"/>
+              <w:keepLines w:val="0"/>
+              <w:widowControl w:val="0"/>
+              <w:spacing w:after="80" w:lineRule="auto"/>
+              <w:ind w:left="0" w:firstLine="0"/>
               <w:rPr>
                 <w:rFonts w:ascii="Calibri" w:cs="Calibri" w:eastAsia="Calibri" w:hAnsi="Calibri"/>
                 <w:b w:val="1"/>
                 <w:bCs w:val="1"/>
                 <w:color w:val="ffffff"/>
-                <w:sz w:val="24"/>
-                <w:szCs w:val="24"/>
-              </w:rPr>
-            </w:pPr>
+                <w:sz w:val="34"/>
+                <w:szCs w:val="34"/>
+              </w:rPr>
+            </w:pPr>
+            <w:bookmarkStart w:colFirst="0" w:colLast="0" w:name="_kqjk5xy62d44" w:id="0"/>
+            <w:bookmarkEnd w:id="0"/>
             <w:r>
               <w:rPr>
                 <w:rFonts w:ascii="Calibri" w:cs="Calibri" w:eastAsia="Calibri" w:hAnsi="Calibri"/>
                 <w:b w:val="1"/>
                 <w:bCs w:val="1"/>
                 <w:color w:val="ffffff"/>
-                <w:sz w:val="24"/>
-                <w:szCs w:val="24"/>
-                <w:rtl w:val="0"/>
-              </w:rPr>
-              <w:t xml:space="preserve">In technology, students learn to be innovative developers of products and systems and discerning consumers who will make a difference in the world.</w:t>
-            </w:r>
-          </w:p>
-          <w:p>
-            <w:pPr>
-              <w:widowControl w:val="0"/>
-              <w:spacing w:line="240" w:lineRule="auto"/>
-              <w:jc w:val="center"/>
-              <w:rPr>
-                <w:rFonts w:ascii="Calibri" w:cs="Calibri" w:eastAsia="Calibri" w:hAnsi="Calibri"/>
-                <w:b w:val="1"/>
-                <w:bCs w:val="1"/>
+                <w:sz w:val="34"/>
+                <w:szCs w:val="34"/>
+                <w:rtl w:val="0"/>
+              </w:rPr>
+              <w:t xml:space="preserve">Unit Overview</w:t>
+            </w:r>
+          </w:p>
+          <w:p>
+            <w:pPr>
+              <w:spacing w:after="0" w:lineRule="auto"/>
+              <w:ind w:left="0" w:firstLine="0"/>
+              <w:rPr>
                 <w:color w:val="ffffff"/>
-                <w:sz w:val="24"/>
-                <w:szCs w:val="24"/>
-              </w:rPr>
-            </w:pPr>
-            <w:r>
-              <w:rPr>
-                <w:rFonts w:ascii="Calibri" w:cs="Calibri" w:eastAsia="Calibri" w:hAnsi="Calibri"/>
-                <w:b w:val="1"/>
-                <w:bCs w:val="1"/>
+              </w:rPr>
+            </w:pPr>
+            <w:r>
+              <w:rPr>
                 <w:color w:val="ffffff"/>
-                <w:sz w:val="24"/>
-                <w:szCs w:val="24"/>
-                <w:rtl w:val="0"/>
-              </w:rPr>
-              <w:t xml:space="preserve">Kaua e rangiruatia te hāpai o te hoe; e kore tō tātou waka e ū ki uta.</w:t>
-            </w:r>
-          </w:p>
-          <w:p>
-            <w:pPr>
-              <w:widowControl w:val="0"/>
-              <w:spacing w:line="240" w:lineRule="auto"/>
-              <w:jc w:val="center"/>
-              <w:rPr>
-                <w:rFonts w:ascii="Calibri" w:cs="Calibri" w:eastAsia="Calibri" w:hAnsi="Calibri"/>
-                <w:b w:val="1"/>
-                <w:bCs w:val="1"/>
-                <w:color w:val="ffffff"/>
-                <w:sz w:val="24"/>
-                <w:szCs w:val="24"/>
-              </w:rPr>
-            </w:pPr>
-            <w:r>
-              <w:rPr>
-                <w:rFonts w:ascii="Calibri" w:cs="Calibri" w:eastAsia="Calibri" w:hAnsi="Calibri"/>
-                <w:b w:val="1"/>
-                <w:bCs w:val="1"/>
-                <w:color w:val="ffffff"/>
-                <w:sz w:val="24"/>
-                <w:szCs w:val="24"/>
-                <w:rtl w:val="0"/>
-              </w:rPr>
-              <w:t xml:space="preserve">Do not lift the paddle out of unison; our canoe will never reach the shore.</w:t>
+                <w:rtl w:val="0"/>
+              </w:rPr>
+              <w:t xml:space="preserve">This Programming unit introduces students to the fundamentals of Python programming, computational thinking, and problem-solving through practical coding activities and projects. Students learn key concepts, including variables, loops, conditionals, data structures, debugging, testing, and documentation using platforms such as CodeAvengers, Replit, and Visual Studio Code. The unit supports collaboration, resilience, and creativity while integrating literacy, numeracy, digital citizenship, and Mātauranga Māori perspectives. Students progressively develop the skills required for NZQA Digital Technologies assessments and future pathways in programming and technology. </w:t>
+            </w:r>
+            <w:r>
+              <w:rPr>
+                <w:rtl w:val="0"/>
+              </w:rPr>
             </w:r>
           </w:p>
         </w:tc>
@@ -384,7 +357,7 @@
       <w:tr>
         <w:trPr>
           <w:cantSplit w:val="0"/>
-          <w:trHeight w:val="1204.5849609375" w:hRule="atLeast"/>
+          <w:trHeight w:val="3024.9999999999995" w:hRule="atLeast"/>
           <w:tblHeader w:val="0"/>
         </w:trPr>
         <w:tc>
@@ -401,20 +374,116 @@
           <w:p>
             <w:pPr>
               <w:spacing w:line="240" w:lineRule="auto"/>
+              <w:ind w:left="0" w:firstLine="0"/>
               <w:rPr/>
             </w:pPr>
             <w:r>
               <w:rPr>
                 <w:rtl w:val="0"/>
               </w:rPr>
-              <w:t xml:space="preserve">This unit aims to ensure that students learn Python programming and develop critical thinking, problem-solving, and project management skills that are essential for their future academic and professional endeavours. These aims cover a broad range of skills and concepts, ensuring students develop a strong foundation in Python programming. </w:t>
+              <w:t xml:space="preserve">This unit aims to ensure that students learn Python programming and develop critical thinking, problem-solving, and project management skills essential to their future academic and professional endeavours. These aims cover a broad range of skills and concepts, ensuring students develop a strong foundation in Python programming. </w:t>
             </w:r>
           </w:p>
           <w:p>
             <w:pPr>
               <w:numPr>
                 <w:ilvl w:val="0"/>
-                <w:numId w:val="12"/>
+                <w:numId w:val="14"/>
+              </w:numPr>
+              <w:spacing w:after="0" w:afterAutospacing="0" w:line="240" w:lineRule="auto"/>
+              <w:ind w:left="720" w:hanging="360"/>
+              <w:rPr>
+                <w:u w:val="none"/>
+              </w:rPr>
+            </w:pPr>
+            <w:r>
+              <w:rPr>
+                <w:rtl w:val="0"/>
+              </w:rPr>
+              <w:t xml:space="preserve">Introduction to Python and Programming Concepts</w:t>
+            </w:r>
+          </w:p>
+          <w:p>
+            <w:pPr>
+              <w:numPr>
+                <w:ilvl w:val="0"/>
+                <w:numId w:val="14"/>
+              </w:numPr>
+              <w:spacing w:after="0" w:afterAutospacing="0" w:line="240" w:lineRule="auto"/>
+              <w:ind w:left="720" w:hanging="360"/>
+              <w:rPr>
+                <w:u w:val="none"/>
+              </w:rPr>
+            </w:pPr>
+            <w:r>
+              <w:rPr>
+                <w:rtl w:val="0"/>
+              </w:rPr>
+              <w:t xml:space="preserve">Introduction to Object-Oriented Programming (OOP)</w:t>
+            </w:r>
+          </w:p>
+          <w:p>
+            <w:pPr>
+              <w:numPr>
+                <w:ilvl w:val="0"/>
+                <w:numId w:val="14"/>
+              </w:numPr>
+              <w:spacing w:after="0" w:afterAutospacing="0" w:line="240" w:lineRule="auto"/>
+              <w:ind w:left="720" w:hanging="360"/>
+              <w:rPr>
+                <w:u w:val="none"/>
+              </w:rPr>
+            </w:pPr>
+            <w:r>
+              <w:rPr>
+                <w:rtl w:val="0"/>
+              </w:rPr>
+              <w:t xml:space="preserve">Variables, Data Types, and Operators</w:t>
+            </w:r>
+          </w:p>
+          <w:p>
+            <w:pPr>
+              <w:numPr>
+                <w:ilvl w:val="0"/>
+                <w:numId w:val="14"/>
+              </w:numPr>
+              <w:spacing w:after="0" w:afterAutospacing="0" w:line="240" w:lineRule="auto"/>
+              <w:ind w:left="720" w:hanging="360"/>
+              <w:rPr>
+                <w:u w:val="none"/>
+              </w:rPr>
+            </w:pPr>
+            <w:r>
+              <w:rPr>
+                <w:rtl w:val="0"/>
+              </w:rPr>
+              <w:t xml:space="preserve">Control Structures: Conditionals and Loops</w:t>
+            </w:r>
+          </w:p>
+          <w:p>
+            <w:pPr>
+              <w:numPr>
+                <w:ilvl w:val="0"/>
+                <w:numId w:val="14"/>
+              </w:numPr>
+              <w:spacing w:after="0" w:afterAutospacing="0" w:line="240" w:lineRule="auto"/>
+              <w:ind w:left="720" w:hanging="360"/>
+              <w:rPr>
+                <w:u w:val="none"/>
+              </w:rPr>
+            </w:pPr>
+            <w:r>
+              <w:rPr>
+                <w:rtl w:val="0"/>
+              </w:rPr>
+              <w:t xml:space="preserve">Data Structures: Lists, Tuples, and Dictionaries</w:t>
+            </w:r>
+          </w:p>
+          <w:p>
+            <w:pPr>
+              <w:numPr>
+                <w:ilvl w:val="0"/>
+                <w:numId w:val="14"/>
               </w:numPr>
               <w:spacing w:line="240" w:lineRule="auto"/>
               <w:ind w:left="720" w:hanging="360"/>
@@ -426,95 +495,6 @@
               <w:rPr>
                 <w:rtl w:val="0"/>
               </w:rPr>
-              <w:t xml:space="preserve">Introduction to Python and Programming Concepts</w:t>
-            </w:r>
-          </w:p>
-          <w:p>
-            <w:pPr>
-              <w:numPr>
-                <w:ilvl w:val="0"/>
-                <w:numId w:val="12"/>
-              </w:numPr>
-              <w:spacing w:line="240" w:lineRule="auto"/>
-              <w:ind w:left="720" w:hanging="360"/>
-              <w:rPr>
-                <w:u w:val="none"/>
-              </w:rPr>
-            </w:pPr>
-            <w:r>
-              <w:rPr>
-                <w:rtl w:val="0"/>
-              </w:rPr>
-              <w:t xml:space="preserve">Introduction to Object-Oriented Programming (OOP)</w:t>
-            </w:r>
-          </w:p>
-          <w:p>
-            <w:pPr>
-              <w:numPr>
-                <w:ilvl w:val="0"/>
-                <w:numId w:val="12"/>
-              </w:numPr>
-              <w:spacing w:line="240" w:lineRule="auto"/>
-              <w:ind w:left="720" w:hanging="360"/>
-              <w:rPr>
-                <w:u w:val="none"/>
-              </w:rPr>
-            </w:pPr>
-            <w:r>
-              <w:rPr>
-                <w:rtl w:val="0"/>
-              </w:rPr>
-              <w:t xml:space="preserve">Variables, Data Types, and Operators</w:t>
-            </w:r>
-          </w:p>
-          <w:p>
-            <w:pPr>
-              <w:numPr>
-                <w:ilvl w:val="0"/>
-                <w:numId w:val="12"/>
-              </w:numPr>
-              <w:spacing w:line="240" w:lineRule="auto"/>
-              <w:ind w:left="720" w:hanging="360"/>
-              <w:rPr>
-                <w:u w:val="none"/>
-              </w:rPr>
-            </w:pPr>
-            <w:r>
-              <w:rPr>
-                <w:rtl w:val="0"/>
-              </w:rPr>
-              <w:t xml:space="preserve">Control Structures: Conditionals and Loops</w:t>
-            </w:r>
-          </w:p>
-          <w:p>
-            <w:pPr>
-              <w:numPr>
-                <w:ilvl w:val="0"/>
-                <w:numId w:val="12"/>
-              </w:numPr>
-              <w:spacing w:line="240" w:lineRule="auto"/>
-              <w:ind w:left="720" w:hanging="360"/>
-              <w:rPr>
-                <w:u w:val="none"/>
-              </w:rPr>
-            </w:pPr>
-            <w:r>
-              <w:rPr>
-                <w:rtl w:val="0"/>
-              </w:rPr>
-              <w:t xml:space="preserve">Data Structures: Lists, Tuples, and Dictionaries</w:t>
-            </w:r>
-          </w:p>
-          <w:p>
-            <w:pPr>
-              <w:spacing w:line="240" w:lineRule="auto"/>
-              <w:ind w:left="720" w:firstLine="0"/>
-              <w:rPr/>
-            </w:pPr>
-            <w:r>
-              <w:rPr>
-                <w:rtl w:val="0"/>
-              </w:rPr>
               <w:t xml:space="preserve"> Error Handling and Debugging</w:t>
             </w:r>
           </w:p>
@@ -570,6 +550,21 @@
         <w:ind w:right="-45"/>
         <w:rPr/>
       </w:pPr>
+      <w:r>
+        <w:rPr>
+          <w:rtl w:val="0"/>
+        </w:rPr>
+      </w:r>
+    </w:p>
+    <w:p>
+      <w:pPr>
+        <w:spacing w:line="240" w:lineRule="auto"/>
+        <w:ind w:right="-45"/>
+        <w:rPr/>
+      </w:pPr>
+      <w:r>
+        <w:br w:type="page"/>
+      </w:r>
       <w:r>
         <w:rPr>
           <w:rtl w:val="0"/>
@@ -701,7 +696,7 @@
               <w:widowControl w:val="0"/>
               <w:numPr>
                 <w:ilvl w:val="0"/>
-                <w:numId w:val="19"/>
+                <w:numId w:val="24"/>
               </w:numPr>
               <w:spacing w:line="240" w:lineRule="auto"/>
               <w:ind w:left="450" w:hanging="360"/>
@@ -784,7 +779,7 @@
               <w:widowControl w:val="0"/>
               <w:numPr>
                 <w:ilvl w:val="0"/>
-                <w:numId w:val="20"/>
+                <w:numId w:val="25"/>
               </w:numPr>
               <w:spacing w:line="240" w:lineRule="auto"/>
               <w:ind w:left="450" w:hanging="360"/>
@@ -832,7 +827,7 @@
                 <w:rFonts w:ascii="Lato" w:cs="Lato" w:eastAsia="Lato" w:hAnsi="Lato"/>
                 <w:rtl w:val="0"/>
               </w:rPr>
-              <w:t xml:space="preserve">This unit helps build the student's confidence in completing tasks that can be frustrating and challenging at times. Students are encouraged to engage in peer discussions, where they can share their learnings to help solidify their understanding. </w:t>
+              <w:t xml:space="preserve">This unit helps build the student's confidence in completing tasks that can be frustrating and challenging. Students are encouraged to engage in peer discussions, where they can share their learning to help solidify their understanding. </w:t>
             </w:r>
           </w:p>
         </w:tc>
@@ -876,7 +871,7 @@
               <w:widowControl w:val="0"/>
               <w:numPr>
                 <w:ilvl w:val="0"/>
-                <w:numId w:val="5"/>
+                <w:numId w:val="6"/>
               </w:numPr>
               <w:shd w:fill="ffffff" w:val="clear"/>
               <w:spacing w:line="240" w:lineRule="auto"/>
@@ -946,7 +941,7 @@
               <w:widowControl w:val="0"/>
               <w:numPr>
                 <w:ilvl w:val="0"/>
-                <w:numId w:val="8"/>
+                <w:numId w:val="10"/>
               </w:numPr>
               <w:spacing w:line="240" w:lineRule="auto"/>
               <w:ind w:left="450" w:hanging="360"/>
@@ -972,19 +967,7 @@
     <w:p>
       <w:pPr>
         <w:spacing w:line="240" w:lineRule="auto"/>
-        <w:ind w:right="-45"/>
-        <w:rPr/>
-      </w:pPr>
-      <w:r>
-        <w:rPr>
-          <w:rtl w:val="0"/>
-        </w:rPr>
-      </w:r>
-    </w:p>
-    <w:p>
-      <w:pPr>
-        <w:spacing w:line="240" w:lineRule="auto"/>
-        <w:ind w:right="-45"/>
+        <w:ind w:left="0" w:right="-45" w:firstLine="0"/>
         <w:rPr/>
       </w:pPr>
       <w:r>
@@ -1166,13 +1149,19 @@
             <w:pPr>
               <w:widowControl w:val="0"/>
               <w:spacing w:line="240" w:lineRule="auto"/>
-              <w:rPr/>
-            </w:pPr>
-            <w:r>
-              <w:rPr>
-                <w:rtl w:val="0"/>
-              </w:rPr>
-              <w:t xml:space="preserve">Student will be able to use either the Windows machines or their Chromebooks.  They will have access to both software specific to the Windows environment and online applications, where they can complete their work on their Chromebooks.</w:t>
+              <w:ind w:left="0" w:firstLine="0"/>
+              <w:rPr>
+                <w:sz w:val="18"/>
+                <w:szCs w:val="18"/>
+              </w:rPr>
+            </w:pPr>
+            <w:r>
+              <w:rPr>
+                <w:sz w:val="18"/>
+                <w:szCs w:val="18"/>
+                <w:rtl w:val="0"/>
+              </w:rPr>
+              <w:t xml:space="preserve">Student will be able to use either the Windows machines or their Chromebooks.  They will have access to both Windows-specific software and online applications, allowing them to complete their work on their Chromebooks.</w:t>
             </w:r>
           </w:p>
         </w:tc>
@@ -1228,13 +1217,18 @@
               <w:widowControl w:val="0"/>
               <w:spacing w:after="0" w:before="0" w:line="240" w:lineRule="auto"/>
               <w:ind w:left="0" w:firstLine="0"/>
-              <w:rPr/>
-            </w:pPr>
-            <w:r>
-              <w:rPr>
-                <w:rtl w:val="0"/>
-              </w:rPr>
-              <w:t xml:space="preserve">I will be using the Check-in Diary strategy to support students in feeling more comfortable asking more in-depth questions, and I will be keeping notes.  I will make changes or adjustments to the course as students become more comfortable with their work. This enables Student Voice to be an integral part of the planning and delivery of the course.</w:t>
+              <w:rPr>
+                <w:sz w:val="18"/>
+                <w:szCs w:val="18"/>
+              </w:rPr>
+            </w:pPr>
+            <w:r>
+              <w:rPr>
+                <w:sz w:val="18"/>
+                <w:szCs w:val="18"/>
+                <w:rtl w:val="0"/>
+              </w:rPr>
+              <w:t xml:space="preserve">I will use the Check-in Diary strategy to help students feel more comfortable asking more in-depth questions, and I will keep notes.  I will make changes or adjustments to the course as students become more comfortable with their work. This enables Student Voice to be an integral part of the course's planning and delivery.</w:t>
             </w:r>
           </w:p>
         </w:tc>
@@ -1290,10 +1284,15 @@
               <w:widowControl w:val="0"/>
               <w:spacing w:after="0" w:before="0" w:line="240" w:lineRule="auto"/>
               <w:ind w:left="0" w:firstLine="0"/>
-              <w:rPr/>
-            </w:pPr>
-            <w:r>
-              <w:rPr>
+              <w:rPr>
+                <w:sz w:val="18"/>
+                <w:szCs w:val="18"/>
+              </w:rPr>
+            </w:pPr>
+            <w:r>
+              <w:rPr>
+                <w:sz w:val="18"/>
+                <w:szCs w:val="18"/>
                 <w:rtl w:val="0"/>
               </w:rPr>
               <w:t xml:space="preserve">Students can negotiate to complete any activities in their first language.  Programming is not English-centric.  Students can also adjust any of the set problem activities to suit their specific learning sphere.</w:t>
@@ -1352,13 +1351,18 @@
               <w:widowControl w:val="0"/>
               <w:spacing w:after="0" w:before="0" w:line="240" w:lineRule="auto"/>
               <w:ind w:left="0" w:firstLine="0"/>
-              <w:rPr/>
-            </w:pPr>
-            <w:r>
-              <w:rPr>
-                <w:rtl w:val="0"/>
-              </w:rPr>
-              <w:t xml:space="preserve">Students are encouraged to support each other in learning the language by sharing what they have learnt and to be acknowledged for their successes.  In the case of learning programming, it is essential to celebrate the small wins.</w:t>
+              <w:rPr>
+                <w:sz w:val="18"/>
+                <w:szCs w:val="18"/>
+              </w:rPr>
+            </w:pPr>
+            <w:r>
+              <w:rPr>
+                <w:sz w:val="18"/>
+                <w:szCs w:val="18"/>
+                <w:rtl w:val="0"/>
+              </w:rPr>
+              <w:t xml:space="preserve">Students are encouraged to support each other in learning the language by sharing what they have learnt and to be acknowledged for their successes.  When learning to program, it is essential to celebrate the small wins.</w:t>
             </w:r>
           </w:p>
         </w:tc>
@@ -1414,10 +1418,15 @@
               <w:widowControl w:val="0"/>
               <w:spacing w:after="0" w:before="0" w:line="240" w:lineRule="auto"/>
               <w:ind w:left="0" w:firstLine="0"/>
-              <w:rPr/>
-            </w:pPr>
-            <w:r>
-              <w:rPr>
+              <w:rPr>
+                <w:sz w:val="18"/>
+                <w:szCs w:val="18"/>
+              </w:rPr>
+            </w:pPr>
+            <w:r>
+              <w:rPr>
+                <w:sz w:val="18"/>
+                <w:szCs w:val="18"/>
                 <w:rtl w:val="0"/>
               </w:rPr>
               <w:t xml:space="preserve">Students will be able to use their Chromebooks and/or Windows Desktops for this course.</w:t>
@@ -1425,63 +1434,131 @@
           </w:p>
         </w:tc>
       </w:tr>
+    </w:tbl>
+    <w:p>
+      <w:pPr>
+        <w:spacing w:line="240" w:lineRule="auto"/>
+        <w:ind w:right="-45"/>
+        <w:rPr/>
+      </w:pPr>
+      <w:r>
+        <w:rPr>
+          <w:rtl w:val="0"/>
+        </w:rPr>
+      </w:r>
+    </w:p>
+    <w:p>
+      <w:pPr>
+        <w:ind w:right="-45"/>
+        <w:rPr/>
+      </w:pPr>
+      <w:r>
+        <w:rPr>
+          <w:rtl w:val="0"/>
+        </w:rPr>
+      </w:r>
+    </w:p>
+    <w:tbl>
+      <w:tblPr>
+        <w:tblStyle w:val="Table4"/>
+        <w:tblW w:w="10920.0" w:type="dxa"/>
+        <w:jc w:val="left"/>
+        <w:tblInd w:w="-960.0" w:type="dxa"/>
+        <w:tblBorders>
+          <w:top w:color="000000" w:space="0" w:sz="8" w:val="single"/>
+          <w:left w:color="000000" w:space="0" w:sz="8" w:val="single"/>
+          <w:bottom w:color="000000" w:space="0" w:sz="8" w:val="single"/>
+          <w:right w:color="000000" w:space="0" w:sz="8" w:val="single"/>
+          <w:insideH w:color="000000" w:space="0" w:sz="8" w:val="single"/>
+          <w:insideV w:color="000000" w:space="0" w:sz="8" w:val="single"/>
+        </w:tblBorders>
+        <w:tblLayout w:type="fixed"/>
+        <w:tblLook w:val="0600"/>
+      </w:tblPr>
+      <w:tblGrid>
+        <w:gridCol w:w="2175"/>
+        <w:gridCol w:w="2175"/>
+        <w:gridCol w:w="6570"/>
+        <w:tblGridChange w:id="0">
+          <w:tblGrid>
+            <w:gridCol w:w="2175"/>
+            <w:gridCol w:w="2175"/>
+            <w:gridCol w:w="6570"/>
+          </w:tblGrid>
+        </w:tblGridChange>
+      </w:tblGrid>
       <w:tr>
         <w:trPr>
           <w:cantSplit w:val="0"/>
-          <w:trHeight w:val="2472.978515625" w:hRule="atLeast"/>
+          <w:trHeight w:val="420" w:hRule="atLeast"/>
           <w:tblHeader w:val="0"/>
         </w:trPr>
         <w:tc>
           <w:tcPr>
-            <w:tcBorders>
-              <w:left w:color="000000" w:space="0" w:sz="0" w:val="nil"/>
-              <w:right w:color="000000" w:space="0" w:sz="0" w:val="nil"/>
-            </w:tcBorders>
-            <w:tcMar>
-              <w:top w:w="100.0" w:type="dxa"/>
-              <w:left w:w="100.0" w:type="dxa"/>
-              <w:bottom w:w="100.0" w:type="dxa"/>
-              <w:right w:w="100.0" w:type="dxa"/>
-            </w:tcMar>
-            <w:vAlign w:val="top"/>
-          </w:tcPr>
-          <w:p>
-            <w:pPr>
-              <w:widowControl w:val="0"/>
-              <w:spacing w:line="240" w:lineRule="auto"/>
-              <w:rPr>
-                <w:b w:val="1"/>
-                <w:bCs w:val="1"/>
-              </w:rPr>
-            </w:pPr>
-            <w:r>
-              <w:rPr>
-                <w:rtl w:val="0"/>
-              </w:rPr>
-            </w:r>
-          </w:p>
-        </w:tc>
-        <w:tc>
-          <w:tcPr>
             <w:gridSpan w:val="2"/>
-            <w:tcBorders>
-              <w:left w:color="000000" w:space="0" w:sz="0" w:val="nil"/>
-            </w:tcBorders>
-            <w:tcMar>
-              <w:top w:w="100.0" w:type="dxa"/>
-              <w:left w:w="100.0" w:type="dxa"/>
-              <w:bottom w:w="100.0" w:type="dxa"/>
-              <w:right w:w="100.0" w:type="dxa"/>
-            </w:tcMar>
-            <w:vAlign w:val="top"/>
-          </w:tcPr>
-          <w:p>
-            <w:pPr>
-              <w:widowControl w:val="0"/>
-              <w:spacing w:after="0" w:before="0" w:line="240" w:lineRule="auto"/>
-              <w:ind w:left="0" w:firstLine="0"/>
-              <w:rPr/>
-            </w:pPr>
+            <w:shd w:fill="85200c" w:val="clear"/>
+            <w:tcMar>
+              <w:top w:w="100.0" w:type="dxa"/>
+              <w:left w:w="100.0" w:type="dxa"/>
+              <w:bottom w:w="100.0" w:type="dxa"/>
+              <w:right w:w="100.0" w:type="dxa"/>
+            </w:tcMar>
+            <w:vAlign w:val="top"/>
+          </w:tcPr>
+          <w:p>
+            <w:pPr>
+              <w:widowControl w:val="0"/>
+              <w:rPr>
+                <w:b w:val="1"/>
+                <w:bCs w:val="1"/>
+                <w:color w:val="ffffff"/>
+              </w:rPr>
+            </w:pPr>
+            <w:r>
+              <w:rPr>
+                <w:b w:val="1"/>
+                <w:bCs w:val="1"/>
+                <w:color w:val="ffffff"/>
+                <w:rtl w:val="0"/>
+              </w:rPr>
+              <w:t xml:space="preserve">Local Curriculum Links</w:t>
+            </w:r>
+            <w:r>
+              <w:rPr>
+                <w:rtl w:val="0"/>
+              </w:rPr>
+            </w:r>
+          </w:p>
+        </w:tc>
+        <w:tc>
+          <w:tcPr>
+            <w:shd w:fill="85200c" w:val="clear"/>
+            <w:tcMar>
+              <w:top w:w="100.0" w:type="dxa"/>
+              <w:left w:w="100.0" w:type="dxa"/>
+              <w:bottom w:w="100.0" w:type="dxa"/>
+              <w:right w:w="100.0" w:type="dxa"/>
+            </w:tcMar>
+            <w:vAlign w:val="top"/>
+          </w:tcPr>
+          <w:p>
+            <w:pPr>
+              <w:widowControl w:val="0"/>
+              <w:rPr>
+                <w:b w:val="1"/>
+                <w:bCs w:val="1"/>
+                <w:color w:val="ffffff"/>
+              </w:rPr>
+            </w:pPr>
+            <w:r>
+              <w:rPr>
+                <w:b w:val="1"/>
+                <w:bCs w:val="1"/>
+                <w:color w:val="ffffff"/>
+                <w:rtl w:val="0"/>
+              </w:rPr>
+              <w:t xml:space="preserve">Mātauranga Māori</w:t>
+            </w:r>
             <w:r>
               <w:rPr>
                 <w:rtl w:val="0"/>
@@ -1499,100 +1576,17 @@
         <w:tc>
           <w:tcPr>
             <w:gridSpan w:val="2"/>
-            <w:shd w:fill="85200c" w:val="clear"/>
-            <w:tcMar>
-              <w:top w:w="100.0" w:type="dxa"/>
-              <w:left w:w="100.0" w:type="dxa"/>
-              <w:bottom w:w="100.0" w:type="dxa"/>
-              <w:right w:w="100.0" w:type="dxa"/>
-            </w:tcMar>
-            <w:vAlign w:val="top"/>
-          </w:tcPr>
-          <w:p>
-            <w:pPr>
-              <w:widowControl w:val="0"/>
-              <w:spacing w:line="240" w:lineRule="auto"/>
-              <w:rPr>
-                <w:b w:val="1"/>
-                <w:bCs w:val="1"/>
-                <w:color w:val="ffffff"/>
-              </w:rPr>
-            </w:pPr>
-            <w:r>
-              <w:rPr>
-                <w:b w:val="1"/>
-                <w:bCs w:val="1"/>
-                <w:color w:val="ffffff"/>
-                <w:rtl w:val="0"/>
-              </w:rPr>
-              <w:t xml:space="preserve">Local Curriculum Links</w:t>
-            </w:r>
-            <w:r>
-              <w:rPr>
-                <w:rtl w:val="0"/>
-              </w:rPr>
-            </w:r>
-          </w:p>
-        </w:tc>
-        <w:tc>
-          <w:tcPr>
-            <w:shd w:fill="85200c" w:val="clear"/>
-            <w:tcMar>
-              <w:top w:w="100.0" w:type="dxa"/>
-              <w:left w:w="100.0" w:type="dxa"/>
-              <w:bottom w:w="100.0" w:type="dxa"/>
-              <w:right w:w="100.0" w:type="dxa"/>
-            </w:tcMar>
-            <w:vAlign w:val="top"/>
-          </w:tcPr>
-          <w:p>
-            <w:pPr>
-              <w:widowControl w:val="0"/>
-              <w:spacing w:line="240" w:lineRule="auto"/>
-              <w:rPr>
-                <w:b w:val="1"/>
-                <w:bCs w:val="1"/>
-                <w:color w:val="ffffff"/>
-              </w:rPr>
-            </w:pPr>
-            <w:r>
-              <w:rPr>
-                <w:b w:val="1"/>
-                <w:bCs w:val="1"/>
-                <w:color w:val="ffffff"/>
-                <w:rtl w:val="0"/>
-              </w:rPr>
-              <w:t xml:space="preserve">Mātauranga Māori</w:t>
-            </w:r>
-            <w:r>
-              <w:rPr>
-                <w:rtl w:val="0"/>
-              </w:rPr>
-            </w:r>
-          </w:p>
-        </w:tc>
-      </w:tr>
-      <w:tr>
-        <w:trPr>
-          <w:cantSplit w:val="0"/>
-          <w:trHeight w:val="420" w:hRule="atLeast"/>
-          <w:tblHeader w:val="0"/>
-        </w:trPr>
-        <w:tc>
-          <w:tcPr>
-            <w:gridSpan w:val="2"/>
-            <w:tcMar>
-              <w:top w:w="100.0" w:type="dxa"/>
-              <w:left w:w="100.0" w:type="dxa"/>
-              <w:bottom w:w="100.0" w:type="dxa"/>
-              <w:right w:w="100.0" w:type="dxa"/>
-            </w:tcMar>
-            <w:vAlign w:val="top"/>
-          </w:tcPr>
-          <w:p>
-            <w:pPr>
-              <w:widowControl w:val="0"/>
-              <w:spacing w:line="240" w:lineRule="auto"/>
+            <w:tcMar>
+              <w:top w:w="100.0" w:type="dxa"/>
+              <w:left w:w="100.0" w:type="dxa"/>
+              <w:bottom w:w="100.0" w:type="dxa"/>
+              <w:right w:w="100.0" w:type="dxa"/>
+            </w:tcMar>
+            <w:vAlign w:val="top"/>
+          </w:tcPr>
+          <w:p>
+            <w:pPr>
+              <w:widowControl w:val="0"/>
               <w:ind w:left="0" w:firstLine="0"/>
               <w:rPr/>
             </w:pPr>
@@ -1600,24 +1594,23 @@
               <w:rPr>
                 <w:rtl w:val="0"/>
               </w:rPr>
-              <w:t xml:space="preserve">Some of the activities are context into the New Zealand and Pacific-specific settings</w:t>
-            </w:r>
-          </w:p>
-        </w:tc>
-        <w:tc>
-          <w:tcPr>
-            <w:tcMar>
-              <w:top w:w="100.0" w:type="dxa"/>
-              <w:left w:w="100.0" w:type="dxa"/>
-              <w:bottom w:w="100.0" w:type="dxa"/>
-              <w:right w:w="100.0" w:type="dxa"/>
-            </w:tcMar>
-            <w:vAlign w:val="top"/>
-          </w:tcPr>
-          <w:p>
-            <w:pPr>
-              <w:widowControl w:val="0"/>
-              <w:spacing w:line="240" w:lineRule="auto"/>
+              <w:t xml:space="preserve">Some of the activities are contextualised into the New Zealand and Pacific-specific settings</w:t>
+            </w:r>
+          </w:p>
+        </w:tc>
+        <w:tc>
+          <w:tcPr>
+            <w:tcMar>
+              <w:top w:w="100.0" w:type="dxa"/>
+              <w:left w:w="100.0" w:type="dxa"/>
+              <w:bottom w:w="100.0" w:type="dxa"/>
+              <w:right w:w="100.0" w:type="dxa"/>
+            </w:tcMar>
+            <w:vAlign w:val="top"/>
+          </w:tcPr>
+          <w:p>
+            <w:pPr>
+              <w:widowControl w:val="0"/>
               <w:rPr/>
             </w:pPr>
             <w:r>
@@ -1667,21 +1660,6 @@
         <w:rPr/>
       </w:pPr>
       <w:r>
-        <w:br w:type="page"/>
-      </w:r>
-      <w:r>
-        <w:rPr>
-          <w:rtl w:val="0"/>
-        </w:rPr>
-      </w:r>
-    </w:p>
-    <w:p>
-      <w:pPr>
-        <w:spacing w:line="240" w:lineRule="auto"/>
-        <w:ind w:right="-45"/>
-        <w:rPr/>
-      </w:pPr>
-      <w:r>
         <w:rPr>
           <w:rtl w:val="0"/>
         </w:rPr>
@@ -1689,7 +1667,7 @@
     </w:p>
     <w:tbl>
       <w:tblPr>
-        <w:tblStyle w:val="Table4"/>
+        <w:tblStyle w:val="Table5"/>
         <w:tblW w:w="10980.0" w:type="dxa"/>
         <w:jc w:val="left"/>
         <w:tblInd w:w="-975.0" w:type="dxa"/>
@@ -1787,6 +1765,7 @@
             <w:pPr>
               <w:widowControl w:val="0"/>
               <w:spacing w:line="240" w:lineRule="auto"/>
+              <w:ind w:left="0" w:firstLine="0"/>
               <w:rPr>
                 <w:b w:val="1"/>
                 <w:bCs w:val="1"/>
@@ -1805,6 +1784,7 @@
             <w:pPr>
               <w:widowControl w:val="0"/>
               <w:spacing w:line="240" w:lineRule="auto"/>
+              <w:ind w:left="0" w:firstLine="0"/>
               <w:rPr>
                 <w:b w:val="1"/>
                 <w:bCs w:val="1"/>
@@ -1849,6 +1829,7 @@
             <w:pPr>
               <w:widowControl w:val="0"/>
               <w:spacing w:line="240" w:lineRule="auto"/>
+              <w:ind w:left="0" w:firstLine="0"/>
               <w:rPr/>
             </w:pPr>
             <w:r>
@@ -1863,7 +1844,69 @@
               <w:widowControl w:val="0"/>
               <w:numPr>
                 <w:ilvl w:val="0"/>
-                <w:numId w:val="13"/>
+                <w:numId w:val="15"/>
+              </w:numPr>
+              <w:spacing w:after="0" w:afterAutospacing="0" w:line="240" w:lineRule="auto"/>
+              <w:ind w:left="720" w:hanging="360"/>
+              <w:rPr>
+                <w:u w:val="none"/>
+              </w:rPr>
+            </w:pPr>
+            <w:r>
+              <w:rPr>
+                <w:rtl w:val="0"/>
+              </w:rPr>
+              <w:t xml:space="preserve">Coding syntax is very exact, so </w:t>
+            </w:r>
+            <w:r>
+              <w:rPr>
+                <w:b w:val="1"/>
+                <w:bCs w:val="1"/>
+                <w:rtl w:val="0"/>
+              </w:rPr>
+              <w:t xml:space="preserve">Proofreading</w:t>
+            </w:r>
+            <w:r>
+              <w:rPr>
+                <w:rtl w:val="0"/>
+              </w:rPr>
+              <w:t xml:space="preserve"> is a highly focused task.</w:t>
+            </w:r>
+          </w:p>
+          <w:p>
+            <w:pPr>
+              <w:widowControl w:val="0"/>
+              <w:numPr>
+                <w:ilvl w:val="0"/>
+                <w:numId w:val="15"/>
+              </w:numPr>
+              <w:spacing w:after="0" w:afterAutospacing="0" w:line="240" w:lineRule="auto"/>
+              <w:ind w:left="720" w:hanging="360"/>
+              <w:rPr>
+                <w:u w:val="none"/>
+              </w:rPr>
+            </w:pPr>
+            <w:r>
+              <w:rPr>
+                <w:b w:val="1"/>
+                <w:bCs w:val="1"/>
+                <w:rtl w:val="0"/>
+              </w:rPr>
+              <w:t xml:space="preserve">Opportunities for rich text</w:t>
+            </w:r>
+            <w:r>
+              <w:rPr>
+                <w:rtl w:val="0"/>
+              </w:rPr>
+              <w:t xml:space="preserve">, via provided notes and CodeAvengers, allow the information to be expressed in multiple ways, helping students understand the concepts.</w:t>
+            </w:r>
+          </w:p>
+          <w:p>
+            <w:pPr>
+              <w:widowControl w:val="0"/>
+              <w:numPr>
+                <w:ilvl w:val="0"/>
+                <w:numId w:val="15"/>
               </w:numPr>
               <w:spacing w:line="240" w:lineRule="auto"/>
               <w:ind w:left="720" w:hanging="360"/>
@@ -1873,68 +1916,6 @@
             </w:pPr>
             <w:r>
               <w:rPr>
-                <w:rtl w:val="0"/>
-              </w:rPr>
-              <w:t xml:space="preserve">Coding syntax is very exact, so </w:t>
-            </w:r>
-            <w:r>
-              <w:rPr>
-                <w:b w:val="1"/>
-                <w:bCs w:val="1"/>
-                <w:rtl w:val="0"/>
-              </w:rPr>
-              <w:t xml:space="preserve">Proofreading</w:t>
-            </w:r>
-            <w:r>
-              <w:rPr>
-                <w:rtl w:val="0"/>
-              </w:rPr>
-              <w:t xml:space="preserve"> is a highly focused task.</w:t>
-            </w:r>
-          </w:p>
-          <w:p>
-            <w:pPr>
-              <w:widowControl w:val="0"/>
-              <w:numPr>
-                <w:ilvl w:val="0"/>
-                <w:numId w:val="13"/>
-              </w:numPr>
-              <w:spacing w:line="240" w:lineRule="auto"/>
-              <w:ind w:left="720" w:hanging="360"/>
-              <w:rPr>
-                <w:u w:val="none"/>
-              </w:rPr>
-            </w:pPr>
-            <w:r>
-              <w:rPr>
-                <w:b w:val="1"/>
-                <w:bCs w:val="1"/>
-                <w:rtl w:val="0"/>
-              </w:rPr>
-              <w:t xml:space="preserve">Opportunities for rich text</w:t>
-            </w:r>
-            <w:r>
-              <w:rPr>
-                <w:rtl w:val="0"/>
-              </w:rPr>
-              <w:t xml:space="preserve">, via provided notes and CodeAvengers, allow the information to be expressed in multiple ways, helping students understand the concepts.</w:t>
-            </w:r>
-          </w:p>
-          <w:p>
-            <w:pPr>
-              <w:widowControl w:val="0"/>
-              <w:numPr>
-                <w:ilvl w:val="0"/>
-                <w:numId w:val="13"/>
-              </w:numPr>
-              <w:spacing w:line="240" w:lineRule="auto"/>
-              <w:ind w:left="720" w:hanging="360"/>
-              <w:rPr>
-                <w:u w:val="none"/>
-              </w:rPr>
-            </w:pPr>
-            <w:r>
-              <w:rPr>
                 <w:b w:val="1"/>
                 <w:bCs w:val="1"/>
                 <w:rtl w:val="0"/>
@@ -1945,7 +1926,7 @@
               <w:rPr>
                 <w:rtl w:val="0"/>
               </w:rPr>
-              <w:t xml:space="preserve"> especially linking the concepts to mathematics concepts.</w:t>
+              <w:t xml:space="preserve"> especially linking the concepts to mathematical concepts.</w:t>
             </w:r>
           </w:p>
         </w:tc>
@@ -1971,6 +1952,7 @@
             <w:pPr>
               <w:widowControl w:val="0"/>
               <w:spacing w:line="240" w:lineRule="auto"/>
+              <w:ind w:left="0" w:firstLine="0"/>
               <w:rPr>
                 <w:b w:val="1"/>
                 <w:bCs w:val="1"/>
@@ -2001,6 +1983,7 @@
             <w:pPr>
               <w:widowControl w:val="0"/>
               <w:spacing w:line="240" w:lineRule="auto"/>
+              <w:ind w:left="0" w:firstLine="0"/>
               <w:rPr/>
             </w:pPr>
             <w:r>
@@ -2033,6 +2016,7 @@
             <w:pPr>
               <w:widowControl w:val="0"/>
               <w:spacing w:line="240" w:lineRule="auto"/>
+              <w:ind w:left="0" w:firstLine="0"/>
               <w:rPr>
                 <w:b w:val="1"/>
                 <w:bCs w:val="1"/>
@@ -2059,6 +2043,20 @@
             </w:tcMar>
             <w:vAlign w:val="top"/>
           </w:tcPr>
+          <w:p>
+            <w:pPr>
+              <w:widowControl w:val="0"/>
+              <w:spacing w:line="240" w:lineRule="auto"/>
+              <w:ind w:left="0" w:firstLine="0"/>
+              <w:rPr/>
+            </w:pPr>
+            <w:r>
+              <w:rPr>
+                <w:rtl w:val="0"/>
+              </w:rPr>
+              <w:t xml:space="preserve">This unit requires an Internet browser, allowing it to be completed on a Chromebook.</w:t>
+            </w:r>
+          </w:p>
           <w:p>
             <w:pPr>
               <w:widowControl w:val="0"/>
@@ -2069,25 +2067,13 @@
               <w:rPr>
                 <w:rtl w:val="0"/>
               </w:rPr>
-              <w:t xml:space="preserve">This unit requires an Internet browser, allowing it to be completed on a Chromebook.</w:t>
             </w:r>
           </w:p>
           <w:p>
             <w:pPr>
               <w:widowControl w:val="0"/>
               <w:spacing w:line="240" w:lineRule="auto"/>
-              <w:rPr/>
-            </w:pPr>
-            <w:r>
-              <w:rPr>
-                <w:rtl w:val="0"/>
-              </w:rPr>
-            </w:r>
-          </w:p>
-          <w:p>
-            <w:pPr>
-              <w:widowControl w:val="0"/>
-              <w:spacing w:line="240" w:lineRule="auto"/>
+              <w:ind w:left="0" w:firstLine="0"/>
               <w:rPr/>
             </w:pPr>
             <w:r>
@@ -2102,9 +2088,9 @@
               <w:widowControl w:val="0"/>
               <w:numPr>
                 <w:ilvl w:val="0"/>
-                <w:numId w:val="14"/>
+                <w:numId w:val="16"/>
               </w:numPr>
-              <w:spacing w:line="240" w:lineRule="auto"/>
+              <w:spacing w:after="0" w:afterAutospacing="0" w:line="240" w:lineRule="auto"/>
               <w:ind w:left="720" w:hanging="360"/>
               <w:rPr>
                 <w:u w:val="none"/>
@@ -2122,9 +2108,9 @@
               <w:widowControl w:val="0"/>
               <w:numPr>
                 <w:ilvl w:val="0"/>
-                <w:numId w:val="14"/>
+                <w:numId w:val="16"/>
               </w:numPr>
-              <w:spacing w:line="240" w:lineRule="auto"/>
+              <w:spacing w:after="0" w:afterAutospacing="0" w:line="240" w:lineRule="auto"/>
               <w:ind w:left="720" w:hanging="360"/>
               <w:rPr>
                 <w:u w:val="none"/>
@@ -2142,7 +2128,7 @@
               <w:widowControl w:val="0"/>
               <w:numPr>
                 <w:ilvl w:val="0"/>
-                <w:numId w:val="14"/>
+                <w:numId w:val="16"/>
               </w:numPr>
               <w:spacing w:line="240" w:lineRule="auto"/>
               <w:ind w:left="720" w:hanging="360"/>
@@ -2180,6 +2166,7 @@
             <w:pPr>
               <w:widowControl w:val="0"/>
               <w:spacing w:line="240" w:lineRule="auto"/>
+              <w:ind w:left="0" w:firstLine="0"/>
               <w:rPr>
                 <w:b w:val="1"/>
                 <w:bCs w:val="1"/>
@@ -2210,26 +2197,28 @@
             <w:pPr>
               <w:widowControl w:val="0"/>
               <w:spacing w:line="240" w:lineRule="auto"/>
+              <w:ind w:left="0" w:firstLine="0"/>
               <w:rPr/>
             </w:pPr>
             <w:r>
               <w:rPr>
                 <w:rtl w:val="0"/>
               </w:rPr>
-              <w:t xml:space="preserve">Students will need to take a basic set of notes that I write on the whiteboard.  They will also need to be able to draw flowcharts by hand.  Both activities are set at the student's pace of work.</w:t>
+              <w:t xml:space="preserve">Students will need to take basic notes from what I write on the whiteboard.  They will also need to be able to draw flowcharts by hand.  Both activities are set at the student's work pace.</w:t>
             </w:r>
           </w:p>
           <w:p>
             <w:pPr>
               <w:widowControl w:val="0"/>
               <w:spacing w:line="240" w:lineRule="auto"/>
+              <w:ind w:left="0" w:firstLine="0"/>
               <w:rPr/>
             </w:pPr>
             <w:r>
               <w:rPr>
                 <w:rtl w:val="0"/>
               </w:rPr>
-              <w:t xml:space="preserve">Practical activities for programming in Python are delivered and completed using different methods, including CodeAvengers, Replit, and Visual Studio Code.  Students are taught that they can also write pseudocode or draw flowcharts by hand.</w:t>
+              <w:t xml:space="preserve">Practical Python programming activities are delivered and completed using various methods, including CodeAvengers, Replit, and Visual Studio Code.  Students are taught that they can also write pseudocode or draw flowcharts by hand.</w:t>
             </w:r>
           </w:p>
         </w:tc>
@@ -2251,6 +2240,42 @@
       <w:pPr>
         <w:spacing w:line="240" w:lineRule="auto"/>
         <w:ind w:right="-45"/>
+        <w:rPr/>
+      </w:pPr>
+      <w:r>
+        <w:rPr>
+          <w:rtl w:val="0"/>
+        </w:rPr>
+      </w:r>
+    </w:p>
+    <w:p>
+      <w:pPr>
+        <w:spacing w:line="240" w:lineRule="auto"/>
+        <w:ind w:right="-45"/>
+        <w:rPr/>
+      </w:pPr>
+      <w:r>
+        <w:rPr>
+          <w:rtl w:val="0"/>
+        </w:rPr>
+      </w:r>
+    </w:p>
+    <w:p>
+      <w:pPr>
+        <w:spacing w:before="240" w:lineRule="auto"/>
+        <w:ind w:left="0" w:right="-45" w:firstLine="0"/>
+        <w:rPr/>
+      </w:pPr>
+      <w:r>
+        <w:rPr>
+          <w:rtl w:val="0"/>
+        </w:rPr>
+      </w:r>
+    </w:p>
+    <w:p>
+      <w:pPr>
+        <w:spacing w:before="240" w:lineRule="auto"/>
+        <w:ind w:left="0" w:right="-45" w:firstLine="0"/>
         <w:rPr/>
       </w:pPr>
       <w:r>
@@ -2261,8 +2286,8 @@
     </w:p>
     <w:tbl>
       <w:tblPr>
-        <w:tblStyle w:val="Table5"/>
-        <w:tblW w:w="10890.0" w:type="dxa"/>
+        <w:tblStyle w:val="Table6"/>
+        <w:tblW w:w="10935.0" w:type="dxa"/>
         <w:jc w:val="left"/>
         <w:tblInd w:w="-900.0" w:type="dxa"/>
         <w:tblBorders>
@@ -2277,19 +2302,19 @@
         <w:tblLook w:val="0600"/>
       </w:tblPr>
       <w:tblGrid>
-        <w:gridCol w:w="5550"/>
-        <w:gridCol w:w="5340"/>
+        <w:gridCol w:w="4185"/>
+        <w:gridCol w:w="6750"/>
         <w:tblGridChange w:id="0">
           <w:tblGrid>
-            <w:gridCol w:w="5550"/>
-            <w:gridCol w:w="5340"/>
+            <w:gridCol w:w="4185"/>
+            <w:gridCol w:w="6750"/>
           </w:tblGrid>
         </w:tblGridChange>
       </w:tblGrid>
       <w:tr>
         <w:trPr>
           <w:cantSplit w:val="0"/>
-          <w:trHeight w:val="420" w:hRule="atLeast"/>
+          <w:trHeight w:val="480" w:hRule="atLeast"/>
           <w:tblHeader w:val="0"/>
         </w:trPr>
         <w:tc>
@@ -2307,13 +2332,10 @@
           <w:p>
             <w:pPr>
               <w:widowControl w:val="0"/>
-              <w:spacing w:line="240" w:lineRule="auto"/>
+              <w:spacing w:before="240" w:lineRule="auto"/>
+              <w:ind w:left="0" w:firstLine="0"/>
               <w:jc w:val="center"/>
-              <w:rPr>
-                <w:i w:val="1"/>
-                <w:iCs w:val="1"/>
-                <w:color w:val="ffffff"/>
-              </w:rPr>
+              <w:rPr/>
             </w:pPr>
             <w:r>
               <w:rPr>
@@ -2356,7 +2378,6 @@
         </w:trPr>
         <w:tc>
           <w:tcPr>
-            <w:gridSpan w:val="2"/>
             <w:shd w:fill="f6eeec" w:val="clear"/>
             <w:tcMar>
               <w:top w:w="100.0" w:type="dxa"/>
@@ -2369,8 +2390,35 @@
           <w:p>
             <w:pPr>
               <w:widowControl w:val="0"/>
-              <w:spacing w:line="240" w:lineRule="auto"/>
-              <w:jc w:val="center"/>
+              <w:spacing w:before="240" w:lineRule="auto"/>
+              <w:ind w:left="0" w:firstLine="0"/>
+              <w:jc w:val="right"/>
+              <w:rPr/>
+            </w:pPr>
+            <w:r>
+              <w:rPr>
+                <w:rtl w:val="0"/>
+              </w:rPr>
+              <w:t xml:space="preserve">Room: </w:t>
+            </w:r>
+          </w:p>
+        </w:tc>
+        <w:tc>
+          <w:tcPr>
+            <w:shd w:fill="f6eeec" w:val="clear"/>
+            <w:tcMar>
+              <w:top w:w="100.0" w:type="dxa"/>
+              <w:left w:w="100.0" w:type="dxa"/>
+              <w:bottom w:w="100.0" w:type="dxa"/>
+              <w:right w:w="100.0" w:type="dxa"/>
+            </w:tcMar>
+            <w:vAlign w:val="top"/>
+          </w:tcPr>
+          <w:p>
+            <w:pPr>
+              <w:widowControl w:val="0"/>
+              <w:spacing w:before="240" w:lineRule="auto"/>
+              <w:ind w:left="0" w:firstLine="0"/>
               <w:rPr/>
             </w:pPr>
             <w:r>
@@ -2397,82 +2445,322 @@
         </w:trPr>
         <w:tc>
           <w:tcPr>
-            <w:shd w:fill="85200c" w:val="clear"/>
-            <w:tcMar>
-              <w:top w:w="100.0" w:type="dxa"/>
-              <w:left w:w="100.0" w:type="dxa"/>
-              <w:bottom w:w="100.0" w:type="dxa"/>
-              <w:right w:w="100.0" w:type="dxa"/>
-            </w:tcMar>
-            <w:vAlign w:val="top"/>
-          </w:tcPr>
-          <w:p>
-            <w:pPr>
-              <w:widowControl w:val="0"/>
-              <w:spacing w:line="240" w:lineRule="auto"/>
-              <w:rPr>
-                <w:b w:val="1"/>
-                <w:bCs w:val="1"/>
-                <w:color w:val="ffffff"/>
-              </w:rPr>
-            </w:pPr>
-            <w:r>
-              <w:rPr>
-                <w:b w:val="1"/>
-                <w:bCs w:val="1"/>
-                <w:color w:val="ffffff"/>
-                <w:rtl w:val="0"/>
-              </w:rPr>
-              <w:t xml:space="preserve">Safety Issues</w:t>
-            </w:r>
-          </w:p>
-        </w:tc>
-        <w:tc>
-          <w:tcPr>
-            <w:tcMar>
-              <w:top w:w="100.0" w:type="dxa"/>
-              <w:left w:w="100.0" w:type="dxa"/>
-              <w:bottom w:w="100.0" w:type="dxa"/>
-              <w:right w:w="100.0" w:type="dxa"/>
-            </w:tcMar>
-            <w:vAlign w:val="top"/>
-          </w:tcPr>
-          <w:p>
-            <w:pPr>
-              <w:widowControl w:val="0"/>
-              <w:spacing w:line="240" w:lineRule="auto"/>
+            <w:tcMar>
+              <w:top w:w="100.0" w:type="dxa"/>
+              <w:left w:w="100.0" w:type="dxa"/>
+              <w:bottom w:w="100.0" w:type="dxa"/>
+              <w:right w:w="100.0" w:type="dxa"/>
+            </w:tcMar>
+            <w:vAlign w:val="top"/>
+          </w:tcPr>
+          <w:p>
+            <w:pPr>
+              <w:widowControl w:val="0"/>
+              <w:spacing w:before="240" w:lineRule="auto"/>
+              <w:ind w:left="0" w:firstLine="0"/>
+              <w:jc w:val="center"/>
               <w:rPr/>
             </w:pPr>
             <w:r>
               <w:rPr>
-                <w:rtl w:val="0"/>
-              </w:rPr>
-              <w:t xml:space="preserve">This unit covers the ethics of computer use, and we cover the security of data.</w:t>
-            </w:r>
-          </w:p>
-          <w:p>
-            <w:pPr>
-              <w:widowControl w:val="0"/>
-              <w:spacing w:line="240" w:lineRule="auto"/>
+                <w:b w:val="1"/>
+                <w:bCs w:val="1"/>
+                <w:rtl w:val="0"/>
+              </w:rPr>
+              <w:t xml:space="preserve">Safety Issue</w:t>
+            </w:r>
+            <w:r>
+              <w:rPr>
+                <w:rtl w:val="0"/>
+              </w:rPr>
+            </w:r>
+          </w:p>
+        </w:tc>
+        <w:tc>
+          <w:tcPr>
+            <w:tcMar>
+              <w:top w:w="100.0" w:type="dxa"/>
+              <w:left w:w="100.0" w:type="dxa"/>
+              <w:bottom w:w="100.0" w:type="dxa"/>
+              <w:right w:w="100.0" w:type="dxa"/>
+            </w:tcMar>
+            <w:vAlign w:val="top"/>
+          </w:tcPr>
+          <w:p>
+            <w:pPr>
+              <w:widowControl w:val="0"/>
+              <w:spacing w:before="240" w:lineRule="auto"/>
+              <w:ind w:left="0" w:firstLine="0"/>
+              <w:jc w:val="center"/>
               <w:rPr/>
             </w:pPr>
             <w:r>
               <w:rPr>
-                <w:rtl w:val="0"/>
-              </w:rPr>
-            </w:r>
-          </w:p>
-          <w:p>
-            <w:pPr>
-              <w:widowControl w:val="0"/>
-              <w:spacing w:line="240" w:lineRule="auto"/>
+                <w:b w:val="1"/>
+                <w:bCs w:val="1"/>
+                <w:rtl w:val="0"/>
+              </w:rPr>
+              <w:t xml:space="preserve">Health &amp; Safety Considerations within Electronics</w:t>
+            </w:r>
+            <w:r>
+              <w:rPr>
+                <w:rtl w:val="0"/>
+              </w:rPr>
+            </w:r>
+          </w:p>
+        </w:tc>
+      </w:tr>
+      <w:tr>
+        <w:trPr>
+          <w:cantSplit w:val="0"/>
+          <w:trHeight w:val="1065" w:hRule="atLeast"/>
+          <w:tblHeader w:val="0"/>
+        </w:trPr>
+        <w:tc>
+          <w:tcPr>
+            <w:tcMar>
+              <w:top w:w="100.0" w:type="dxa"/>
+              <w:left w:w="100.0" w:type="dxa"/>
+              <w:bottom w:w="100.0" w:type="dxa"/>
+              <w:right w:w="100.0" w:type="dxa"/>
+            </w:tcMar>
+            <w:vAlign w:val="top"/>
+          </w:tcPr>
+          <w:p>
+            <w:pPr>
+              <w:widowControl w:val="0"/>
+              <w:spacing w:before="240" w:lineRule="auto"/>
+              <w:ind w:left="0" w:firstLine="0"/>
               <w:rPr/>
             </w:pPr>
             <w:r>
               <w:rPr>
-                <w:rtl w:val="0"/>
-              </w:rPr>
-              <w:t xml:space="preserve">Students feeling safe to discuss ideas is further developed from the training in the previous units.</w:t>
+                <w:b w:val="1"/>
+                <w:bCs w:val="1"/>
+                <w:rtl w:val="0"/>
+              </w:rPr>
+              <w:t xml:space="preserve">Ethical Safety</w:t>
+            </w:r>
+            <w:r>
+              <w:rPr>
+                <w:rtl w:val="0"/>
+              </w:rPr>
+            </w:r>
+          </w:p>
+        </w:tc>
+        <w:tc>
+          <w:tcPr>
+            <w:tcMar>
+              <w:top w:w="100.0" w:type="dxa"/>
+              <w:left w:w="100.0" w:type="dxa"/>
+              <w:bottom w:w="100.0" w:type="dxa"/>
+              <w:right w:w="100.0" w:type="dxa"/>
+            </w:tcMar>
+            <w:vAlign w:val="top"/>
+          </w:tcPr>
+          <w:p>
+            <w:pPr>
+              <w:widowControl w:val="0"/>
+              <w:ind w:left="0" w:firstLine="0"/>
+              <w:rPr/>
+            </w:pPr>
+            <w:r>
+              <w:rPr>
+                <w:rtl w:val="0"/>
+              </w:rPr>
+              <w:t xml:space="preserve">This unit covers the ethics of computer use and data security. Students' sense of safety in discussing ideas is further developed through training in the previous units.</w:t>
+            </w:r>
+          </w:p>
+        </w:tc>
+      </w:tr>
+      <w:tr>
+        <w:trPr>
+          <w:cantSplit w:val="0"/>
+          <w:trHeight w:val="852.978515625" w:hRule="atLeast"/>
+          <w:tblHeader w:val="0"/>
+        </w:trPr>
+        <w:tc>
+          <w:tcPr>
+            <w:tcMar>
+              <w:top w:w="100.0" w:type="dxa"/>
+              <w:left w:w="100.0" w:type="dxa"/>
+              <w:bottom w:w="100.0" w:type="dxa"/>
+              <w:right w:w="100.0" w:type="dxa"/>
+            </w:tcMar>
+            <w:vAlign w:val="top"/>
+          </w:tcPr>
+          <w:p>
+            <w:pPr>
+              <w:widowControl w:val="0"/>
+              <w:spacing w:before="240" w:lineRule="auto"/>
+              <w:ind w:left="0" w:firstLine="0"/>
+              <w:rPr/>
+            </w:pPr>
+            <w:r>
+              <w:rPr>
+                <w:b w:val="1"/>
+                <w:bCs w:val="1"/>
+                <w:rtl w:val="0"/>
+              </w:rPr>
+              <w:t xml:space="preserve">Computer &amp; Ergonomic Safety</w:t>
+            </w:r>
+            <w:r>
+              <w:rPr>
+                <w:rtl w:val="0"/>
+              </w:rPr>
+            </w:r>
+          </w:p>
+        </w:tc>
+        <w:tc>
+          <w:tcPr>
+            <w:tcMar>
+              <w:top w:w="100.0" w:type="dxa"/>
+              <w:left w:w="100.0" w:type="dxa"/>
+              <w:bottom w:w="100.0" w:type="dxa"/>
+              <w:right w:w="100.0" w:type="dxa"/>
+            </w:tcMar>
+            <w:vAlign w:val="top"/>
+          </w:tcPr>
+          <w:p>
+            <w:pPr>
+              <w:widowControl w:val="0"/>
+              <w:spacing w:before="240" w:lineRule="auto"/>
+              <w:ind w:left="0" w:firstLine="0"/>
+              <w:rPr/>
+            </w:pPr>
+            <w:r>
+              <w:rPr>
+                <w:rtl w:val="0"/>
+              </w:rPr>
+              <w:t xml:space="preserve">Extended programming and design tasks require safe computer use, including correct posture, regular movement breaks, and safe use of shared digital equipment in the computing room.</w:t>
+            </w:r>
+          </w:p>
+        </w:tc>
+      </w:tr>
+      <w:tr>
+        <w:trPr>
+          <w:cantSplit w:val="0"/>
+          <w:trHeight w:val="852.978515625" w:hRule="atLeast"/>
+          <w:tblHeader w:val="0"/>
+        </w:trPr>
+        <w:tc>
+          <w:tcPr>
+            <w:tcMar>
+              <w:top w:w="100.0" w:type="dxa"/>
+              <w:left w:w="100.0" w:type="dxa"/>
+              <w:bottom w:w="100.0" w:type="dxa"/>
+              <w:right w:w="100.0" w:type="dxa"/>
+            </w:tcMar>
+            <w:vAlign w:val="top"/>
+          </w:tcPr>
+          <w:p>
+            <w:pPr>
+              <w:widowControl w:val="0"/>
+              <w:spacing w:before="240" w:lineRule="auto"/>
+              <w:ind w:left="0" w:firstLine="0"/>
+              <w:rPr/>
+            </w:pPr>
+            <w:r>
+              <w:rPr>
+                <w:b w:val="1"/>
+                <w:bCs w:val="1"/>
+                <w:rtl w:val="0"/>
+              </w:rPr>
+              <w:t xml:space="preserve">Safe Behaviour Expectations</w:t>
+            </w:r>
+            <w:r>
+              <w:rPr>
+                <w:rtl w:val="0"/>
+              </w:rPr>
+            </w:r>
+          </w:p>
+        </w:tc>
+        <w:tc>
+          <w:tcPr>
+            <w:tcMar>
+              <w:top w:w="100.0" w:type="dxa"/>
+              <w:left w:w="100.0" w:type="dxa"/>
+              <w:bottom w:w="100.0" w:type="dxa"/>
+              <w:right w:w="100.0" w:type="dxa"/>
+            </w:tcMar>
+            <w:vAlign w:val="top"/>
+          </w:tcPr>
+          <w:p>
+            <w:pPr>
+              <w:widowControl w:val="0"/>
+              <w:spacing w:before="240" w:lineRule="auto"/>
+              <w:ind w:left="0" w:firstLine="0"/>
+              <w:rPr/>
+            </w:pPr>
+            <w:r>
+              <w:rPr>
+                <w:rtl w:val="0"/>
+              </w:rPr>
+              <w:t xml:space="preserve">Students must follow all workshop and computing room expectations, including no horseplay, respect for equipment, immediate reporting of hazards, and use of tools only for their intended purpose.</w:t>
+            </w:r>
+          </w:p>
+        </w:tc>
+      </w:tr>
+      <w:tr>
+        <w:trPr>
+          <w:cantSplit w:val="0"/>
+          <w:trHeight w:val="852.978515625" w:hRule="atLeast"/>
+          <w:tblHeader w:val="0"/>
+        </w:trPr>
+        <w:tc>
+          <w:tcPr>
+            <w:tcMar>
+              <w:top w:w="100.0" w:type="dxa"/>
+              <w:left w:w="100.0" w:type="dxa"/>
+              <w:bottom w:w="100.0" w:type="dxa"/>
+              <w:right w:w="100.0" w:type="dxa"/>
+            </w:tcMar>
+            <w:vAlign w:val="top"/>
+          </w:tcPr>
+          <w:p>
+            <w:pPr>
+              <w:widowControl w:val="0"/>
+              <w:spacing w:before="240" w:lineRule="auto"/>
+              <w:ind w:left="0" w:firstLine="0"/>
+              <w:rPr/>
+            </w:pPr>
+            <w:r>
+              <w:rPr>
+                <w:b w:val="1"/>
+                <w:bCs w:val="1"/>
+                <w:rtl w:val="0"/>
+              </w:rPr>
+              <w:t xml:space="preserve">Environmental Safety</w:t>
+            </w:r>
+            <w:r>
+              <w:rPr>
+                <w:rtl w:val="0"/>
+              </w:rPr>
+            </w:r>
+          </w:p>
+        </w:tc>
+        <w:tc>
+          <w:tcPr>
+            <w:tcMar>
+              <w:top w:w="100.0" w:type="dxa"/>
+              <w:left w:w="100.0" w:type="dxa"/>
+              <w:bottom w:w="100.0" w:type="dxa"/>
+              <w:right w:w="100.0" w:type="dxa"/>
+            </w:tcMar>
+            <w:vAlign w:val="top"/>
+          </w:tcPr>
+          <w:p>
+            <w:pPr>
+              <w:widowControl w:val="0"/>
+              <w:spacing w:before="240" w:lineRule="auto"/>
+              <w:ind w:left="0" w:firstLine="0"/>
+              <w:rPr/>
+            </w:pPr>
+            <w:r>
+              <w:rPr>
+                <w:rtl w:val="0"/>
+              </w:rPr>
+              <w:t xml:space="preserve">Electronic waste and damaged components should be disposed of responsibly. Students should understand</w:t>
             </w:r>
           </w:p>
         </w:tc>
@@ -2480,8 +2768,8 @@
     </w:tbl>
     <w:p>
       <w:pPr>
-        <w:spacing w:line="240" w:lineRule="auto"/>
-        <w:ind w:right="-45"/>
+        <w:spacing w:before="240" w:lineRule="auto"/>
+        <w:ind w:left="0" w:right="-45" w:firstLine="0"/>
         <w:rPr/>
       </w:pPr>
       <w:r>
@@ -2589,31 +2877,7 @@
     <w:p>
       <w:pPr>
         <w:spacing w:line="240" w:lineRule="auto"/>
-        <w:ind w:right="-45"/>
-        <w:rPr/>
-      </w:pPr>
-      <w:r>
-        <w:rPr>
-          <w:rtl w:val="0"/>
-        </w:rPr>
-      </w:r>
-    </w:p>
-    <w:p>
-      <w:pPr>
-        <w:spacing w:line="240" w:lineRule="auto"/>
-        <w:ind w:right="-45"/>
-        <w:rPr/>
-      </w:pPr>
-      <w:r>
-        <w:rPr>
-          <w:rtl w:val="0"/>
-        </w:rPr>
-      </w:r>
-    </w:p>
-    <w:p>
-      <w:pPr>
-        <w:spacing w:line="240" w:lineRule="auto"/>
-        <w:ind w:right="-45"/>
+        <w:ind w:left="0" w:right="-45" w:firstLine="0"/>
         <w:rPr/>
         <w:sectPr>
           <w:headerReference r:id="rId13" w:type="default"/>
@@ -2643,7 +2907,7 @@
     </w:p>
     <w:tbl>
       <w:tblPr>
-        <w:tblStyle w:val="Table6"/>
+        <w:tblStyle w:val="Table7"/>
         <w:tblW w:w="16515.0" w:type="dxa"/>
         <w:jc w:val="left"/>
         <w:tblInd w:w="-1290.0" w:type="dxa"/>
@@ -2677,7 +2941,7 @@
       <w:tr>
         <w:trPr>
           <w:cantSplit w:val="0"/>
-          <w:trHeight w:val="1471.6210937500002" w:hRule="atLeast"/>
+          <w:trHeight w:val="2389.9999999999995" w:hRule="atLeast"/>
           <w:tblHeader w:val="0"/>
         </w:trPr>
         <w:tc>
@@ -2713,7 +2977,7 @@
                 </w:rPr>
                 <w:drawing>
                   <wp:inline distB="114300" distT="114300" distL="114300" distR="114300">
-                    <wp:extent cx="4228322" cy="3330271"/>
+                    <wp:extent cx="1012970" cy="798512"/>
                     <wp:effectExtent b="0" l="0" r="0" t="0"/>
                     <wp:docPr id="2" name="image4.png"/>
                     <a:graphic>
@@ -2733,7 +2997,7 @@
                           <pic:spPr>
                             <a:xfrm>
                               <a:off x="0" y="0"/>
-                              <a:ext cx="4228322" cy="3330271"/>
+                              <a:ext cx="1012970" cy="798512"/>
                             </a:xfrm>
                             <a:prstGeom prst="rect"/>
                             <a:ln/>
@@ -4894,6 +5158,7 @@
         <w:ind w:right="-45"/>
         <w:rPr/>
         <w:sectPr>
+          <w:headerReference r:id="rId18" w:type="default"/>
           <w:type w:val="nextPage"/>
           <w:pgSz w:h="11906" w:w="16838" w:orient="landscape"/>
           <w:pgMar w:bottom="1440" w:top="1440" w:left="1440" w:right="1440" w:header="720" w:footer="720"/>
@@ -4909,21 +5174,22 @@
       <w:pPr>
         <w:spacing w:line="240" w:lineRule="auto"/>
         <w:ind w:right="-45"/>
-        <w:rPr/>
+        <w:rPr>
+          <w:rFonts w:ascii="Lexend" w:cs="Lexend" w:eastAsia="Lexend" w:hAnsi="Lexend"/>
+        </w:rPr>
       </w:pPr>
       <w:r>
         <w:rPr>
           <w:rtl w:val="0"/>
         </w:rPr>
-        <w:t xml:space="preserve"> </w:t>
       </w:r>
     </w:p>
     <w:tbl>
       <w:tblPr>
-        <w:tblStyle w:val="Table7"/>
-        <w:tblW w:w="15570.0" w:type="dxa"/>
+        <w:tblStyle w:val="Table8"/>
+        <w:tblW w:w="15885.0" w:type="dxa"/>
         <w:jc w:val="left"/>
-        <w:tblInd w:w="-825.0" w:type="dxa"/>
+        <w:tblInd w:w="-1140.0" w:type="dxa"/>
         <w:tblBorders>
           <w:top w:color="000000" w:space="0" w:sz="8" w:val="single"/>
           <w:left w:color="000000" w:space="0" w:sz="8" w:val="single"/>
@@ -4936,15 +5202,934 @@
         <w:tblLook w:val="0600"/>
       </w:tblPr>
       <w:tblGrid>
-        <w:gridCol w:w="2115"/>
-        <w:gridCol w:w="2925"/>
+        <w:gridCol w:w="1350"/>
+        <w:gridCol w:w="2550"/>
+        <w:gridCol w:w="2850"/>
+        <w:gridCol w:w="2565"/>
+        <w:gridCol w:w="6570"/>
+        <w:tblGridChange w:id="0">
+          <w:tblGrid>
+            <w:gridCol w:w="1350"/>
+            <w:gridCol w:w="2550"/>
+            <w:gridCol w:w="2850"/>
+            <w:gridCol w:w="2565"/>
+            <w:gridCol w:w="6570"/>
+          </w:tblGrid>
+        </w:tblGridChange>
+      </w:tblGrid>
+      <w:tr>
+        <w:trPr>
+          <w:cantSplit w:val="0"/>
+          <w:trHeight w:val="440" w:hRule="atLeast"/>
+          <w:tblHeader w:val="0"/>
+        </w:trPr>
+        <w:tc>
+          <w:tcPr>
+            <w:tcMar>
+              <w:top w:w="100.0" w:type="dxa"/>
+              <w:left w:w="100.0" w:type="dxa"/>
+              <w:bottom w:w="100.0" w:type="dxa"/>
+              <w:right w:w="100.0" w:type="dxa"/>
+            </w:tcMar>
+            <w:vAlign w:val="top"/>
+          </w:tcPr>
+          <w:p>
+            <w:pPr>
+              <w:spacing w:after="0" w:lineRule="auto"/>
+              <w:ind w:left="0" w:firstLine="0"/>
+              <w:rPr/>
+            </w:pPr>
+            <w:r>
+              <w:rPr>
+                <w:rtl w:val="0"/>
+              </w:rPr>
+              <w:t xml:space="preserve">Juniors</w:t>
+            </w:r>
+          </w:p>
+          <w:p>
+            <w:pPr>
+              <w:spacing w:after="0" w:lineRule="auto"/>
+              <w:ind w:left="0" w:firstLine="0"/>
+              <w:rPr/>
+            </w:pPr>
+            <w:r>
+              <w:rPr>
+                <w:rtl w:val="0"/>
+              </w:rPr>
+            </w:r>
+          </w:p>
+        </w:tc>
+        <w:tc>
+          <w:tcPr>
+            <w:shd w:fill="auto" w:val="clear"/>
+            <w:tcMar>
+              <w:top w:w="100.0" w:type="dxa"/>
+              <w:left w:w="100.0" w:type="dxa"/>
+              <w:bottom w:w="100.0" w:type="dxa"/>
+              <w:right w:w="100.0" w:type="dxa"/>
+            </w:tcMar>
+            <w:vAlign w:val="top"/>
+          </w:tcPr>
+          <w:p>
+            <w:pPr>
+              <w:spacing w:after="0" w:lineRule="auto"/>
+              <w:ind w:left="0" w:firstLine="0"/>
+              <w:rPr/>
+            </w:pPr>
+            <w:r>
+              <w:rPr>
+                <w:rtl w:val="0"/>
+              </w:rPr>
+              <w:t xml:space="preserve">Binary</w:t>
+            </w:r>
+          </w:p>
+        </w:tc>
+        <w:tc>
+          <w:tcPr>
+            <w:gridSpan w:val="2"/>
+            <w:shd w:fill="auto" w:val="clear"/>
+            <w:tcMar>
+              <w:top w:w="100.0" w:type="dxa"/>
+              <w:left w:w="100.0" w:type="dxa"/>
+              <w:bottom w:w="100.0" w:type="dxa"/>
+              <w:right w:w="100.0" w:type="dxa"/>
+            </w:tcMar>
+            <w:vAlign w:val="top"/>
+          </w:tcPr>
+          <w:p>
+            <w:pPr>
+              <w:spacing w:after="0" w:lineRule="auto"/>
+              <w:ind w:left="0" w:firstLine="0"/>
+              <w:rPr/>
+            </w:pPr>
+            <w:hyperlink r:id="rId19">
+              <w:r>
+                <w:rPr>
+                  <w:color w:val="1155cc"/>
+                  <w:u w:val="single"/>
+                  <w:rtl w:val="0"/>
+                </w:rPr>
+                <w:t xml:space="preserve">Binary Activities</w:t>
+              </w:r>
+            </w:hyperlink>
+            <w:r>
+              <w:rPr>
+                <w:rtl w:val="0"/>
+              </w:rPr>
+            </w:r>
+          </w:p>
+          <w:p>
+            <w:pPr>
+              <w:numPr>
+                <w:ilvl w:val="0"/>
+                <w:numId w:val="2"/>
+              </w:numPr>
+              <w:spacing w:after="0" w:lineRule="auto"/>
+            </w:pPr>
+            <w:r>
+              <w:rPr>
+                <w:rtl w:val="0"/>
+              </w:rPr>
+              <w:t xml:space="preserve">Binary Piano</w:t>
+            </w:r>
+          </w:p>
+        </w:tc>
+        <w:tc>
+          <w:tcPr>
+            <w:shd w:fill="auto" w:val="clear"/>
+            <w:tcMar>
+              <w:top w:w="100.0" w:type="dxa"/>
+              <w:left w:w="100.0" w:type="dxa"/>
+              <w:bottom w:w="100.0" w:type="dxa"/>
+              <w:right w:w="100.0" w:type="dxa"/>
+            </w:tcMar>
+            <w:vAlign w:val="top"/>
+          </w:tcPr>
+          <w:p>
+            <w:pPr>
+              <w:spacing w:after="0" w:lineRule="auto"/>
+              <w:ind w:left="0" w:firstLine="0"/>
+              <w:rPr/>
+            </w:pPr>
+            <w:r>
+              <w:rPr>
+                <w:rtl w:val="0"/>
+              </w:rPr>
+            </w:r>
+          </w:p>
+        </w:tc>
+      </w:tr>
+      <w:tr>
+        <w:trPr>
+          <w:cantSplit w:val="0"/>
+          <w:trHeight w:val="440" w:hRule="atLeast"/>
+          <w:tblHeader w:val="0"/>
+        </w:trPr>
+        <w:tc>
+          <w:tcPr>
+            <w:tcMar>
+              <w:top w:w="100.0" w:type="dxa"/>
+              <w:left w:w="100.0" w:type="dxa"/>
+              <w:bottom w:w="100.0" w:type="dxa"/>
+              <w:right w:w="100.0" w:type="dxa"/>
+            </w:tcMar>
+            <w:vAlign w:val="top"/>
+          </w:tcPr>
+          <w:p>
+            <w:pPr>
+              <w:spacing w:after="0" w:lineRule="auto"/>
+              <w:ind w:left="0" w:firstLine="0"/>
+              <w:rPr/>
+            </w:pPr>
+            <w:r>
+              <w:rPr>
+                <w:rtl w:val="0"/>
+              </w:rPr>
+              <w:t xml:space="preserve">Juniors</w:t>
+            </w:r>
+          </w:p>
+        </w:tc>
+        <w:tc>
+          <w:tcPr>
+            <w:shd w:fill="auto" w:val="clear"/>
+            <w:tcMar>
+              <w:top w:w="100.0" w:type="dxa"/>
+              <w:left w:w="100.0" w:type="dxa"/>
+              <w:bottom w:w="100.0" w:type="dxa"/>
+              <w:right w:w="100.0" w:type="dxa"/>
+            </w:tcMar>
+            <w:vAlign w:val="top"/>
+          </w:tcPr>
+          <w:p>
+            <w:pPr>
+              <w:spacing w:after="0" w:lineRule="auto"/>
+              <w:ind w:left="0" w:firstLine="0"/>
+              <w:rPr/>
+            </w:pPr>
+            <w:r>
+              <w:rPr>
+                <w:rtl w:val="0"/>
+              </w:rPr>
+              <w:t xml:space="preserve">Block Programming</w:t>
+            </w:r>
+          </w:p>
+        </w:tc>
+        <w:tc>
+          <w:tcPr>
+            <w:gridSpan w:val="2"/>
+            <w:shd w:fill="auto" w:val="clear"/>
+            <w:tcMar>
+              <w:top w:w="100.0" w:type="dxa"/>
+              <w:left w:w="100.0" w:type="dxa"/>
+              <w:bottom w:w="100.0" w:type="dxa"/>
+              <w:right w:w="100.0" w:type="dxa"/>
+            </w:tcMar>
+            <w:vAlign w:val="top"/>
+          </w:tcPr>
+          <w:p>
+            <w:pPr>
+              <w:spacing w:after="0" w:lineRule="auto"/>
+              <w:ind w:left="0" w:firstLine="0"/>
+              <w:rPr/>
+            </w:pPr>
+            <w:r>
+              <w:rPr>
+                <w:rtl w:val="0"/>
+              </w:rPr>
+              <w:t xml:space="preserve">Block Programming:</w:t>
+            </w:r>
+          </w:p>
+          <w:p>
+            <w:pPr>
+              <w:numPr>
+                <w:ilvl w:val="0"/>
+                <w:numId w:val="23"/>
+              </w:numPr>
+              <w:spacing w:after="0" w:lineRule="auto"/>
+              <w:rPr>
+                <w:u w:val="none"/>
+              </w:rPr>
+            </w:pPr>
+            <w:r>
+              <w:rPr>
+                <w:rtl w:val="0"/>
+              </w:rPr>
+              <w:t xml:space="preserve">Gamefroot</w:t>
+            </w:r>
+          </w:p>
+          <w:p>
+            <w:pPr>
+              <w:numPr>
+                <w:ilvl w:val="0"/>
+                <w:numId w:val="23"/>
+              </w:numPr>
+              <w:spacing w:after="0" w:lineRule="auto"/>
+              <w:rPr>
+                <w:u w:val="none"/>
+              </w:rPr>
+            </w:pPr>
+            <w:r>
+              <w:rPr>
+                <w:rtl w:val="0"/>
+              </w:rPr>
+              <w:t xml:space="preserve">GameMaker 7</w:t>
+            </w:r>
+          </w:p>
+        </w:tc>
+        <w:tc>
+          <w:tcPr>
+            <w:shd w:fill="auto" w:val="clear"/>
+            <w:tcMar>
+              <w:top w:w="100.0" w:type="dxa"/>
+              <w:left w:w="100.0" w:type="dxa"/>
+              <w:bottom w:w="100.0" w:type="dxa"/>
+              <w:right w:w="100.0" w:type="dxa"/>
+            </w:tcMar>
+            <w:vAlign w:val="top"/>
+          </w:tcPr>
+          <w:p>
+            <w:pPr>
+              <w:spacing w:after="0" w:lineRule="auto"/>
+              <w:ind w:left="0" w:firstLine="0"/>
+              <w:rPr/>
+            </w:pPr>
+            <w:r>
+              <w:rPr>
+                <w:rtl w:val="0"/>
+              </w:rPr>
+            </w:r>
+          </w:p>
+        </w:tc>
+      </w:tr>
+      <w:tr>
+        <w:trPr>
+          <w:cantSplit w:val="0"/>
+          <w:trHeight w:val="440" w:hRule="atLeast"/>
+          <w:tblHeader w:val="0"/>
+        </w:trPr>
+        <w:tc>
+          <w:tcPr>
+            <w:tcMar>
+              <w:top w:w="100.0" w:type="dxa"/>
+              <w:left w:w="100.0" w:type="dxa"/>
+              <w:bottom w:w="100.0" w:type="dxa"/>
+              <w:right w:w="100.0" w:type="dxa"/>
+            </w:tcMar>
+            <w:vAlign w:val="top"/>
+          </w:tcPr>
+          <w:p>
+            <w:pPr>
+              <w:spacing w:after="0" w:lineRule="auto"/>
+              <w:ind w:left="0" w:firstLine="0"/>
+              <w:rPr/>
+            </w:pPr>
+            <w:r>
+              <w:rPr>
+                <w:rtl w:val="0"/>
+              </w:rPr>
+              <w:t xml:space="preserve">Middle</w:t>
+            </w:r>
+          </w:p>
+          <w:p>
+            <w:pPr>
+              <w:spacing w:after="0" w:lineRule="auto"/>
+              <w:ind w:left="0" w:firstLine="0"/>
+              <w:rPr/>
+            </w:pPr>
+            <w:r>
+              <w:rPr>
+                <w:rtl w:val="0"/>
+              </w:rPr>
+            </w:r>
+          </w:p>
+          <w:p>
+            <w:pPr>
+              <w:spacing w:after="0" w:lineRule="auto"/>
+              <w:ind w:left="0" w:firstLine="0"/>
+              <w:rPr/>
+            </w:pPr>
+            <w:r>
+              <w:rPr>
+                <w:rtl w:val="0"/>
+              </w:rPr>
+            </w:r>
+          </w:p>
+        </w:tc>
+        <w:tc>
+          <w:tcPr>
+            <w:shd w:fill="auto" w:val="clear"/>
+            <w:tcMar>
+              <w:top w:w="100.0" w:type="dxa"/>
+              <w:left w:w="100.0" w:type="dxa"/>
+              <w:bottom w:w="100.0" w:type="dxa"/>
+              <w:right w:w="100.0" w:type="dxa"/>
+            </w:tcMar>
+            <w:vAlign w:val="top"/>
+          </w:tcPr>
+          <w:p>
+            <w:pPr>
+              <w:spacing w:after="0" w:lineRule="auto"/>
+              <w:ind w:left="0" w:firstLine="0"/>
+              <w:rPr/>
+            </w:pPr>
+            <w:r>
+              <w:rPr>
+                <w:rtl w:val="0"/>
+              </w:rPr>
+              <w:t xml:space="preserve">Tutorial Programming</w:t>
+            </w:r>
+          </w:p>
+        </w:tc>
+        <w:tc>
+          <w:tcPr>
+            <w:gridSpan w:val="2"/>
+            <w:shd w:fill="auto" w:val="clear"/>
+            <w:tcMar>
+              <w:top w:w="100.0" w:type="dxa"/>
+              <w:left w:w="100.0" w:type="dxa"/>
+              <w:bottom w:w="100.0" w:type="dxa"/>
+              <w:right w:w="100.0" w:type="dxa"/>
+            </w:tcMar>
+            <w:vAlign w:val="top"/>
+          </w:tcPr>
+          <w:p>
+            <w:pPr>
+              <w:spacing w:after="0" w:lineRule="auto"/>
+              <w:ind w:left="0" w:firstLine="0"/>
+              <w:rPr/>
+            </w:pPr>
+            <w:r>
+              <w:rPr>
+                <w:rtl w:val="0"/>
+              </w:rPr>
+              <w:t xml:space="preserve">Tutorial Programming:</w:t>
+            </w:r>
+          </w:p>
+          <w:p>
+            <w:pPr>
+              <w:numPr>
+                <w:ilvl w:val="0"/>
+                <w:numId w:val="7"/>
+              </w:numPr>
+              <w:spacing w:after="0" w:lineRule="auto"/>
+            </w:pPr>
+            <w:r>
+              <w:rPr>
+                <w:rtl w:val="0"/>
+              </w:rPr>
+              <w:t xml:space="preserve">CodeAvengers</w:t>
+            </w:r>
+          </w:p>
+        </w:tc>
+        <w:tc>
+          <w:tcPr>
+            <w:shd w:fill="auto" w:val="clear"/>
+            <w:tcMar>
+              <w:top w:w="100.0" w:type="dxa"/>
+              <w:left w:w="100.0" w:type="dxa"/>
+              <w:bottom w:w="100.0" w:type="dxa"/>
+              <w:right w:w="100.0" w:type="dxa"/>
+            </w:tcMar>
+            <w:vAlign w:val="top"/>
+          </w:tcPr>
+          <w:p>
+            <w:pPr>
+              <w:spacing w:after="0" w:lineRule="auto"/>
+              <w:ind w:left="0" w:firstLine="0"/>
+              <w:rPr/>
+            </w:pPr>
+            <w:r>
+              <w:rPr>
+                <w:rtl w:val="0"/>
+              </w:rPr>
+            </w:r>
+          </w:p>
+        </w:tc>
+      </w:tr>
+      <w:tr>
+        <w:trPr>
+          <w:cantSplit w:val="0"/>
+          <w:trHeight w:val="440" w:hRule="atLeast"/>
+          <w:tblHeader w:val="0"/>
+        </w:trPr>
+        <w:tc>
+          <w:tcPr>
+            <w:shd w:fill="auto" w:val="clear"/>
+            <w:tcMar>
+              <w:top w:w="100.0" w:type="dxa"/>
+              <w:left w:w="100.0" w:type="dxa"/>
+              <w:bottom w:w="100.0" w:type="dxa"/>
+              <w:right w:w="100.0" w:type="dxa"/>
+            </w:tcMar>
+            <w:vAlign w:val="top"/>
+          </w:tcPr>
+          <w:p>
+            <w:pPr>
+              <w:spacing w:after="0" w:lineRule="auto"/>
+              <w:ind w:left="0" w:firstLine="0"/>
+              <w:rPr/>
+            </w:pPr>
+            <w:r>
+              <w:rPr>
+                <w:rtl w:val="0"/>
+              </w:rPr>
+              <w:t xml:space="preserve">Middle</w:t>
+            </w:r>
+          </w:p>
+          <w:p>
+            <w:pPr>
+              <w:spacing w:after="0" w:lineRule="auto"/>
+              <w:ind w:left="0" w:firstLine="0"/>
+              <w:rPr/>
+            </w:pPr>
+            <w:r>
+              <w:rPr>
+                <w:rtl w:val="0"/>
+              </w:rPr>
+            </w:r>
+          </w:p>
+        </w:tc>
+        <w:tc>
+          <w:tcPr>
+            <w:shd w:fill="auto" w:val="clear"/>
+            <w:tcMar>
+              <w:top w:w="100.0" w:type="dxa"/>
+              <w:left w:w="100.0" w:type="dxa"/>
+              <w:bottom w:w="100.0" w:type="dxa"/>
+              <w:right w:w="100.0" w:type="dxa"/>
+            </w:tcMar>
+            <w:vAlign w:val="top"/>
+          </w:tcPr>
+          <w:p>
+            <w:pPr>
+              <w:spacing w:after="0" w:lineRule="auto"/>
+              <w:ind w:left="0" w:firstLine="0"/>
+              <w:rPr/>
+            </w:pPr>
+            <w:r>
+              <w:rPr>
+                <w:rtl w:val="0"/>
+              </w:rPr>
+              <w:t xml:space="preserve">Project Programming</w:t>
+            </w:r>
+          </w:p>
+        </w:tc>
+        <w:tc>
+          <w:tcPr>
+            <w:gridSpan w:val="2"/>
+            <w:shd w:fill="auto" w:val="clear"/>
+            <w:tcMar>
+              <w:top w:w="100.0" w:type="dxa"/>
+              <w:left w:w="100.0" w:type="dxa"/>
+              <w:bottom w:w="100.0" w:type="dxa"/>
+              <w:right w:w="100.0" w:type="dxa"/>
+            </w:tcMar>
+            <w:vAlign w:val="top"/>
+          </w:tcPr>
+          <w:p>
+            <w:pPr>
+              <w:spacing w:after="0" w:lineRule="auto"/>
+              <w:ind w:left="0" w:firstLine="0"/>
+              <w:rPr/>
+            </w:pPr>
+            <w:r>
+              <w:rPr>
+                <w:rtl w:val="0"/>
+              </w:rPr>
+              <w:t xml:space="preserve">Project Programming</w:t>
+            </w:r>
+          </w:p>
+          <w:p>
+            <w:pPr>
+              <w:numPr>
+                <w:ilvl w:val="0"/>
+                <w:numId w:val="17"/>
+              </w:numPr>
+              <w:spacing w:after="0" w:lineRule="auto"/>
+            </w:pPr>
+            <w:r>
+              <w:rPr>
+                <w:rtl w:val="0"/>
+              </w:rPr>
+              <w:t xml:space="preserve">NotePad++</w:t>
+            </w:r>
+          </w:p>
+        </w:tc>
+        <w:tc>
+          <w:tcPr>
+            <w:shd w:fill="auto" w:val="clear"/>
+            <w:tcMar>
+              <w:top w:w="100.0" w:type="dxa"/>
+              <w:left w:w="100.0" w:type="dxa"/>
+              <w:bottom w:w="100.0" w:type="dxa"/>
+              <w:right w:w="100.0" w:type="dxa"/>
+            </w:tcMar>
+            <w:vAlign w:val="top"/>
+          </w:tcPr>
+          <w:p>
+            <w:pPr>
+              <w:spacing w:after="0" w:lineRule="auto"/>
+              <w:ind w:left="0" w:firstLine="0"/>
+              <w:rPr/>
+            </w:pPr>
+            <w:r>
+              <w:rPr>
+                <w:rtl w:val="0"/>
+              </w:rPr>
+            </w:r>
+          </w:p>
+        </w:tc>
+      </w:tr>
+      <w:tr>
+        <w:trPr>
+          <w:cantSplit w:val="0"/>
+          <w:trHeight w:val="1484.8828125" w:hRule="atLeast"/>
+          <w:tblHeader w:val="0"/>
+        </w:trPr>
+        <w:tc>
+          <w:tcPr>
+            <w:shd w:fill="auto" w:val="clear"/>
+            <w:tcMar>
+              <w:top w:w="100.0" w:type="dxa"/>
+              <w:left w:w="100.0" w:type="dxa"/>
+              <w:bottom w:w="100.0" w:type="dxa"/>
+              <w:right w:w="100.0" w:type="dxa"/>
+            </w:tcMar>
+            <w:vAlign w:val="top"/>
+          </w:tcPr>
+          <w:p>
+            <w:pPr>
+              <w:spacing w:after="0" w:lineRule="auto"/>
+              <w:ind w:left="0" w:firstLine="0"/>
+              <w:rPr/>
+            </w:pPr>
+            <w:r>
+              <w:rPr>
+                <w:rtl w:val="0"/>
+              </w:rPr>
+              <w:t xml:space="preserve">Senior</w:t>
+            </w:r>
+          </w:p>
+        </w:tc>
+        <w:tc>
+          <w:tcPr>
+            <w:shd w:fill="auto" w:val="clear"/>
+            <w:tcMar>
+              <w:top w:w="100.0" w:type="dxa"/>
+              <w:left w:w="100.0" w:type="dxa"/>
+              <w:bottom w:w="100.0" w:type="dxa"/>
+              <w:right w:w="100.0" w:type="dxa"/>
+            </w:tcMar>
+            <w:vAlign w:val="top"/>
+          </w:tcPr>
+          <w:p>
+            <w:pPr>
+              <w:spacing w:after="0" w:lineRule="auto"/>
+              <w:ind w:left="0" w:firstLine="0"/>
+              <w:rPr/>
+            </w:pPr>
+            <w:r>
+              <w:rPr>
+                <w:rtl w:val="0"/>
+              </w:rPr>
+              <w:t xml:space="preserve">Assessment</w:t>
+            </w:r>
+          </w:p>
+        </w:tc>
+        <w:tc>
+          <w:tcPr>
+            <w:gridSpan w:val="2"/>
+            <w:shd w:fill="auto" w:val="clear"/>
+            <w:tcMar>
+              <w:top w:w="100.0" w:type="dxa"/>
+              <w:left w:w="100.0" w:type="dxa"/>
+              <w:bottom w:w="100.0" w:type="dxa"/>
+              <w:right w:w="100.0" w:type="dxa"/>
+            </w:tcMar>
+            <w:vAlign w:val="top"/>
+          </w:tcPr>
+          <w:p>
+            <w:pPr>
+              <w:spacing w:after="0" w:lineRule="auto"/>
+              <w:ind w:left="0" w:firstLine="0"/>
+              <w:rPr/>
+            </w:pPr>
+            <w:r>
+              <w:rPr>
+                <w:rtl w:val="0"/>
+              </w:rPr>
+              <w:t xml:space="preserve">Programming Techniques</w:t>
+            </w:r>
+          </w:p>
+          <w:p>
+            <w:pPr>
+              <w:numPr>
+                <w:ilvl w:val="0"/>
+                <w:numId w:val="19"/>
+              </w:numPr>
+              <w:spacing w:after="0" w:lineRule="auto"/>
+            </w:pPr>
+            <w:r>
+              <w:rPr>
+                <w:rtl w:val="0"/>
+              </w:rPr>
+              <w:t xml:space="preserve">Functions</w:t>
+            </w:r>
+          </w:p>
+          <w:p>
+            <w:pPr>
+              <w:numPr>
+                <w:ilvl w:val="0"/>
+                <w:numId w:val="19"/>
+              </w:numPr>
+              <w:spacing w:after="0" w:lineRule="auto"/>
+            </w:pPr>
+            <w:r>
+              <w:rPr>
+                <w:rtl w:val="0"/>
+              </w:rPr>
+              <w:t xml:space="preserve">Classes</w:t>
+            </w:r>
+          </w:p>
+          <w:p>
+            <w:pPr>
+              <w:numPr>
+                <w:ilvl w:val="0"/>
+                <w:numId w:val="19"/>
+              </w:numPr>
+              <w:spacing w:after="0" w:lineRule="auto"/>
+            </w:pPr>
+            <w:r>
+              <w:rPr>
+                <w:rtl w:val="0"/>
+              </w:rPr>
+              <w:t xml:space="preserve">GUI</w:t>
+            </w:r>
+          </w:p>
+          <w:p>
+            <w:pPr>
+              <w:numPr>
+                <w:ilvl w:val="0"/>
+                <w:numId w:val="19"/>
+              </w:numPr>
+              <w:spacing w:after="0" w:lineRule="auto"/>
+            </w:pPr>
+            <w:r>
+              <w:rPr>
+                <w:rtl w:val="0"/>
+              </w:rPr>
+              <w:t xml:space="preserve">Using AI</w:t>
+            </w:r>
+          </w:p>
+        </w:tc>
+        <w:tc>
+          <w:tcPr>
+            <w:tcMar>
+              <w:top w:w="100.0" w:type="dxa"/>
+              <w:left w:w="100.0" w:type="dxa"/>
+              <w:bottom w:w="100.0" w:type="dxa"/>
+              <w:right w:w="100.0" w:type="dxa"/>
+            </w:tcMar>
+            <w:vAlign w:val="top"/>
+          </w:tcPr>
+          <w:p>
+            <w:pPr>
+              <w:numPr>
+                <w:ilvl w:val="0"/>
+                <w:numId w:val="26"/>
+              </w:numPr>
+              <w:spacing w:after="0" w:lineRule="auto"/>
+            </w:pPr>
+            <w:r>
+              <w:rPr>
+                <w:rtl w:val="0"/>
+              </w:rPr>
+              <w:t xml:space="preserve">Level 3</w:t>
+            </w:r>
+          </w:p>
+          <w:p>
+            <w:pPr>
+              <w:numPr>
+                <w:ilvl w:val="1"/>
+                <w:numId w:val="26"/>
+              </w:numPr>
+              <w:spacing w:after="0" w:lineRule="auto"/>
+              <w:ind w:left="1440" w:hanging="360"/>
+            </w:pPr>
+            <w:hyperlink r:id="rId20">
+              <w:r>
+                <w:rPr>
+                  <w:color w:val="1155cc"/>
+                  <w:u w:val="single"/>
+                  <w:rtl w:val="0"/>
+                </w:rPr>
+                <w:t xml:space="preserve">91906</w:t>
+              </w:r>
+            </w:hyperlink>
+            <w:r>
+              <w:rPr>
+                <w:rtl w:val="0"/>
+              </w:rPr>
+              <w:t xml:space="preserve"> - Use complex programming techniques to develop a computer program (6 credits)</w:t>
+            </w:r>
+          </w:p>
+          <w:p>
+            <w:pPr>
+              <w:numPr>
+                <w:ilvl w:val="0"/>
+                <w:numId w:val="26"/>
+              </w:numPr>
+              <w:spacing w:after="0" w:lineRule="auto"/>
+            </w:pPr>
+            <w:r>
+              <w:rPr>
+                <w:rtl w:val="0"/>
+              </w:rPr>
+              <w:t xml:space="preserve">Level 2</w:t>
+            </w:r>
+          </w:p>
+          <w:p>
+            <w:pPr>
+              <w:numPr>
+                <w:ilvl w:val="1"/>
+                <w:numId w:val="26"/>
+              </w:numPr>
+              <w:spacing w:after="0" w:lineRule="auto"/>
+              <w:ind w:left="1440" w:hanging="360"/>
+            </w:pPr>
+            <w:hyperlink r:id="rId21">
+              <w:r>
+                <w:rPr>
+                  <w:color w:val="1155cc"/>
+                  <w:u w:val="single"/>
+                  <w:rtl w:val="0"/>
+                </w:rPr>
+                <w:t xml:space="preserve">91896</w:t>
+              </w:r>
+            </w:hyperlink>
+            <w:r>
+              <w:rPr>
+                <w:rtl w:val="0"/>
+              </w:rPr>
+              <w:t xml:space="preserve"> - Use advanced programming techniques to develop a computer program (6 credits)</w:t>
+            </w:r>
+          </w:p>
+          <w:p>
+            <w:pPr>
+              <w:numPr>
+                <w:ilvl w:val="0"/>
+                <w:numId w:val="26"/>
+              </w:numPr>
+              <w:spacing w:after="0" w:lineRule="auto"/>
+            </w:pPr>
+            <w:r>
+              <w:rPr>
+                <w:rtl w:val="0"/>
+              </w:rPr>
+              <w:t xml:space="preserve">Level 1</w:t>
+            </w:r>
+          </w:p>
+          <w:p>
+            <w:pPr>
+              <w:numPr>
+                <w:ilvl w:val="1"/>
+                <w:numId w:val="26"/>
+              </w:numPr>
+              <w:spacing w:after="0" w:lineRule="auto"/>
+              <w:ind w:left="1440" w:hanging="360"/>
+            </w:pPr>
+            <w:hyperlink r:id="rId22">
+              <w:r>
+                <w:rPr>
+                  <w:color w:val="1155cc"/>
+                  <w:u w:val="single"/>
+                  <w:rtl w:val="0"/>
+                </w:rPr>
+                <w:t xml:space="preserve">92004</w:t>
+              </w:r>
+            </w:hyperlink>
+            <w:r>
+              <w:rPr>
+                <w:rtl w:val="0"/>
+              </w:rPr>
+              <w:t xml:space="preserve"> - Create a computer program       (5 credits)</w:t>
+            </w:r>
+          </w:p>
+        </w:tc>
+      </w:tr>
+    </w:tbl>
+    <w:p>
+      <w:pPr>
+        <w:spacing w:line="240" w:lineRule="auto"/>
+        <w:ind w:right="-45"/>
+        <w:rPr>
+          <w:rFonts w:ascii="Lexend" w:cs="Lexend" w:eastAsia="Lexend" w:hAnsi="Lexend"/>
+        </w:rPr>
+      </w:pPr>
+      <w:r>
+        <w:rPr>
+          <w:rtl w:val="0"/>
+        </w:rPr>
+      </w:r>
+    </w:p>
+    <w:p>
+      <w:pPr>
+        <w:spacing w:line="240" w:lineRule="auto"/>
+        <w:ind w:right="-45"/>
+        <w:rPr/>
+        <w:sectPr>
+          <w:headerReference r:id="rId23" w:type="default"/>
+          <w:type w:val="nextPage"/>
+          <w:pgSz w:h="11906" w:w="16838" w:orient="landscape"/>
+          <w:pgMar w:bottom="1440" w:top="1440" w:left="1440" w:right="1440" w:header="720" w:footer="720"/>
+        </w:sectPr>
+      </w:pPr>
+      <w:r>
+        <w:rPr>
+          <w:rtl w:val="0"/>
+        </w:rPr>
+      </w:r>
+    </w:p>
+    <w:p>
+      <w:pPr>
+        <w:spacing w:line="240" w:lineRule="auto"/>
+        <w:ind w:right="-45"/>
+        <w:rPr/>
+      </w:pPr>
+      <w:r>
+        <w:rPr>
+          <w:rtl w:val="0"/>
+        </w:rPr>
+        <w:t xml:space="preserve"> </w:t>
+      </w:r>
+    </w:p>
+    <w:tbl>
+      <w:tblPr>
+        <w:tblStyle w:val="Table9"/>
+        <w:tblW w:w="15945.0" w:type="dxa"/>
+        <w:jc w:val="left"/>
+        <w:tblInd w:w="-1200.0" w:type="dxa"/>
+        <w:tblBorders>
+          <w:top w:color="000000" w:space="0" w:sz="8" w:val="single"/>
+          <w:left w:color="000000" w:space="0" w:sz="8" w:val="single"/>
+          <w:bottom w:color="000000" w:space="0" w:sz="8" w:val="single"/>
+          <w:right w:color="000000" w:space="0" w:sz="8" w:val="single"/>
+          <w:insideH w:color="000000" w:space="0" w:sz="8" w:val="single"/>
+          <w:insideV w:color="000000" w:space="0" w:sz="8" w:val="single"/>
+        </w:tblBorders>
+        <w:tblLayout w:type="fixed"/>
+        <w:tblLook w:val="0600"/>
+      </w:tblPr>
+      <w:tblGrid>
+        <w:gridCol w:w="2505"/>
+        <w:gridCol w:w="2910"/>
         <w:gridCol w:w="1395"/>
         <w:gridCol w:w="5265"/>
         <w:gridCol w:w="3870"/>
         <w:tblGridChange w:id="0">
           <w:tblGrid>
-            <w:gridCol w:w="2115"/>
-            <w:gridCol w:w="2925"/>
+            <w:gridCol w:w="2505"/>
+            <w:gridCol w:w="2910"/>
             <w:gridCol w:w="1395"/>
             <w:gridCol w:w="5265"/>
             <w:gridCol w:w="3870"/>
@@ -4959,6 +6144,7 @@
         </w:trPr>
         <w:tc>
           <w:tcPr>
+            <w:shd w:fill="c9daf8" w:val="clear"/>
             <w:tcMar>
               <w:top w:w="100.0" w:type="dxa"/>
               <w:left w:w="100.0" w:type="dxa"/>
@@ -4989,10 +6175,41 @@
                 <w:szCs w:val="24"/>
               </w:rPr>
             </w:pPr>
-            <w:hyperlink r:id="rId18">
+            <w:r>
+              <w:rPr>
+                <w:sz w:val="24"/>
+                <w:szCs w:val="24"/>
+                <w:rtl w:val="0"/>
+              </w:rPr>
+              <w:t xml:space="preserve">Main Lesson  Resource:</w:t>
+            </w:r>
+          </w:p>
+        </w:tc>
+        <w:tc>
+          <w:tcPr>
+            <w:shd w:fill="c9daf8" w:val="clear"/>
+            <w:tcMar>
+              <w:top w:w="100.0" w:type="dxa"/>
+              <w:left w:w="100.0" w:type="dxa"/>
+              <w:bottom w:w="100.0" w:type="dxa"/>
+              <w:right w:w="100.0" w:type="dxa"/>
+            </w:tcMar>
+            <w:vAlign w:val="top"/>
+          </w:tcPr>
+          <w:p>
+            <w:pPr>
+              <w:widowControl w:val="0"/>
+              <w:spacing w:after="0" w:lineRule="auto"/>
+              <w:ind w:left="0" w:firstLine="0"/>
+              <w:jc w:val="center"/>
+              <w:rPr>
+                <w:sz w:val="24"/>
+                <w:szCs w:val="24"/>
+              </w:rPr>
+            </w:pPr>
+            <w:hyperlink r:id="rId24">
               <w:r>
                 <w:rPr>
-                  <w:color w:val="1155cc"/>
                   <w:sz w:val="24"/>
                   <w:szCs w:val="24"/>
                   <w:u w:val="single"/>
@@ -5010,48 +6227,8 @@
         </w:tc>
         <w:tc>
           <w:tcPr>
-            <w:shd w:fill="auto" w:val="clear"/>
-            <w:tcMar>
-              <w:top w:w="100.0" w:type="dxa"/>
-              <w:left w:w="100.0" w:type="dxa"/>
-              <w:bottom w:w="100.0" w:type="dxa"/>
-              <w:right w:w="100.0" w:type="dxa"/>
-            </w:tcMar>
-            <w:vAlign w:val="top"/>
-          </w:tcPr>
-          <w:p>
-            <w:pPr>
-              <w:keepNext w:val="0"/>
-              <w:keepLines w:val="0"/>
-              <w:pageBreakBefore w:val="0"/>
-              <w:widowControl w:val="0"/>
-              <w:pBdr>
-                <w:top w:space="0" w:sz="0" w:val="nil"/>
-                <w:left w:space="0" w:sz="0" w:val="nil"/>
-                <w:bottom w:space="0" w:sz="0" w:val="nil"/>
-                <w:right w:space="0" w:sz="0" w:val="nil"/>
-                <w:between w:space="0" w:sz="0" w:val="nil"/>
-              </w:pBdr>
-              <w:shd w:fill="auto" w:val="clear"/>
-              <w:spacing w:after="0" w:before="0" w:line="240" w:lineRule="auto"/>
-              <w:ind w:right="0"/>
-              <w:jc w:val="left"/>
-              <w:rPr>
-                <w:sz w:val="24"/>
-                <w:szCs w:val="24"/>
-              </w:rPr>
-            </w:pPr>
-            <w:r>
-              <w:rPr>
-                <w:rtl w:val="0"/>
-              </w:rPr>
-            </w:r>
-          </w:p>
-        </w:tc>
-        <w:tc>
-          <w:tcPr>
             <w:gridSpan w:val="2"/>
-            <w:shd w:fill="auto" w:val="clear"/>
+            <w:shd w:fill="c9daf8" w:val="clear"/>
             <w:tcMar>
               <w:top w:w="100.0" w:type="dxa"/>
               <w:left w:w="100.0" w:type="dxa"/>
@@ -5091,7 +6268,7 @@
         </w:tc>
         <w:tc>
           <w:tcPr>
-            <w:shd w:fill="auto" w:val="clear"/>
+            <w:shd w:fill="c9daf8" w:val="clear"/>
             <w:tcMar>
               <w:top w:w="100.0" w:type="dxa"/>
               <w:left w:w="100.0" w:type="dxa"/>
@@ -5148,30 +6325,12 @@
           </w:tcPr>
           <w:p>
             <w:pPr>
-              <w:keepNext w:val="0"/>
-              <w:keepLines w:val="0"/>
-              <w:pageBreakBefore w:val="0"/>
-              <w:widowControl w:val="0"/>
-              <w:pBdr>
-                <w:top w:space="0" w:sz="0" w:val="nil"/>
-                <w:left w:space="0" w:sz="0" w:val="nil"/>
-                <w:bottom w:space="0" w:sz="0" w:val="nil"/>
-                <w:right w:space="0" w:sz="0" w:val="nil"/>
-                <w:between w:space="0" w:sz="0" w:val="nil"/>
-              </w:pBdr>
-              <w:shd w:fill="auto" w:val="clear"/>
-              <w:spacing w:after="0" w:before="0" w:line="240" w:lineRule="auto"/>
-              <w:ind w:left="0" w:right="0" w:firstLine="0"/>
-              <w:jc w:val="center"/>
-              <w:rPr>
-                <w:sz w:val="24"/>
-                <w:szCs w:val="24"/>
-              </w:rPr>
-            </w:pPr>
-            <w:r>
-              <w:rPr>
-                <w:sz w:val="24"/>
-                <w:szCs w:val="24"/>
+              <w:spacing w:after="0" w:lineRule="auto"/>
+              <w:ind w:left="0" w:firstLine="0"/>
+              <w:rPr/>
+            </w:pPr>
+            <w:r>
+              <w:rPr>
                 <w:rtl w:val="0"/>
               </w:rPr>
               <w:t xml:space="preserve">Juniors</w:t>
@@ -5179,25 +6338,9 @@
           </w:p>
           <w:p>
             <w:pPr>
-              <w:keepNext w:val="0"/>
-              <w:keepLines w:val="0"/>
-              <w:pageBreakBefore w:val="0"/>
-              <w:widowControl w:val="0"/>
-              <w:pBdr>
-                <w:top w:space="0" w:sz="0" w:val="nil"/>
-                <w:left w:space="0" w:sz="0" w:val="nil"/>
-                <w:bottom w:space="0" w:sz="0" w:val="nil"/>
-                <w:right w:space="0" w:sz="0" w:val="nil"/>
-                <w:between w:space="0" w:sz="0" w:val="nil"/>
-              </w:pBdr>
-              <w:shd w:fill="auto" w:val="clear"/>
-              <w:spacing w:after="0" w:before="0" w:line="240" w:lineRule="auto"/>
-              <w:ind w:left="0" w:right="0" w:firstLine="0"/>
-              <w:jc w:val="center"/>
-              <w:rPr>
-                <w:sz w:val="24"/>
-                <w:szCs w:val="24"/>
-              </w:rPr>
+              <w:spacing w:after="0" w:lineRule="auto"/>
+              <w:ind w:left="0" w:firstLine="0"/>
+              <w:rPr/>
             </w:pPr>
             <w:r>
               <w:rPr>
@@ -5219,19 +6362,14 @@
           </w:tcPr>
           <w:p>
             <w:pPr>
-              <w:widowControl w:val="0"/>
-              <w:spacing w:line="240" w:lineRule="auto"/>
-              <w:rPr>
-                <w:sz w:val="24"/>
-                <w:szCs w:val="24"/>
-              </w:rPr>
-            </w:pPr>
-            <w:hyperlink r:id="rId19">
+              <w:spacing w:after="0" w:lineRule="auto"/>
+              <w:ind w:left="0" w:firstLine="0"/>
+              <w:rPr/>
+            </w:pPr>
+            <w:hyperlink r:id="rId25">
               <w:r>
                 <w:rPr>
                   <w:color w:val="1155cc"/>
-                  <w:sz w:val="24"/>
-                  <w:szCs w:val="24"/>
                   <w:u w:val="single"/>
                   <w:rtl w:val="0"/>
                 </w:rPr>
@@ -5259,18 +6397,12 @@
           </w:tcPr>
           <w:p>
             <w:pPr>
-              <w:widowControl w:val="0"/>
-              <w:spacing w:line="240" w:lineRule="auto"/>
-              <w:jc w:val="left"/>
-              <w:rPr>
-                <w:sz w:val="24"/>
-                <w:szCs w:val="24"/>
-              </w:rPr>
-            </w:pPr>
-            <w:r>
-              <w:rPr>
-                <w:sz w:val="24"/>
-                <w:szCs w:val="24"/>
+              <w:spacing w:after="0" w:lineRule="auto"/>
+              <w:ind w:left="0" w:firstLine="0"/>
+              <w:rPr/>
+            </w:pPr>
+            <w:r>
+              <w:rPr>
                 <w:rtl w:val="0"/>
               </w:rPr>
               <w:t xml:space="preserve">Slides 2 to 7</w:t>
@@ -5278,17 +6410,12 @@
           </w:p>
           <w:p>
             <w:pPr>
-              <w:widowControl w:val="0"/>
-              <w:spacing w:line="240" w:lineRule="auto"/>
-              <w:rPr>
-                <w:sz w:val="24"/>
-                <w:szCs w:val="24"/>
-              </w:rPr>
-            </w:pPr>
-            <w:r>
-              <w:rPr>
-                <w:sz w:val="24"/>
-                <w:szCs w:val="24"/>
+              <w:spacing w:after="0" w:lineRule="auto"/>
+              <w:ind w:left="0" w:firstLine="0"/>
+              <w:rPr/>
+            </w:pPr>
+            <w:r>
+              <w:rPr>
                 <w:rtl w:val="0"/>
               </w:rPr>
               <w:t xml:space="preserve">What is Programming?</w:t>
@@ -5296,17 +6423,12 @@
           </w:p>
           <w:p>
             <w:pPr>
-              <w:widowControl w:val="0"/>
-              <w:spacing w:line="240" w:lineRule="auto"/>
-              <w:rPr>
-                <w:sz w:val="24"/>
-                <w:szCs w:val="24"/>
-              </w:rPr>
-            </w:pPr>
-            <w:r>
-              <w:rPr>
-                <w:sz w:val="24"/>
-                <w:szCs w:val="24"/>
+              <w:spacing w:after="0" w:lineRule="auto"/>
+              <w:ind w:left="0" w:firstLine="0"/>
+              <w:rPr/>
+            </w:pPr>
+            <w:r>
+              <w:rPr>
                 <w:rtl w:val="0"/>
               </w:rPr>
               <w:t xml:space="preserve">Work through the Binary Unit </w:t>
@@ -5326,25 +6448,9 @@
           </w:tcPr>
           <w:p>
             <w:pPr>
-              <w:keepNext w:val="0"/>
-              <w:keepLines w:val="0"/>
-              <w:pageBreakBefore w:val="0"/>
-              <w:widowControl w:val="0"/>
-              <w:pBdr>
-                <w:top w:space="0" w:sz="0" w:val="nil"/>
-                <w:left w:space="0" w:sz="0" w:val="nil"/>
-                <w:bottom w:space="0" w:sz="0" w:val="nil"/>
-                <w:right w:space="0" w:sz="0" w:val="nil"/>
-                <w:between w:space="0" w:sz="0" w:val="nil"/>
-              </w:pBdr>
-              <w:shd w:fill="auto" w:val="clear"/>
-              <w:spacing w:after="0" w:before="0" w:line="240" w:lineRule="auto"/>
-              <w:ind w:left="0" w:right="0" w:firstLine="0"/>
-              <w:jc w:val="left"/>
-              <w:rPr>
-                <w:sz w:val="24"/>
-                <w:szCs w:val="24"/>
-              </w:rPr>
+              <w:spacing w:after="0" w:lineRule="auto"/>
+              <w:ind w:left="0" w:firstLine="0"/>
+              <w:rPr/>
             </w:pPr>
             <w:r>
               <w:rPr>
@@ -5372,18 +6478,12 @@
           </w:tcPr>
           <w:p>
             <w:pPr>
-              <w:widowControl w:val="0"/>
-              <w:spacing w:line="240" w:lineRule="auto"/>
-              <w:jc w:val="center"/>
-              <w:rPr>
-                <w:sz w:val="24"/>
-                <w:szCs w:val="24"/>
-              </w:rPr>
-            </w:pPr>
-            <w:r>
-              <w:rPr>
-                <w:sz w:val="24"/>
-                <w:szCs w:val="24"/>
+              <w:spacing w:after="0" w:lineRule="auto"/>
+              <w:ind w:left="0" w:firstLine="0"/>
+              <w:rPr/>
+            </w:pPr>
+            <w:r>
+              <w:rPr>
                 <w:rtl w:val="0"/>
               </w:rPr>
               <w:t xml:space="preserve">Middle/Seniors</w:t>
@@ -5391,18 +6491,12 @@
           </w:p>
           <w:p>
             <w:pPr>
-              <w:widowControl w:val="0"/>
-              <w:spacing w:line="240" w:lineRule="auto"/>
-              <w:jc w:val="center"/>
-              <w:rPr>
-                <w:sz w:val="24"/>
-                <w:szCs w:val="24"/>
-              </w:rPr>
-            </w:pPr>
-            <w:r>
-              <w:rPr>
-                <w:sz w:val="24"/>
-                <w:szCs w:val="24"/>
+              <w:spacing w:after="0" w:lineRule="auto"/>
+              <w:ind w:left="0" w:firstLine="0"/>
+              <w:rPr/>
+            </w:pPr>
+            <w:r>
+              <w:rPr>
                 <w:rtl w:val="0"/>
               </w:rPr>
               <w:t xml:space="preserve">1/2</w:t>
@@ -5410,13 +6504,9 @@
           </w:p>
           <w:p>
             <w:pPr>
-              <w:widowControl w:val="0"/>
-              <w:spacing w:line="240" w:lineRule="auto"/>
-              <w:jc w:val="center"/>
-              <w:rPr>
-                <w:sz w:val="24"/>
-                <w:szCs w:val="24"/>
-              </w:rPr>
+              <w:spacing w:after="0" w:lineRule="auto"/>
+              <w:ind w:left="0" w:firstLine="0"/>
+              <w:rPr/>
             </w:pPr>
             <w:r>
               <w:rPr>
@@ -5438,30 +6528,12 @@
           </w:tcPr>
           <w:p>
             <w:pPr>
-              <w:keepNext w:val="0"/>
-              <w:keepLines w:val="0"/>
-              <w:pageBreakBefore w:val="0"/>
-              <w:widowControl w:val="0"/>
-              <w:pBdr>
-                <w:top w:space="0" w:sz="0" w:val="nil"/>
-                <w:left w:space="0" w:sz="0" w:val="nil"/>
-                <w:bottom w:space="0" w:sz="0" w:val="nil"/>
-                <w:right w:space="0" w:sz="0" w:val="nil"/>
-                <w:between w:space="0" w:sz="0" w:val="nil"/>
-              </w:pBdr>
-              <w:shd w:fill="auto" w:val="clear"/>
-              <w:spacing w:after="0" w:before="0" w:line="240" w:lineRule="auto"/>
-              <w:ind w:right="0"/>
-              <w:jc w:val="left"/>
-              <w:rPr>
-                <w:sz w:val="24"/>
-                <w:szCs w:val="24"/>
-              </w:rPr>
-            </w:pPr>
-            <w:r>
-              <w:rPr>
-                <w:sz w:val="24"/>
-                <w:szCs w:val="24"/>
+              <w:spacing w:after="0" w:lineRule="auto"/>
+              <w:ind w:left="0" w:firstLine="0"/>
+              <w:rPr/>
+            </w:pPr>
+            <w:r>
+              <w:rPr>
                 <w:rtl w:val="0"/>
               </w:rPr>
               <w:t xml:space="preserve">Variables</w:t>
@@ -5469,33 +6541,15 @@
           </w:p>
           <w:p>
             <w:pPr>
-              <w:keepNext w:val="0"/>
-              <w:keepLines w:val="0"/>
-              <w:pageBreakBefore w:val="0"/>
-              <w:widowControl w:val="0"/>
-              <w:pBdr>
-                <w:top w:space="0" w:sz="0" w:val="nil"/>
-                <w:left w:space="0" w:sz="0" w:val="nil"/>
-                <w:bottom w:space="0" w:sz="0" w:val="nil"/>
-                <w:right w:space="0" w:sz="0" w:val="nil"/>
-                <w:between w:space="0" w:sz="0" w:val="nil"/>
-              </w:pBdr>
-              <w:shd w:fill="auto" w:val="clear"/>
-              <w:spacing w:after="0" w:before="0" w:line="240" w:lineRule="auto"/>
-              <w:ind w:right="0"/>
-              <w:jc w:val="left"/>
-              <w:rPr>
-                <w:sz w:val="24"/>
-                <w:szCs w:val="24"/>
-              </w:rPr>
-            </w:pPr>
-            <w:r>
-              <w:rPr>
-                <w:sz w:val="24"/>
-                <w:szCs w:val="24"/>
-                <w:rtl w:val="0"/>
-              </w:rPr>
-              <w:t xml:space="preserve">Setup Code Avengers</w:t>
+              <w:spacing w:after="0" w:lineRule="auto"/>
+              <w:ind w:left="0" w:firstLine="0"/>
+              <w:rPr/>
+            </w:pPr>
+            <w:r>
+              <w:rPr>
+                <w:rtl w:val="0"/>
+              </w:rPr>
+              <w:t xml:space="preserve">Set up Code Avengers</w:t>
             </w:r>
           </w:p>
         </w:tc>
@@ -5513,18 +6567,12 @@
           </w:tcPr>
           <w:p>
             <w:pPr>
-              <w:widowControl w:val="0"/>
-              <w:spacing w:line="240" w:lineRule="auto"/>
-              <w:jc w:val="left"/>
-              <w:rPr>
-                <w:sz w:val="24"/>
-                <w:szCs w:val="24"/>
-              </w:rPr>
-            </w:pPr>
-            <w:r>
-              <w:rPr>
-                <w:sz w:val="24"/>
-                <w:szCs w:val="24"/>
+              <w:spacing w:after="0" w:lineRule="auto"/>
+              <w:ind w:left="0" w:firstLine="0"/>
+              <w:rPr/>
+            </w:pPr>
+            <w:r>
+              <w:rPr>
                 <w:rtl w:val="0"/>
               </w:rPr>
               <w:t xml:space="preserve">Slides 15 to 18</w:t>
@@ -5532,18 +6580,12 @@
           </w:p>
           <w:p>
             <w:pPr>
-              <w:widowControl w:val="0"/>
-              <w:spacing w:line="240" w:lineRule="auto"/>
-              <w:jc w:val="left"/>
-              <w:rPr>
-                <w:sz w:val="24"/>
-                <w:szCs w:val="24"/>
-              </w:rPr>
-            </w:pPr>
-            <w:r>
-              <w:rPr>
-                <w:sz w:val="24"/>
-                <w:szCs w:val="24"/>
+              <w:spacing w:after="0" w:lineRule="auto"/>
+              <w:ind w:left="0" w:firstLine="0"/>
+              <w:rPr/>
+            </w:pPr>
+            <w:r>
+              <w:rPr>
                 <w:rtl w:val="0"/>
               </w:rPr>
               <w:t xml:space="preserve">Slides 19 to 22</w:t>
@@ -5551,30 +6593,12 @@
           </w:p>
           <w:p>
             <w:pPr>
-              <w:keepNext w:val="0"/>
-              <w:keepLines w:val="0"/>
-              <w:pageBreakBefore w:val="0"/>
-              <w:widowControl w:val="0"/>
-              <w:pBdr>
-                <w:top w:space="0" w:sz="0" w:val="nil"/>
-                <w:left w:space="0" w:sz="0" w:val="nil"/>
-                <w:bottom w:space="0" w:sz="0" w:val="nil"/>
-                <w:right w:space="0" w:sz="0" w:val="nil"/>
-                <w:between w:space="0" w:sz="0" w:val="nil"/>
-              </w:pBdr>
-              <w:shd w:fill="auto" w:val="clear"/>
-              <w:spacing w:after="0" w:before="0" w:line="240" w:lineRule="auto"/>
-              <w:ind w:left="0" w:right="0" w:firstLine="0"/>
-              <w:jc w:val="left"/>
-              <w:rPr>
-                <w:sz w:val="24"/>
-                <w:szCs w:val="24"/>
-              </w:rPr>
-            </w:pPr>
-            <w:r>
-              <w:rPr>
-                <w:sz w:val="24"/>
-                <w:szCs w:val="24"/>
+              <w:spacing w:after="0" w:lineRule="auto"/>
+              <w:ind w:left="0" w:firstLine="0"/>
+              <w:rPr/>
+            </w:pPr>
+            <w:r>
+              <w:rPr>
                 <w:rtl w:val="0"/>
               </w:rPr>
               <w:t xml:space="preserve">Work through Python 1 or NCEA Python 1 tutorials</w:t>
@@ -5594,25 +6618,9 @@
           </w:tcPr>
           <w:p>
             <w:pPr>
-              <w:keepNext w:val="0"/>
-              <w:keepLines w:val="0"/>
-              <w:pageBreakBefore w:val="0"/>
-              <w:widowControl w:val="0"/>
-              <w:pBdr>
-                <w:top w:space="0" w:sz="0" w:val="nil"/>
-                <w:left w:space="0" w:sz="0" w:val="nil"/>
-                <w:bottom w:space="0" w:sz="0" w:val="nil"/>
-                <w:right w:space="0" w:sz="0" w:val="nil"/>
-                <w:between w:space="0" w:sz="0" w:val="nil"/>
-              </w:pBdr>
-              <w:shd w:fill="auto" w:val="clear"/>
-              <w:spacing w:after="0" w:before="0" w:line="240" w:lineRule="auto"/>
-              <w:ind w:left="0" w:right="0" w:firstLine="0"/>
-              <w:jc w:val="left"/>
-              <w:rPr>
-                <w:sz w:val="24"/>
-                <w:szCs w:val="24"/>
-              </w:rPr>
+              <w:spacing w:after="0" w:lineRule="auto"/>
+              <w:ind w:left="0" w:firstLine="0"/>
+              <w:rPr/>
             </w:pPr>
             <w:r>
               <w:rPr>
@@ -5641,34 +6649,12 @@
           </w:tcPr>
           <w:p>
             <w:pPr>
-              <w:keepNext w:val="0"/>
-              <w:keepLines w:val="0"/>
-              <w:pageBreakBefore w:val="0"/>
-              <w:widowControl w:val="0"/>
-              <w:pBdr>
-                <w:top w:space="0" w:sz="0" w:val="nil"/>
-                <w:left w:space="0" w:sz="0" w:val="nil"/>
-                <w:bottom w:space="0" w:sz="0" w:val="nil"/>
-                <w:right w:space="0" w:sz="0" w:val="nil"/>
-                <w:between w:space="0" w:sz="0" w:val="nil"/>
-              </w:pBdr>
-              <w:shd w:fill="auto" w:val="clear"/>
-              <w:spacing w:after="0" w:before="0" w:line="240" w:lineRule="auto"/>
-              <w:ind w:left="0" w:right="0" w:firstLine="0"/>
-              <w:jc w:val="center"/>
-              <w:rPr>
-                <w:b w:val="1"/>
-                <w:bCs w:val="1"/>
-                <w:sz w:val="24"/>
-                <w:szCs w:val="24"/>
-              </w:rPr>
-            </w:pPr>
-            <w:r>
-              <w:rPr>
-                <w:b w:val="1"/>
-                <w:bCs w:val="1"/>
-                <w:sz w:val="24"/>
-                <w:szCs w:val="24"/>
+              <w:spacing w:after="0" w:lineRule="auto"/>
+              <w:ind w:left="0" w:firstLine="0"/>
+              <w:rPr/>
+            </w:pPr>
+            <w:r>
+              <w:rPr>
                 <w:rtl w:val="0"/>
               </w:rPr>
               <w:t xml:space="preserve">3</w:t>
@@ -5676,25 +6662,9 @@
           </w:p>
           <w:p>
             <w:pPr>
-              <w:keepNext w:val="0"/>
-              <w:keepLines w:val="0"/>
-              <w:pageBreakBefore w:val="0"/>
-              <w:widowControl w:val="0"/>
-              <w:pBdr>
-                <w:top w:space="0" w:sz="0" w:val="nil"/>
-                <w:left w:space="0" w:sz="0" w:val="nil"/>
-                <w:bottom w:space="0" w:sz="0" w:val="nil"/>
-                <w:right w:space="0" w:sz="0" w:val="nil"/>
-                <w:between w:space="0" w:sz="0" w:val="nil"/>
-              </w:pBdr>
-              <w:shd w:fill="auto" w:val="clear"/>
-              <w:spacing w:after="0" w:before="0" w:line="240" w:lineRule="auto"/>
-              <w:ind w:left="0" w:right="0" w:firstLine="0"/>
-              <w:jc w:val="center"/>
-              <w:rPr>
-                <w:sz w:val="24"/>
-                <w:szCs w:val="24"/>
-              </w:rPr>
+              <w:spacing w:after="0" w:lineRule="auto"/>
+              <w:ind w:left="0" w:firstLine="0"/>
+              <w:rPr/>
             </w:pPr>
             <w:r>
               <w:rPr>
@@ -5716,30 +6686,12 @@
           </w:tcPr>
           <w:p>
             <w:pPr>
-              <w:keepNext w:val="0"/>
-              <w:keepLines w:val="0"/>
-              <w:pageBreakBefore w:val="0"/>
-              <w:widowControl w:val="0"/>
-              <w:pBdr>
-                <w:top w:space="0" w:sz="0" w:val="nil"/>
-                <w:left w:space="0" w:sz="0" w:val="nil"/>
-                <w:bottom w:space="0" w:sz="0" w:val="nil"/>
-                <w:right w:space="0" w:sz="0" w:val="nil"/>
-                <w:between w:space="0" w:sz="0" w:val="nil"/>
-              </w:pBdr>
-              <w:shd w:fill="auto" w:val="clear"/>
-              <w:spacing w:after="0" w:before="0" w:line="240" w:lineRule="auto"/>
-              <w:ind w:right="0"/>
-              <w:jc w:val="left"/>
-              <w:rPr>
-                <w:sz w:val="24"/>
-                <w:szCs w:val="24"/>
-              </w:rPr>
-            </w:pPr>
-            <w:r>
-              <w:rPr>
-                <w:sz w:val="24"/>
-                <w:szCs w:val="24"/>
+              <w:spacing w:after="0" w:lineRule="auto"/>
+              <w:ind w:left="0" w:firstLine="0"/>
+              <w:rPr/>
+            </w:pPr>
+            <w:r>
+              <w:rPr>
                 <w:rtl w:val="0"/>
               </w:rPr>
               <w:t xml:space="preserve">Flowcharts and Pseudocode</w:t>
@@ -5747,20 +6699,15 @@
           </w:p>
           <w:p>
             <w:pPr>
-              <w:widowControl w:val="0"/>
-              <w:spacing w:line="240" w:lineRule="auto"/>
-              <w:rPr>
-                <w:sz w:val="24"/>
-                <w:szCs w:val="24"/>
-              </w:rPr>
-            </w:pPr>
-            <w:r>
-              <w:rPr>
-                <w:sz w:val="24"/>
-                <w:szCs w:val="24"/>
-                <w:rtl w:val="0"/>
-              </w:rPr>
-              <w:t xml:space="preserve">Setup Code Avengers IDE</w:t>
+              <w:spacing w:after="0" w:lineRule="auto"/>
+              <w:ind w:left="0" w:firstLine="0"/>
+              <w:rPr/>
+            </w:pPr>
+            <w:r>
+              <w:rPr>
+                <w:rtl w:val="0"/>
+              </w:rPr>
+              <w:t xml:space="preserve">Set up Code Avengers IDE</w:t>
             </w:r>
           </w:p>
         </w:tc>
@@ -5778,18 +6725,12 @@
           </w:tcPr>
           <w:p>
             <w:pPr>
-              <w:widowControl w:val="0"/>
-              <w:spacing w:line="240" w:lineRule="auto"/>
-              <w:jc w:val="left"/>
-              <w:rPr>
-                <w:sz w:val="24"/>
-                <w:szCs w:val="24"/>
-              </w:rPr>
-            </w:pPr>
-            <w:r>
-              <w:rPr>
-                <w:sz w:val="24"/>
-                <w:szCs w:val="24"/>
+              <w:spacing w:after="0" w:lineRule="auto"/>
+              <w:ind w:left="0" w:firstLine="0"/>
+              <w:rPr/>
+            </w:pPr>
+            <w:r>
+              <w:rPr>
                 <w:rtl w:val="0"/>
               </w:rPr>
               <w:t xml:space="preserve">Slides 8 to 13</w:t>
@@ -5797,54 +6738,28 @@
           </w:p>
           <w:p>
             <w:pPr>
-              <w:keepNext w:val="0"/>
-              <w:keepLines w:val="0"/>
-              <w:pageBreakBefore w:val="0"/>
-              <w:widowControl w:val="0"/>
-              <w:pBdr>
-                <w:top w:space="0" w:sz="0" w:val="nil"/>
-                <w:left w:space="0" w:sz="0" w:val="nil"/>
-                <w:bottom w:space="0" w:sz="0" w:val="nil"/>
-                <w:right w:space="0" w:sz="0" w:val="nil"/>
-                <w:between w:space="0" w:sz="0" w:val="nil"/>
-              </w:pBdr>
-              <w:shd w:fill="auto" w:val="clear"/>
-              <w:spacing w:after="0" w:before="0" w:line="240" w:lineRule="auto"/>
-              <w:ind w:left="0" w:right="0" w:firstLine="0"/>
-              <w:jc w:val="left"/>
-              <w:rPr>
-                <w:sz w:val="24"/>
-                <w:szCs w:val="24"/>
-              </w:rPr>
-            </w:pPr>
-            <w:r>
-              <w:rPr>
-                <w:rtl w:val="0"/>
-              </w:rPr>
-            </w:r>
-          </w:p>
-          <w:p>
-            <w:pPr>
-              <w:widowControl w:val="0"/>
-              <w:spacing w:line="240" w:lineRule="auto"/>
-              <w:rPr>
-                <w:sz w:val="24"/>
-                <w:szCs w:val="24"/>
-              </w:rPr>
-            </w:pPr>
-            <w:r>
-              <w:rPr>
-                <w:sz w:val="24"/>
-                <w:szCs w:val="24"/>
+              <w:spacing w:after="0" w:lineRule="auto"/>
+              <w:ind w:left="0" w:firstLine="0"/>
+              <w:rPr/>
+            </w:pPr>
+            <w:r>
+              <w:rPr>
+                <w:rtl w:val="0"/>
+              </w:rPr>
+            </w:r>
+          </w:p>
+          <w:p>
+            <w:pPr>
+              <w:spacing w:after="0" w:lineRule="auto"/>
+              <w:ind w:left="0" w:firstLine="0"/>
+              <w:rPr/>
+            </w:pPr>
+            <w:r>
+              <w:rPr>
                 <w:rtl w:val="0"/>
               </w:rPr>
               <w:t xml:space="preserve">Work through Slides 23 to 28</w:t>
             </w:r>
-            <w:r>
-              <w:rPr>
-                <w:rtl w:val="0"/>
-              </w:rPr>
-            </w:r>
           </w:p>
         </w:tc>
         <w:tc>
@@ -5860,25 +6775,9 @@
           </w:tcPr>
           <w:p>
             <w:pPr>
-              <w:keepNext w:val="0"/>
-              <w:keepLines w:val="0"/>
-              <w:pageBreakBefore w:val="0"/>
-              <w:widowControl w:val="0"/>
-              <w:pBdr>
-                <w:top w:space="0" w:sz="0" w:val="nil"/>
-                <w:left w:space="0" w:sz="0" w:val="nil"/>
-                <w:bottom w:space="0" w:sz="0" w:val="nil"/>
-                <w:right w:space="0" w:sz="0" w:val="nil"/>
-                <w:between w:space="0" w:sz="0" w:val="nil"/>
-              </w:pBdr>
-              <w:shd w:fill="auto" w:val="clear"/>
-              <w:spacing w:after="0" w:before="0" w:line="240" w:lineRule="auto"/>
-              <w:ind w:left="0" w:right="0" w:firstLine="0"/>
-              <w:jc w:val="left"/>
-              <w:rPr>
-                <w:sz w:val="24"/>
-                <w:szCs w:val="24"/>
-              </w:rPr>
+              <w:spacing w:after="0" w:lineRule="auto"/>
+              <w:ind w:left="0" w:firstLine="0"/>
+              <w:rPr/>
             </w:pPr>
             <w:r>
               <w:rPr>
@@ -5907,34 +6806,12 @@
           </w:tcPr>
           <w:p>
             <w:pPr>
-              <w:keepNext w:val="0"/>
-              <w:keepLines w:val="0"/>
-              <w:pageBreakBefore w:val="0"/>
-              <w:widowControl w:val="0"/>
-              <w:pBdr>
-                <w:top w:space="0" w:sz="0" w:val="nil"/>
-                <w:left w:space="0" w:sz="0" w:val="nil"/>
-                <w:bottom w:space="0" w:sz="0" w:val="nil"/>
-                <w:right w:space="0" w:sz="0" w:val="nil"/>
-                <w:between w:space="0" w:sz="0" w:val="nil"/>
-              </w:pBdr>
-              <w:shd w:fill="auto" w:val="clear"/>
-              <w:spacing w:after="0" w:before="0" w:line="240" w:lineRule="auto"/>
-              <w:ind w:left="0" w:right="0" w:firstLine="0"/>
-              <w:jc w:val="center"/>
-              <w:rPr>
-                <w:b w:val="1"/>
-                <w:bCs w:val="1"/>
-                <w:sz w:val="24"/>
-                <w:szCs w:val="24"/>
-              </w:rPr>
-            </w:pPr>
-            <w:r>
-              <w:rPr>
-                <w:b w:val="1"/>
-                <w:bCs w:val="1"/>
-                <w:sz w:val="24"/>
-                <w:szCs w:val="24"/>
+              <w:spacing w:after="0" w:lineRule="auto"/>
+              <w:ind w:left="0" w:firstLine="0"/>
+              <w:rPr/>
+            </w:pPr>
+            <w:r>
+              <w:rPr>
                 <w:rtl w:val="0"/>
               </w:rPr>
               <w:t xml:space="preserve">4</w:t>
@@ -5942,25 +6819,9 @@
           </w:p>
           <w:p>
             <w:pPr>
-              <w:keepNext w:val="0"/>
-              <w:keepLines w:val="0"/>
-              <w:pageBreakBefore w:val="0"/>
-              <w:widowControl w:val="0"/>
-              <w:pBdr>
-                <w:top w:space="0" w:sz="0" w:val="nil"/>
-                <w:left w:space="0" w:sz="0" w:val="nil"/>
-                <w:bottom w:space="0" w:sz="0" w:val="nil"/>
-                <w:right w:space="0" w:sz="0" w:val="nil"/>
-                <w:between w:space="0" w:sz="0" w:val="nil"/>
-              </w:pBdr>
-              <w:shd w:fill="auto" w:val="clear"/>
-              <w:spacing w:after="0" w:before="0" w:line="240" w:lineRule="auto"/>
-              <w:ind w:left="0" w:right="0" w:firstLine="0"/>
-              <w:jc w:val="center"/>
-              <w:rPr>
-                <w:sz w:val="24"/>
-                <w:szCs w:val="24"/>
-              </w:rPr>
+              <w:spacing w:after="0" w:lineRule="auto"/>
+              <w:ind w:left="0" w:firstLine="0"/>
+              <w:rPr/>
             </w:pPr>
             <w:r>
               <w:rPr>
@@ -5982,30 +6843,12 @@
           </w:tcPr>
           <w:p>
             <w:pPr>
-              <w:keepNext w:val="0"/>
-              <w:keepLines w:val="0"/>
-              <w:pageBreakBefore w:val="0"/>
-              <w:widowControl w:val="0"/>
-              <w:pBdr>
-                <w:top w:space="0" w:sz="0" w:val="nil"/>
-                <w:left w:space="0" w:sz="0" w:val="nil"/>
-                <w:bottom w:space="0" w:sz="0" w:val="nil"/>
-                <w:right w:space="0" w:sz="0" w:val="nil"/>
-                <w:between w:space="0" w:sz="0" w:val="nil"/>
-              </w:pBdr>
-              <w:shd w:fill="auto" w:val="clear"/>
-              <w:spacing w:after="0" w:before="0" w:line="240" w:lineRule="auto"/>
-              <w:ind w:right="0"/>
-              <w:jc w:val="left"/>
-              <w:rPr>
-                <w:sz w:val="24"/>
-                <w:szCs w:val="24"/>
-              </w:rPr>
-            </w:pPr>
-            <w:r>
-              <w:rPr>
-                <w:sz w:val="24"/>
-                <w:szCs w:val="24"/>
+              <w:spacing w:after="0" w:lineRule="auto"/>
+              <w:ind w:left="0" w:firstLine="0"/>
+              <w:rPr/>
+            </w:pPr>
+            <w:r>
+              <w:rPr>
                 <w:rtl w:val="0"/>
               </w:rPr>
               <w:t xml:space="preserve">Problems outside the tutorial set.</w:t>
@@ -6013,30 +6856,12 @@
           </w:p>
           <w:p>
             <w:pPr>
-              <w:keepNext w:val="0"/>
-              <w:keepLines w:val="0"/>
-              <w:pageBreakBefore w:val="0"/>
-              <w:widowControl w:val="0"/>
-              <w:pBdr>
-                <w:top w:space="0" w:sz="0" w:val="nil"/>
-                <w:left w:space="0" w:sz="0" w:val="nil"/>
-                <w:bottom w:space="0" w:sz="0" w:val="nil"/>
-                <w:right w:space="0" w:sz="0" w:val="nil"/>
-                <w:between w:space="0" w:sz="0" w:val="nil"/>
-              </w:pBdr>
-              <w:shd w:fill="auto" w:val="clear"/>
-              <w:spacing w:after="0" w:before="0" w:line="240" w:lineRule="auto"/>
-              <w:ind w:right="0"/>
-              <w:jc w:val="left"/>
-              <w:rPr>
-                <w:sz w:val="24"/>
-                <w:szCs w:val="24"/>
-              </w:rPr>
-            </w:pPr>
-            <w:r>
-              <w:rPr>
-                <w:sz w:val="24"/>
-                <w:szCs w:val="24"/>
+              <w:spacing w:after="0" w:lineRule="auto"/>
+              <w:ind w:left="0" w:firstLine="0"/>
+              <w:rPr/>
+            </w:pPr>
+            <w:r>
+              <w:rPr>
                 <w:rtl w:val="0"/>
               </w:rPr>
               <w:t xml:space="preserve">Replit Introduction</w:t>
@@ -6044,30 +6869,12 @@
           </w:p>
           <w:p>
             <w:pPr>
-              <w:keepNext w:val="0"/>
-              <w:keepLines w:val="0"/>
-              <w:pageBreakBefore w:val="0"/>
-              <w:widowControl w:val="0"/>
-              <w:pBdr>
-                <w:top w:space="0" w:sz="0" w:val="nil"/>
-                <w:left w:space="0" w:sz="0" w:val="nil"/>
-                <w:bottom w:space="0" w:sz="0" w:val="nil"/>
-                <w:right w:space="0" w:sz="0" w:val="nil"/>
-                <w:between w:space="0" w:sz="0" w:val="nil"/>
-              </w:pBdr>
-              <w:shd w:fill="auto" w:val="clear"/>
-              <w:spacing w:after="0" w:before="0" w:line="240" w:lineRule="auto"/>
-              <w:ind w:right="0"/>
-              <w:jc w:val="left"/>
-              <w:rPr>
-                <w:sz w:val="24"/>
-                <w:szCs w:val="24"/>
-              </w:rPr>
-            </w:pPr>
-            <w:r>
-              <w:rPr>
-                <w:sz w:val="24"/>
-                <w:szCs w:val="24"/>
+              <w:spacing w:after="0" w:lineRule="auto"/>
+              <w:ind w:left="0" w:firstLine="0"/>
+              <w:rPr/>
+            </w:pPr>
+            <w:r>
+              <w:rPr>
                 <w:rtl w:val="0"/>
               </w:rPr>
               <w:t xml:space="preserve">Code Runner Intro</w:t>
@@ -6088,18 +6895,12 @@
           </w:tcPr>
           <w:p>
             <w:pPr>
-              <w:widowControl w:val="0"/>
-              <w:spacing w:line="240" w:lineRule="auto"/>
-              <w:jc w:val="left"/>
-              <w:rPr>
-                <w:sz w:val="24"/>
-                <w:szCs w:val="24"/>
-              </w:rPr>
-            </w:pPr>
-            <w:r>
-              <w:rPr>
-                <w:sz w:val="24"/>
-                <w:szCs w:val="24"/>
+              <w:spacing w:after="0" w:lineRule="auto"/>
+              <w:ind w:left="0" w:firstLine="0"/>
+              <w:rPr/>
+            </w:pPr>
+            <w:r>
+              <w:rPr>
                 <w:rtl w:val="0"/>
               </w:rPr>
               <w:t xml:space="preserve">Slides 23 to 28</w:t>
@@ -6107,17 +6908,12 @@
           </w:p>
           <w:p>
             <w:pPr>
-              <w:widowControl w:val="0"/>
-              <w:spacing w:line="240" w:lineRule="auto"/>
-              <w:rPr>
-                <w:sz w:val="24"/>
-                <w:szCs w:val="24"/>
-              </w:rPr>
-            </w:pPr>
-            <w:r>
-              <w:rPr>
-                <w:sz w:val="24"/>
-                <w:szCs w:val="24"/>
+              <w:spacing w:after="0" w:lineRule="auto"/>
+              <w:ind w:left="0" w:firstLine="0"/>
+              <w:rPr/>
+            </w:pPr>
+            <w:r>
+              <w:rPr>
                 <w:rtl w:val="0"/>
               </w:rPr>
               <w:t xml:space="preserve">Work through Slides 36 to 40</w:t>
@@ -6125,17 +6921,12 @@
           </w:p>
           <w:p>
             <w:pPr>
-              <w:widowControl w:val="0"/>
-              <w:spacing w:line="240" w:lineRule="auto"/>
-              <w:rPr>
-                <w:sz w:val="24"/>
-                <w:szCs w:val="24"/>
-              </w:rPr>
-            </w:pPr>
-            <w:r>
-              <w:rPr>
-                <w:sz w:val="24"/>
-                <w:szCs w:val="24"/>
+              <w:spacing w:after="0" w:lineRule="auto"/>
+              <w:ind w:left="0" w:firstLine="0"/>
+              <w:rPr/>
+            </w:pPr>
+            <w:r>
+              <w:rPr>
                 <w:rtl w:val="0"/>
               </w:rPr>
               <w:t xml:space="preserve">Slide 77</w:t>
@@ -6143,17 +6934,12 @@
           </w:p>
           <w:p>
             <w:pPr>
-              <w:widowControl w:val="0"/>
-              <w:spacing w:line="240" w:lineRule="auto"/>
-              <w:rPr>
-                <w:sz w:val="24"/>
-                <w:szCs w:val="24"/>
-              </w:rPr>
-            </w:pPr>
-            <w:r>
-              <w:rPr>
-                <w:sz w:val="24"/>
-                <w:szCs w:val="24"/>
+              <w:spacing w:after="0" w:lineRule="auto"/>
+              <w:ind w:left="0" w:firstLine="0"/>
+              <w:rPr/>
+            </w:pPr>
+            <w:r>
+              <w:rPr>
                 <w:rtl w:val="0"/>
               </w:rPr>
               <w:t xml:space="preserve">Aimed at the Code Avengers Top 10 students</w:t>
@@ -6173,25 +6959,9 @@
           </w:tcPr>
           <w:p>
             <w:pPr>
-              <w:keepNext w:val="0"/>
-              <w:keepLines w:val="0"/>
-              <w:pageBreakBefore w:val="0"/>
-              <w:widowControl w:val="0"/>
-              <w:pBdr>
-                <w:top w:space="0" w:sz="0" w:val="nil"/>
-                <w:left w:space="0" w:sz="0" w:val="nil"/>
-                <w:bottom w:space="0" w:sz="0" w:val="nil"/>
-                <w:right w:space="0" w:sz="0" w:val="nil"/>
-                <w:between w:space="0" w:sz="0" w:val="nil"/>
-              </w:pBdr>
-              <w:shd w:fill="auto" w:val="clear"/>
-              <w:spacing w:after="0" w:before="0" w:line="240" w:lineRule="auto"/>
-              <w:ind w:left="0" w:right="0" w:firstLine="0"/>
-              <w:jc w:val="left"/>
-              <w:rPr>
-                <w:sz w:val="24"/>
-                <w:szCs w:val="24"/>
-              </w:rPr>
+              <w:spacing w:after="0" w:lineRule="auto"/>
+              <w:ind w:left="0" w:firstLine="0"/>
+              <w:rPr/>
             </w:pPr>
             <w:r>
               <w:rPr>
@@ -6220,34 +6990,12 @@
           </w:tcPr>
           <w:p>
             <w:pPr>
-              <w:keepNext w:val="0"/>
-              <w:keepLines w:val="0"/>
-              <w:pageBreakBefore w:val="0"/>
-              <w:widowControl w:val="0"/>
-              <w:pBdr>
-                <w:top w:space="0" w:sz="0" w:val="nil"/>
-                <w:left w:space="0" w:sz="0" w:val="nil"/>
-                <w:bottom w:space="0" w:sz="0" w:val="nil"/>
-                <w:right w:space="0" w:sz="0" w:val="nil"/>
-                <w:between w:space="0" w:sz="0" w:val="nil"/>
-              </w:pBdr>
-              <w:shd w:fill="auto" w:val="clear"/>
-              <w:spacing w:after="0" w:before="0" w:line="240" w:lineRule="auto"/>
-              <w:ind w:left="0" w:right="0" w:firstLine="0"/>
-              <w:jc w:val="center"/>
-              <w:rPr>
-                <w:b w:val="1"/>
-                <w:bCs w:val="1"/>
-                <w:sz w:val="24"/>
-                <w:szCs w:val="24"/>
-              </w:rPr>
-            </w:pPr>
-            <w:r>
-              <w:rPr>
-                <w:b w:val="1"/>
-                <w:bCs w:val="1"/>
-                <w:sz w:val="24"/>
-                <w:szCs w:val="24"/>
+              <w:spacing w:after="0" w:lineRule="auto"/>
+              <w:ind w:left="0" w:firstLine="0"/>
+              <w:rPr/>
+            </w:pPr>
+            <w:r>
+              <w:rPr>
                 <w:rtl w:val="0"/>
               </w:rPr>
               <w:t xml:space="preserve">5</w:t>
@@ -6267,20 +7015,15 @@
           </w:tcPr>
           <w:p>
             <w:pPr>
-              <w:widowControl w:val="0"/>
-              <w:spacing w:line="240" w:lineRule="auto"/>
-              <w:rPr>
-                <w:sz w:val="24"/>
-                <w:szCs w:val="24"/>
-              </w:rPr>
-            </w:pPr>
-            <w:r>
-              <w:rPr>
-                <w:sz w:val="24"/>
-                <w:szCs w:val="24"/>
-                <w:rtl w:val="0"/>
-              </w:rPr>
-              <w:t xml:space="preserve">CodeAvengers Catchup</w:t>
+              <w:spacing w:after="0" w:lineRule="auto"/>
+              <w:ind w:left="0" w:firstLine="0"/>
+              <w:rPr/>
+            </w:pPr>
+            <w:r>
+              <w:rPr>
+                <w:rtl w:val="0"/>
+              </w:rPr>
+              <w:t xml:space="preserve">CodeAvengers Catch-up</w:t>
             </w:r>
           </w:p>
         </w:tc>
@@ -6298,17 +7041,12 @@
           </w:tcPr>
           <w:p>
             <w:pPr>
-              <w:widowControl w:val="0"/>
-              <w:spacing w:line="240" w:lineRule="auto"/>
-              <w:rPr>
-                <w:sz w:val="24"/>
-                <w:szCs w:val="24"/>
-              </w:rPr>
-            </w:pPr>
-            <w:r>
-              <w:rPr>
-                <w:sz w:val="24"/>
-                <w:szCs w:val="24"/>
+              <w:spacing w:after="0" w:lineRule="auto"/>
+              <w:ind w:left="0" w:firstLine="0"/>
+              <w:rPr/>
+            </w:pPr>
+            <w:r>
+              <w:rPr>
                 <w:rtl w:val="0"/>
               </w:rPr>
               <w:t xml:space="preserve">Code Avengers Lessons 1 to 10</w:t>
@@ -6328,43 +7066,15 @@
           </w:tcPr>
           <w:p>
             <w:pPr>
-              <w:keepNext w:val="0"/>
-              <w:keepLines w:val="0"/>
-              <w:pageBreakBefore w:val="0"/>
-              <w:widowControl w:val="0"/>
-              <w:pBdr>
-                <w:top w:space="0" w:sz="0" w:val="nil"/>
-                <w:left w:space="0" w:sz="0" w:val="nil"/>
-                <w:bottom w:space="0" w:sz="0" w:val="nil"/>
-                <w:right w:space="0" w:sz="0" w:val="nil"/>
-                <w:between w:space="0" w:sz="0" w:val="nil"/>
-              </w:pBdr>
-              <w:shd w:fill="auto" w:val="clear"/>
-              <w:spacing w:after="0" w:before="0" w:line="240" w:lineRule="auto"/>
-              <w:ind w:left="0" w:right="0" w:firstLine="0"/>
-              <w:jc w:val="left"/>
-              <w:rPr>
-                <w:sz w:val="24"/>
-                <w:szCs w:val="24"/>
-              </w:rPr>
-            </w:pPr>
-            <w:r>
-              <w:rPr>
-                <w:i w:val="1"/>
-                <w:iCs w:val="1"/>
-                <w:sz w:val="24"/>
-                <w:szCs w:val="24"/>
-                <w:rtl w:val="0"/>
-              </w:rPr>
-              <w:t xml:space="preserve">Formative Assessment</w:t>
-            </w:r>
-            <w:r>
-              <w:rPr>
-                <w:sz w:val="24"/>
-                <w:szCs w:val="24"/>
-                <w:rtl w:val="0"/>
-              </w:rPr>
-              <w:t xml:space="preserve"> - Code Runner released to students.</w:t>
+              <w:spacing w:after="0" w:lineRule="auto"/>
+              <w:ind w:left="0" w:firstLine="0"/>
+              <w:rPr/>
+            </w:pPr>
+            <w:r>
+              <w:rPr>
+                <w:rtl w:val="0"/>
+              </w:rPr>
+              <w:t xml:space="preserve">Formative Assessment - Code Runner released to students.</w:t>
             </w:r>
           </w:p>
         </w:tc>
@@ -6388,34 +7098,12 @@
           </w:tcPr>
           <w:p>
             <w:pPr>
-              <w:keepNext w:val="0"/>
-              <w:keepLines w:val="0"/>
-              <w:pageBreakBefore w:val="0"/>
-              <w:widowControl w:val="0"/>
-              <w:pBdr>
-                <w:top w:space="0" w:sz="0" w:val="nil"/>
-                <w:left w:space="0" w:sz="0" w:val="nil"/>
-                <w:bottom w:space="0" w:sz="0" w:val="nil"/>
-                <w:right w:space="0" w:sz="0" w:val="nil"/>
-                <w:between w:space="0" w:sz="0" w:val="nil"/>
-              </w:pBdr>
-              <w:shd w:fill="auto" w:val="clear"/>
-              <w:spacing w:after="0" w:before="0" w:line="240" w:lineRule="auto"/>
-              <w:ind w:left="0" w:right="0" w:firstLine="0"/>
-              <w:jc w:val="center"/>
-              <w:rPr>
-                <w:b w:val="1"/>
-                <w:bCs w:val="1"/>
-                <w:sz w:val="24"/>
-                <w:szCs w:val="24"/>
-              </w:rPr>
-            </w:pPr>
-            <w:r>
-              <w:rPr>
-                <w:b w:val="1"/>
-                <w:bCs w:val="1"/>
-                <w:sz w:val="24"/>
-                <w:szCs w:val="24"/>
+              <w:spacing w:after="0" w:lineRule="auto"/>
+              <w:ind w:left="0" w:firstLine="0"/>
+              <w:rPr/>
+            </w:pPr>
+            <w:r>
+              <w:rPr>
                 <w:rtl w:val="0"/>
               </w:rPr>
               <w:t xml:space="preserve">6</w:t>
@@ -6435,17 +7123,12 @@
           </w:tcPr>
           <w:p>
             <w:pPr>
-              <w:widowControl w:val="0"/>
-              <w:spacing w:line="240" w:lineRule="auto"/>
-              <w:rPr>
-                <w:sz w:val="24"/>
-                <w:szCs w:val="24"/>
-              </w:rPr>
-            </w:pPr>
-            <w:r>
-              <w:rPr>
-                <w:sz w:val="24"/>
-                <w:szCs w:val="24"/>
+              <w:spacing w:after="0" w:lineRule="auto"/>
+              <w:ind w:left="0" w:firstLine="0"/>
+              <w:rPr/>
+            </w:pPr>
+            <w:r>
+              <w:rPr>
                 <w:rtl w:val="0"/>
               </w:rPr>
               <w:t xml:space="preserve">Programming - IF/ELSE</w:t>
@@ -6466,17 +7149,12 @@
           </w:tcPr>
           <w:p>
             <w:pPr>
-              <w:widowControl w:val="0"/>
-              <w:spacing w:line="240" w:lineRule="auto"/>
-              <w:rPr>
-                <w:sz w:val="24"/>
-                <w:szCs w:val="24"/>
-              </w:rPr>
-            </w:pPr>
-            <w:r>
-              <w:rPr>
-                <w:sz w:val="24"/>
-                <w:szCs w:val="24"/>
+              <w:spacing w:after="0" w:lineRule="auto"/>
+              <w:ind w:left="0" w:firstLine="0"/>
+              <w:rPr/>
+            </w:pPr>
+            <w:r>
+              <w:rPr>
                 <w:rtl w:val="0"/>
               </w:rPr>
               <w:t xml:space="preserve">CodeAvengers Lessons 11 to 20</w:t>
@@ -6484,17 +7162,12 @@
           </w:p>
           <w:p>
             <w:pPr>
-              <w:widowControl w:val="0"/>
-              <w:spacing w:line="240" w:lineRule="auto"/>
-              <w:rPr>
-                <w:sz w:val="24"/>
-                <w:szCs w:val="24"/>
-              </w:rPr>
-            </w:pPr>
-            <w:r>
-              <w:rPr>
-                <w:sz w:val="24"/>
-                <w:szCs w:val="24"/>
+              <w:spacing w:after="0" w:lineRule="auto"/>
+              <w:ind w:left="0" w:firstLine="0"/>
+              <w:rPr/>
+            </w:pPr>
+            <w:r>
+              <w:rPr>
                 <w:rtl w:val="0"/>
               </w:rPr>
               <w:t xml:space="preserve">Slides 51 to 61</w:t>
@@ -6502,17 +7175,12 @@
           </w:p>
           <w:p>
             <w:pPr>
-              <w:widowControl w:val="0"/>
-              <w:spacing w:line="240" w:lineRule="auto"/>
-              <w:rPr>
-                <w:sz w:val="24"/>
-                <w:szCs w:val="24"/>
-              </w:rPr>
-            </w:pPr>
-            <w:r>
-              <w:rPr>
-                <w:sz w:val="24"/>
-                <w:szCs w:val="24"/>
+              <w:spacing w:after="0" w:lineRule="auto"/>
+              <w:ind w:left="0" w:firstLine="0"/>
+              <w:rPr/>
+            </w:pPr>
+            <w:r>
+              <w:rPr>
                 <w:rtl w:val="0"/>
               </w:rPr>
               <w:t xml:space="preserve">Students asked if they could do their assessment in Visual Studio Code - setup instructions are on Slide 78</w:t>
@@ -6532,76 +7200,27 @@
           </w:tcPr>
           <w:p>
             <w:pPr>
-              <w:widowControl w:val="0"/>
-              <w:spacing w:line="240" w:lineRule="auto"/>
-              <w:rPr>
-                <w:sz w:val="24"/>
-                <w:szCs w:val="24"/>
-              </w:rPr>
-            </w:pPr>
-            <w:r>
-              <w:rPr>
-                <w:sz w:val="24"/>
-                <w:szCs w:val="24"/>
-                <w:rtl w:val="0"/>
-              </w:rPr>
-              <w:t xml:space="preserve">The </w:t>
-            </w:r>
-            <w:r>
-              <w:rPr>
-                <w:i w:val="1"/>
-                <w:iCs w:val="1"/>
-                <w:sz w:val="24"/>
-                <w:szCs w:val="24"/>
-                <w:rtl w:val="0"/>
-              </w:rPr>
-              <w:t xml:space="preserve">Summative</w:t>
-            </w:r>
-            <w:r>
-              <w:rPr>
-                <w:sz w:val="24"/>
-                <w:szCs w:val="24"/>
-                <w:rtl w:val="0"/>
-              </w:rPr>
-              <w:t xml:space="preserve"> </w:t>
-            </w:r>
-            <w:r>
-              <w:rPr>
-                <w:i w:val="1"/>
-                <w:iCs w:val="1"/>
-                <w:sz w:val="24"/>
-                <w:szCs w:val="24"/>
-                <w:rtl w:val="0"/>
-              </w:rPr>
-              <w:t xml:space="preserve">Assessment</w:t>
-            </w:r>
-            <w:r>
-              <w:rPr>
-                <w:sz w:val="24"/>
-                <w:szCs w:val="24"/>
-                <w:rtl w:val="0"/>
-              </w:rPr>
-              <w:t xml:space="preserve"> has been released to students.</w:t>
-            </w:r>
-          </w:p>
-          <w:p>
-            <w:pPr>
-              <w:widowControl w:val="0"/>
+              <w:spacing w:after="0" w:lineRule="auto"/>
+              <w:ind w:left="0" w:firstLine="0"/>
+              <w:rPr/>
+            </w:pPr>
+            <w:r>
+              <w:rPr>
+                <w:rtl w:val="0"/>
+              </w:rPr>
+              <w:t xml:space="preserve">The Summative Assessment has been released to students.</w:t>
+            </w:r>
+          </w:p>
+          <w:p>
+            <w:pPr>
               <w:numPr>
                 <w:ilvl w:val="0"/>
                 <w:numId w:val="1"/>
               </w:numPr>
-              <w:spacing w:line="240" w:lineRule="auto"/>
-              <w:ind w:left="720" w:hanging="360"/>
-              <w:rPr>
-                <w:sz w:val="24"/>
-                <w:szCs w:val="24"/>
-              </w:rPr>
-            </w:pPr>
-            <w:r>
-              <w:rPr>
-                <w:sz w:val="24"/>
-                <w:szCs w:val="24"/>
+              <w:spacing w:after="0" w:lineRule="auto"/>
+            </w:pPr>
+            <w:r>
+              <w:rPr>
                 <w:rtl w:val="0"/>
               </w:rPr>
               <w:t xml:space="preserve">Cover sheet</w:t>
@@ -6609,22 +7228,14 @@
           </w:p>
           <w:p>
             <w:pPr>
-              <w:widowControl w:val="0"/>
               <w:numPr>
                 <w:ilvl w:val="0"/>
                 <w:numId w:val="1"/>
               </w:numPr>
-              <w:spacing w:line="240" w:lineRule="auto"/>
-              <w:ind w:left="720" w:hanging="360"/>
-              <w:rPr>
-                <w:sz w:val="24"/>
-                <w:szCs w:val="24"/>
-              </w:rPr>
-            </w:pPr>
-            <w:r>
-              <w:rPr>
-                <w:sz w:val="24"/>
-                <w:szCs w:val="24"/>
+              <w:spacing w:after="0" w:lineRule="auto"/>
+            </w:pPr>
+            <w:r>
+              <w:rPr>
                 <w:rtl w:val="0"/>
               </w:rPr>
               <w:t xml:space="preserve">Assessment Instructions</w:t>
@@ -6632,22 +7243,14 @@
           </w:p>
           <w:p>
             <w:pPr>
-              <w:widowControl w:val="0"/>
               <w:numPr>
                 <w:ilvl w:val="0"/>
                 <w:numId w:val="1"/>
               </w:numPr>
-              <w:spacing w:line="240" w:lineRule="auto"/>
-              <w:ind w:left="720" w:hanging="360"/>
-              <w:rPr>
-                <w:sz w:val="24"/>
-                <w:szCs w:val="24"/>
-              </w:rPr>
-            </w:pPr>
-            <w:r>
-              <w:rPr>
-                <w:sz w:val="24"/>
-                <w:szCs w:val="24"/>
+              <w:spacing w:after="0" w:lineRule="auto"/>
+            </w:pPr>
+            <w:r>
+              <w:rPr>
                 <w:rtl w:val="0"/>
               </w:rPr>
               <w:t xml:space="preserve">Assessment Schedule</w:t>
@@ -6655,22 +7258,14 @@
           </w:p>
           <w:p>
             <w:pPr>
-              <w:widowControl w:val="0"/>
               <w:numPr>
                 <w:ilvl w:val="0"/>
                 <w:numId w:val="1"/>
               </w:numPr>
-              <w:spacing w:line="240" w:lineRule="auto"/>
-              <w:ind w:left="720" w:hanging="360"/>
-              <w:rPr>
-                <w:sz w:val="24"/>
-                <w:szCs w:val="24"/>
-              </w:rPr>
-            </w:pPr>
-            <w:r>
-              <w:rPr>
-                <w:sz w:val="24"/>
-                <w:szCs w:val="24"/>
+              <w:spacing w:after="0" w:lineRule="auto"/>
+            </w:pPr>
+            <w:r>
+              <w:rPr>
                 <w:rtl w:val="0"/>
               </w:rPr>
               <w:t xml:space="preserve">Output Example</w:t>
@@ -6697,34 +7292,12 @@
           </w:tcPr>
           <w:p>
             <w:pPr>
-              <w:keepNext w:val="0"/>
-              <w:keepLines w:val="0"/>
-              <w:pageBreakBefore w:val="0"/>
-              <w:widowControl w:val="0"/>
-              <w:pBdr>
-                <w:top w:space="0" w:sz="0" w:val="nil"/>
-                <w:left w:space="0" w:sz="0" w:val="nil"/>
-                <w:bottom w:space="0" w:sz="0" w:val="nil"/>
-                <w:right w:space="0" w:sz="0" w:val="nil"/>
-                <w:between w:space="0" w:sz="0" w:val="nil"/>
-              </w:pBdr>
-              <w:shd w:fill="auto" w:val="clear"/>
-              <w:spacing w:after="0" w:before="0" w:line="240" w:lineRule="auto"/>
-              <w:ind w:left="0" w:right="0" w:firstLine="0"/>
-              <w:jc w:val="center"/>
-              <w:rPr>
-                <w:b w:val="1"/>
-                <w:bCs w:val="1"/>
-                <w:sz w:val="24"/>
-                <w:szCs w:val="24"/>
-              </w:rPr>
-            </w:pPr>
-            <w:r>
-              <w:rPr>
-                <w:b w:val="1"/>
-                <w:bCs w:val="1"/>
-                <w:sz w:val="24"/>
-                <w:szCs w:val="24"/>
+              <w:spacing w:after="0" w:lineRule="auto"/>
+              <w:ind w:left="0" w:firstLine="0"/>
+              <w:rPr/>
+            </w:pPr>
+            <w:r>
+              <w:rPr>
                 <w:rtl w:val="0"/>
               </w:rPr>
               <w:t xml:space="preserve">7</w:t>
@@ -6744,17 +7317,12 @@
           </w:tcPr>
           <w:p>
             <w:pPr>
-              <w:widowControl w:val="0"/>
-              <w:spacing w:line="240" w:lineRule="auto"/>
-              <w:rPr>
-                <w:sz w:val="24"/>
-                <w:szCs w:val="24"/>
-              </w:rPr>
-            </w:pPr>
-            <w:r>
-              <w:rPr>
-                <w:sz w:val="24"/>
-                <w:szCs w:val="24"/>
+              <w:spacing w:after="0" w:lineRule="auto"/>
+              <w:ind w:left="0" w:firstLine="0"/>
+              <w:rPr/>
+            </w:pPr>
+            <w:r>
+              <w:rPr>
                 <w:rtl w:val="0"/>
               </w:rPr>
               <w:t xml:space="preserve">Programming - Loops</w:t>
@@ -6775,17 +7343,12 @@
           </w:tcPr>
           <w:p>
             <w:pPr>
-              <w:widowControl w:val="0"/>
-              <w:spacing w:line="240" w:lineRule="auto"/>
-              <w:rPr>
-                <w:sz w:val="24"/>
-                <w:szCs w:val="24"/>
-              </w:rPr>
-            </w:pPr>
-            <w:r>
-              <w:rPr>
-                <w:sz w:val="24"/>
-                <w:szCs w:val="24"/>
+              <w:spacing w:after="0" w:lineRule="auto"/>
+              <w:ind w:left="0" w:firstLine="0"/>
+              <w:rPr/>
+            </w:pPr>
+            <w:r>
+              <w:rPr>
                 <w:rtl w:val="0"/>
               </w:rPr>
               <w:t xml:space="preserve">CodeAvengers Lessons 21 to 30</w:t>
@@ -6793,17 +7356,12 @@
           </w:p>
           <w:p>
             <w:pPr>
-              <w:widowControl w:val="0"/>
-              <w:spacing w:line="240" w:lineRule="auto"/>
-              <w:rPr>
-                <w:sz w:val="24"/>
-                <w:szCs w:val="24"/>
-              </w:rPr>
-            </w:pPr>
-            <w:r>
-              <w:rPr>
-                <w:sz w:val="24"/>
-                <w:szCs w:val="24"/>
+              <w:spacing w:after="0" w:lineRule="auto"/>
+              <w:ind w:left="0" w:firstLine="0"/>
+              <w:rPr/>
+            </w:pPr>
+            <w:r>
+              <w:rPr>
                 <w:rtl w:val="0"/>
               </w:rPr>
               <w:t xml:space="preserve">Slides 63 to 75</w:t>
@@ -6823,695 +7381,15 @@
           </w:tcPr>
           <w:p>
             <w:pPr>
-              <w:keepNext w:val="0"/>
-              <w:keepLines w:val="0"/>
-              <w:pageBreakBefore w:val="0"/>
-              <w:widowControl w:val="0"/>
-              <w:pBdr>
-                <w:top w:space="0" w:sz="0" w:val="nil"/>
-                <w:left w:space="0" w:sz="0" w:val="nil"/>
-                <w:bottom w:space="0" w:sz="0" w:val="nil"/>
-                <w:right w:space="0" w:sz="0" w:val="nil"/>
-                <w:between w:space="0" w:sz="0" w:val="nil"/>
-              </w:pBdr>
-              <w:shd w:fill="auto" w:val="clear"/>
-              <w:spacing w:after="0" w:before="0" w:line="240" w:lineRule="auto"/>
-              <w:ind w:left="0" w:right="0" w:firstLine="0"/>
-              <w:jc w:val="left"/>
-              <w:rPr>
-                <w:sz w:val="24"/>
-                <w:szCs w:val="24"/>
-              </w:rPr>
-            </w:pPr>
-            <w:r>
-              <w:rPr>
-                <w:b w:val="1"/>
-                <w:bCs w:val="1"/>
-                <w:sz w:val="24"/>
-                <w:szCs w:val="24"/>
-                <w:rtl w:val="0"/>
-              </w:rPr>
-              <w:t xml:space="preserve">Middle School</w:t>
-            </w:r>
-            <w:r>
-              <w:rPr>
-                <w:sz w:val="24"/>
-                <w:szCs w:val="24"/>
-                <w:rtl w:val="0"/>
-              </w:rPr>
-              <w:t xml:space="preserve"> - Assessment is CodeAvengers Progress Report.</w:t>
-            </w:r>
-          </w:p>
-        </w:tc>
-      </w:tr>
-      <w:tr>
-        <w:trPr>
-          <w:cantSplit w:val="0"/>
-          <w:trHeight w:val="1484.8828125" w:hRule="atLeast"/>
-          <w:tblHeader w:val="0"/>
-        </w:trPr>
-        <w:tc>
-          <w:tcPr>
-            <w:shd w:fill="auto" w:val="clear"/>
-            <w:tcMar>
-              <w:top w:w="100.0" w:type="dxa"/>
-              <w:left w:w="100.0" w:type="dxa"/>
-              <w:bottom w:w="100.0" w:type="dxa"/>
-              <w:right w:w="100.0" w:type="dxa"/>
-            </w:tcMar>
-            <w:vAlign w:val="top"/>
-          </w:tcPr>
-          <w:p>
-            <w:pPr>
-              <w:keepNext w:val="0"/>
-              <w:keepLines w:val="0"/>
-              <w:pageBreakBefore w:val="0"/>
-              <w:widowControl w:val="0"/>
-              <w:pBdr>
-                <w:top w:space="0" w:sz="0" w:val="nil"/>
-                <w:left w:space="0" w:sz="0" w:val="nil"/>
-                <w:bottom w:space="0" w:sz="0" w:val="nil"/>
-                <w:right w:space="0" w:sz="0" w:val="nil"/>
-                <w:between w:space="0" w:sz="0" w:val="nil"/>
-              </w:pBdr>
-              <w:shd w:fill="auto" w:val="clear"/>
-              <w:spacing w:after="0" w:before="0" w:line="240" w:lineRule="auto"/>
-              <w:ind w:left="0" w:right="0" w:firstLine="0"/>
-              <w:jc w:val="center"/>
-              <w:rPr>
-                <w:b w:val="1"/>
-                <w:bCs w:val="1"/>
-                <w:sz w:val="24"/>
-                <w:szCs w:val="24"/>
-              </w:rPr>
-            </w:pPr>
-            <w:r>
-              <w:rPr>
-                <w:b w:val="1"/>
-                <w:bCs w:val="1"/>
-                <w:sz w:val="24"/>
-                <w:szCs w:val="24"/>
-                <w:rtl w:val="0"/>
-              </w:rPr>
-              <w:t xml:space="preserve">8</w:t>
-            </w:r>
-          </w:p>
-        </w:tc>
-        <w:tc>
-          <w:tcPr>
-            <w:shd w:fill="ffff00" w:val="clear"/>
-            <w:tcMar>
-              <w:top w:w="100.0" w:type="dxa"/>
-              <w:left w:w="100.0" w:type="dxa"/>
-              <w:bottom w:w="100.0" w:type="dxa"/>
-              <w:right w:w="100.0" w:type="dxa"/>
-            </w:tcMar>
-            <w:vAlign w:val="top"/>
-          </w:tcPr>
-          <w:p>
-            <w:pPr>
-              <w:widowControl w:val="0"/>
-              <w:spacing w:line="240" w:lineRule="auto"/>
-              <w:rPr>
-                <w:b w:val="1"/>
-                <w:bCs w:val="1"/>
-                <w:sz w:val="24"/>
-                <w:szCs w:val="24"/>
-              </w:rPr>
-            </w:pPr>
-            <w:r>
-              <w:rPr>
-                <w:b w:val="1"/>
-                <w:bCs w:val="1"/>
-                <w:sz w:val="24"/>
-                <w:szCs w:val="24"/>
-                <w:rtl w:val="0"/>
-              </w:rPr>
-              <w:t xml:space="preserve">Assessment Clarity</w:t>
-            </w:r>
-          </w:p>
-          <w:p>
-            <w:pPr>
-              <w:widowControl w:val="0"/>
-              <w:spacing w:line="240" w:lineRule="auto"/>
-              <w:rPr>
-                <w:sz w:val="24"/>
-                <w:szCs w:val="24"/>
-              </w:rPr>
-            </w:pPr>
-            <w:r>
-              <w:rPr>
-                <w:sz w:val="24"/>
-                <w:szCs w:val="24"/>
-                <w:rtl w:val="0"/>
-              </w:rPr>
-              <w:t xml:space="preserve">Last week, we confirmed that students understand what is required to meet the assessment criteria.</w:t>
-            </w:r>
-          </w:p>
-        </w:tc>
-        <w:tc>
-          <w:tcPr>
-            <w:gridSpan w:val="2"/>
-            <w:shd w:fill="auto" w:val="clear"/>
-            <w:tcMar>
-              <w:top w:w="100.0" w:type="dxa"/>
-              <w:left w:w="100.0" w:type="dxa"/>
-              <w:bottom w:w="100.0" w:type="dxa"/>
-              <w:right w:w="100.0" w:type="dxa"/>
-            </w:tcMar>
-            <w:vAlign w:val="top"/>
-          </w:tcPr>
-          <w:p>
-            <w:pPr>
-              <w:widowControl w:val="0"/>
-              <w:spacing w:line="240" w:lineRule="auto"/>
-              <w:rPr>
-                <w:sz w:val="24"/>
-                <w:szCs w:val="24"/>
-              </w:rPr>
-            </w:pPr>
-            <w:r>
-              <w:rPr>
-                <w:sz w:val="24"/>
-                <w:szCs w:val="24"/>
-                <w:rtl w:val="0"/>
-              </w:rPr>
-              <w:t xml:space="preserve">Slides 79 to 87</w:t>
-            </w:r>
-          </w:p>
-          <w:p>
-            <w:pPr>
-              <w:widowControl w:val="0"/>
-              <w:spacing w:line="240" w:lineRule="auto"/>
-              <w:rPr>
-                <w:sz w:val="24"/>
-                <w:szCs w:val="24"/>
-              </w:rPr>
-            </w:pPr>
-            <w:r>
-              <w:rPr>
-                <w:sz w:val="24"/>
-                <w:szCs w:val="24"/>
-                <w:rtl w:val="0"/>
-              </w:rPr>
-              <w:t xml:space="preserve">Check that students can access the XBOX Game Bar for recording purposes.</w:t>
-            </w:r>
-          </w:p>
-          <w:p>
-            <w:pPr>
-              <w:widowControl w:val="0"/>
-              <w:spacing w:line="240" w:lineRule="auto"/>
-              <w:rPr>
-                <w:sz w:val="24"/>
-                <w:szCs w:val="24"/>
-              </w:rPr>
-            </w:pPr>
-            <w:r>
-              <w:rPr>
-                <w:rtl w:val="0"/>
-              </w:rPr>
-            </w:r>
-          </w:p>
-        </w:tc>
-        <w:tc>
-          <w:tcPr>
-            <w:shd w:fill="ffff00" w:val="clear"/>
-            <w:tcMar>
-              <w:top w:w="100.0" w:type="dxa"/>
-              <w:left w:w="100.0" w:type="dxa"/>
-              <w:bottom w:w="100.0" w:type="dxa"/>
-              <w:right w:w="100.0" w:type="dxa"/>
-            </w:tcMar>
-            <w:vAlign w:val="top"/>
-          </w:tcPr>
-          <w:p>
-            <w:pPr>
-              <w:keepNext w:val="0"/>
-              <w:keepLines w:val="0"/>
-              <w:pageBreakBefore w:val="0"/>
-              <w:widowControl w:val="0"/>
-              <w:pBdr>
-                <w:top w:space="0" w:sz="0" w:val="nil"/>
-                <w:left w:space="0" w:sz="0" w:val="nil"/>
-                <w:bottom w:space="0" w:sz="0" w:val="nil"/>
-                <w:right w:space="0" w:sz="0" w:val="nil"/>
-                <w:between w:space="0" w:sz="0" w:val="nil"/>
-              </w:pBdr>
-              <w:shd w:fill="auto" w:val="clear"/>
-              <w:spacing w:after="0" w:before="0" w:line="240" w:lineRule="auto"/>
-              <w:ind w:left="0" w:right="0" w:firstLine="0"/>
-              <w:jc w:val="left"/>
-              <w:rPr>
-                <w:sz w:val="24"/>
-                <w:szCs w:val="24"/>
-              </w:rPr>
-            </w:pPr>
-            <w:r>
-              <w:rPr>
-                <w:rtl w:val="0"/>
-              </w:rPr>
-            </w:r>
-          </w:p>
-        </w:tc>
-      </w:tr>
-      <w:tr>
-        <w:trPr>
-          <w:cantSplit w:val="0"/>
-          <w:trHeight w:val="1140" w:hRule="atLeast"/>
-          <w:tblHeader w:val="0"/>
-        </w:trPr>
-        <w:tc>
-          <w:tcPr>
-            <w:shd w:fill="auto" w:val="clear"/>
-            <w:tcMar>
-              <w:top w:w="100.0" w:type="dxa"/>
-              <w:left w:w="100.0" w:type="dxa"/>
-              <w:bottom w:w="100.0" w:type="dxa"/>
-              <w:right w:w="100.0" w:type="dxa"/>
-            </w:tcMar>
-            <w:vAlign w:val="top"/>
-          </w:tcPr>
-          <w:p>
-            <w:pPr>
-              <w:keepNext w:val="0"/>
-              <w:keepLines w:val="0"/>
-              <w:pageBreakBefore w:val="0"/>
-              <w:widowControl w:val="0"/>
-              <w:pBdr>
-                <w:top w:space="0" w:sz="0" w:val="nil"/>
-                <w:left w:space="0" w:sz="0" w:val="nil"/>
-                <w:bottom w:space="0" w:sz="0" w:val="nil"/>
-                <w:right w:space="0" w:sz="0" w:val="nil"/>
-                <w:between w:space="0" w:sz="0" w:val="nil"/>
-              </w:pBdr>
-              <w:shd w:fill="auto" w:val="clear"/>
-              <w:spacing w:after="0" w:before="0" w:line="240" w:lineRule="auto"/>
-              <w:ind w:left="0" w:right="0" w:firstLine="0"/>
-              <w:jc w:val="center"/>
-              <w:rPr>
-                <w:b w:val="1"/>
-                <w:bCs w:val="1"/>
-                <w:sz w:val="24"/>
-                <w:szCs w:val="24"/>
-              </w:rPr>
-            </w:pPr>
-            <w:r>
-              <w:rPr>
-                <w:b w:val="1"/>
-                <w:bCs w:val="1"/>
-                <w:sz w:val="24"/>
-                <w:szCs w:val="24"/>
-                <w:rtl w:val="0"/>
-              </w:rPr>
-              <w:t xml:space="preserve">9</w:t>
-            </w:r>
-          </w:p>
-        </w:tc>
-        <w:tc>
-          <w:tcPr>
-            <w:shd w:fill="auto" w:val="clear"/>
-            <w:tcMar>
-              <w:top w:w="100.0" w:type="dxa"/>
-              <w:left w:w="100.0" w:type="dxa"/>
-              <w:bottom w:w="100.0" w:type="dxa"/>
-              <w:right w:w="100.0" w:type="dxa"/>
-            </w:tcMar>
-            <w:vAlign w:val="top"/>
-          </w:tcPr>
-          <w:p>
-            <w:pPr>
-              <w:widowControl w:val="0"/>
-              <w:spacing w:line="240" w:lineRule="auto"/>
-              <w:rPr>
-                <w:sz w:val="24"/>
-                <w:szCs w:val="24"/>
-              </w:rPr>
-            </w:pPr>
-            <w:r>
-              <w:rPr>
-                <w:sz w:val="24"/>
-                <w:szCs w:val="24"/>
-                <w:rtl w:val="0"/>
-              </w:rPr>
-              <w:t xml:space="preserve">Assessment Time</w:t>
-            </w:r>
-          </w:p>
-          <w:p>
-            <w:pPr>
-              <w:widowControl w:val="0"/>
-              <w:spacing w:line="240" w:lineRule="auto"/>
-              <w:rPr>
-                <w:sz w:val="24"/>
-                <w:szCs w:val="24"/>
-              </w:rPr>
-            </w:pPr>
-            <w:r>
-              <w:rPr>
-                <w:rtl w:val="0"/>
-              </w:rPr>
-            </w:r>
-          </w:p>
-          <w:p>
-            <w:pPr>
-              <w:widowControl w:val="0"/>
-              <w:spacing w:line="240" w:lineRule="auto"/>
-              <w:rPr>
-                <w:sz w:val="24"/>
-                <w:szCs w:val="24"/>
-              </w:rPr>
-            </w:pPr>
-            <w:r>
-              <w:rPr>
-                <w:sz w:val="24"/>
-                <w:szCs w:val="24"/>
-                <w:rtl w:val="0"/>
-              </w:rPr>
-              <w:t xml:space="preserve">Introduce </w:t>
-            </w:r>
-            <w:hyperlink r:id="rId20">
-              <w:r>
-                <w:rPr>
-                  <w:color w:val="1155cc"/>
-                  <w:sz w:val="24"/>
-                  <w:szCs w:val="24"/>
-                  <w:u w:val="single"/>
-                  <w:rtl w:val="0"/>
-                </w:rPr>
-                <w:t xml:space="preserve">Usability</w:t>
-              </w:r>
-            </w:hyperlink>
-            <w:r>
-              <w:rPr>
-                <w:rtl w:val="0"/>
-              </w:rPr>
-            </w:r>
-          </w:p>
-        </w:tc>
-        <w:tc>
-          <w:tcPr>
-            <w:gridSpan w:val="2"/>
-            <w:shd w:fill="auto" w:val="clear"/>
-            <w:tcMar>
-              <w:top w:w="100.0" w:type="dxa"/>
-              <w:left w:w="100.0" w:type="dxa"/>
-              <w:bottom w:w="100.0" w:type="dxa"/>
-              <w:right w:w="100.0" w:type="dxa"/>
-            </w:tcMar>
-            <w:vAlign w:val="top"/>
-          </w:tcPr>
-          <w:p>
-            <w:pPr>
-              <w:widowControl w:val="0"/>
-              <w:spacing w:line="240" w:lineRule="auto"/>
-              <w:rPr>
-                <w:sz w:val="24"/>
-                <w:szCs w:val="24"/>
-              </w:rPr>
-            </w:pPr>
-            <w:r>
-              <w:rPr>
-                <w:sz w:val="24"/>
-                <w:szCs w:val="24"/>
-                <w:rtl w:val="0"/>
-              </w:rPr>
-              <w:t xml:space="preserve">Students are to continue working through their assessment.</w:t>
-            </w:r>
-          </w:p>
-          <w:p>
-            <w:pPr>
-              <w:widowControl w:val="0"/>
-              <w:spacing w:line="240" w:lineRule="auto"/>
-              <w:rPr>
-                <w:sz w:val="24"/>
-                <w:szCs w:val="24"/>
-              </w:rPr>
-            </w:pPr>
-            <w:r>
-              <w:rPr>
-                <w:rtl w:val="0"/>
-              </w:rPr>
-            </w:r>
-          </w:p>
-          <w:p>
-            <w:pPr>
-              <w:widowControl w:val="0"/>
-              <w:spacing w:line="240" w:lineRule="auto"/>
-              <w:rPr>
-                <w:sz w:val="24"/>
-                <w:szCs w:val="24"/>
-              </w:rPr>
-            </w:pPr>
-            <w:r>
-              <w:rPr>
-                <w:sz w:val="24"/>
-                <w:szCs w:val="24"/>
-                <w:rtl w:val="0"/>
-              </w:rPr>
-              <w:t xml:space="preserve">Take a moment to discuss the usability of the student's assessment interface.  It is not one of the criteria.  However, an Excellence student may want to tweak the interface. It is also a place for students to move as they hand in their assessment work.</w:t>
-            </w:r>
-          </w:p>
-        </w:tc>
-        <w:tc>
-          <w:tcPr>
-            <w:vMerge w:val="restart"/>
-            <w:shd w:fill="ffff00" w:val="clear"/>
-            <w:tcMar>
-              <w:top w:w="100.0" w:type="dxa"/>
-              <w:left w:w="100.0" w:type="dxa"/>
-              <w:bottom w:w="100.0" w:type="dxa"/>
-              <w:right w:w="100.0" w:type="dxa"/>
-            </w:tcMar>
-            <w:vAlign w:val="top"/>
-          </w:tcPr>
-          <w:p>
-            <w:pPr>
-              <w:keepNext w:val="0"/>
-              <w:keepLines w:val="0"/>
-              <w:pageBreakBefore w:val="0"/>
-              <w:widowControl w:val="0"/>
-              <w:pBdr>
-                <w:top w:space="0" w:sz="0" w:val="nil"/>
-                <w:left w:space="0" w:sz="0" w:val="nil"/>
-                <w:bottom w:space="0" w:sz="0" w:val="nil"/>
-                <w:right w:space="0" w:sz="0" w:val="nil"/>
-                <w:between w:space="0" w:sz="0" w:val="nil"/>
-              </w:pBdr>
-              <w:shd w:fill="auto" w:val="clear"/>
-              <w:spacing w:after="0" w:before="0" w:line="240" w:lineRule="auto"/>
-              <w:ind w:left="0" w:right="0" w:firstLine="0"/>
-              <w:jc w:val="left"/>
-              <w:rPr>
-                <w:b w:val="1"/>
-                <w:bCs w:val="1"/>
-                <w:sz w:val="24"/>
-                <w:szCs w:val="24"/>
-              </w:rPr>
-            </w:pPr>
-            <w:r>
-              <w:rPr>
-                <w:sz w:val="24"/>
-                <w:szCs w:val="24"/>
-                <w:rtl w:val="0"/>
-              </w:rPr>
-              <w:t xml:space="preserve">Assessment due </w:t>
-            </w:r>
-            <w:r>
-              <w:rPr>
-                <w:rtl w:val="0"/>
-              </w:rPr>
-            </w:r>
-          </w:p>
-          <w:p>
-            <w:pPr>
-              <w:widowControl w:val="0"/>
-              <w:spacing w:line="240" w:lineRule="auto"/>
-              <w:rPr>
-                <w:sz w:val="24"/>
-                <w:szCs w:val="24"/>
-              </w:rPr>
-            </w:pPr>
-            <w:r>
-              <w:rPr>
-                <w:rtl w:val="0"/>
-              </w:rPr>
-            </w:r>
-          </w:p>
-        </w:tc>
-      </w:tr>
-      <w:tr>
-        <w:trPr>
-          <w:cantSplit w:val="0"/>
-          <w:trHeight w:val="1124.8828125" w:hRule="atLeast"/>
-          <w:tblHeader w:val="0"/>
-        </w:trPr>
-        <w:tc>
-          <w:tcPr>
-            <w:shd w:fill="auto" w:val="clear"/>
-            <w:tcMar>
-              <w:top w:w="100.0" w:type="dxa"/>
-              <w:left w:w="100.0" w:type="dxa"/>
-              <w:bottom w:w="100.0" w:type="dxa"/>
-              <w:right w:w="100.0" w:type="dxa"/>
-            </w:tcMar>
-            <w:vAlign w:val="top"/>
-          </w:tcPr>
-          <w:p>
-            <w:pPr>
-              <w:keepNext w:val="0"/>
-              <w:keepLines w:val="0"/>
-              <w:pageBreakBefore w:val="0"/>
-              <w:widowControl w:val="0"/>
-              <w:pBdr>
-                <w:top w:space="0" w:sz="0" w:val="nil"/>
-                <w:left w:space="0" w:sz="0" w:val="nil"/>
-                <w:bottom w:space="0" w:sz="0" w:val="nil"/>
-                <w:right w:space="0" w:sz="0" w:val="nil"/>
-                <w:between w:space="0" w:sz="0" w:val="nil"/>
-              </w:pBdr>
-              <w:shd w:fill="auto" w:val="clear"/>
-              <w:spacing w:after="0" w:before="0" w:line="240" w:lineRule="auto"/>
-              <w:ind w:left="0" w:right="0" w:firstLine="0"/>
-              <w:jc w:val="center"/>
-              <w:rPr>
-                <w:b w:val="1"/>
-                <w:bCs w:val="1"/>
-                <w:sz w:val="24"/>
-                <w:szCs w:val="24"/>
-              </w:rPr>
-            </w:pPr>
-            <w:r>
-              <w:rPr>
-                <w:b w:val="1"/>
-                <w:bCs w:val="1"/>
-                <w:sz w:val="24"/>
-                <w:szCs w:val="24"/>
-                <w:rtl w:val="0"/>
-              </w:rPr>
-              <w:t xml:space="preserve">10</w:t>
-            </w:r>
-          </w:p>
-        </w:tc>
-        <w:tc>
-          <w:tcPr>
-            <w:shd w:fill="auto" w:val="clear"/>
-            <w:tcMar>
-              <w:top w:w="100.0" w:type="dxa"/>
-              <w:left w:w="100.0" w:type="dxa"/>
-              <w:bottom w:w="100.0" w:type="dxa"/>
-              <w:right w:w="100.0" w:type="dxa"/>
-            </w:tcMar>
-            <w:vAlign w:val="top"/>
-          </w:tcPr>
-          <w:p>
-            <w:pPr>
-              <w:widowControl w:val="0"/>
-              <w:spacing w:line="240" w:lineRule="auto"/>
-              <w:rPr>
-                <w:sz w:val="24"/>
-                <w:szCs w:val="24"/>
-              </w:rPr>
-            </w:pPr>
-            <w:r>
-              <w:rPr>
-                <w:sz w:val="24"/>
-                <w:szCs w:val="24"/>
-                <w:rtl w:val="0"/>
-              </w:rPr>
-              <w:t xml:space="preserve">Set students up for the next term unit - </w:t>
-            </w:r>
-            <w:hyperlink r:id="rId21">
-              <w:r>
-                <w:rPr>
-                  <w:color w:val="1155cc"/>
-                  <w:sz w:val="24"/>
-                  <w:szCs w:val="24"/>
-                  <w:u w:val="single"/>
-                  <w:rtl w:val="0"/>
-                </w:rPr>
-                <w:t xml:space="preserve">Process and Outcomes.</w:t>
-              </w:r>
-            </w:hyperlink>
-            <w:r>
-              <w:rPr>
-                <w:rtl w:val="0"/>
-              </w:rPr>
-            </w:r>
-          </w:p>
-        </w:tc>
-        <w:tc>
-          <w:tcPr>
-            <w:gridSpan w:val="2"/>
-            <w:shd w:fill="auto" w:val="clear"/>
-            <w:tcMar>
-              <w:top w:w="100.0" w:type="dxa"/>
-              <w:left w:w="100.0" w:type="dxa"/>
-              <w:bottom w:w="100.0" w:type="dxa"/>
-              <w:right w:w="100.0" w:type="dxa"/>
-            </w:tcMar>
-            <w:vAlign w:val="top"/>
-          </w:tcPr>
-          <w:p>
-            <w:pPr>
-              <w:widowControl w:val="0"/>
-              <w:spacing w:line="240" w:lineRule="auto"/>
-              <w:rPr>
-                <w:sz w:val="24"/>
-                <w:szCs w:val="24"/>
-              </w:rPr>
-            </w:pPr>
-            <w:r>
-              <w:rPr>
-                <w:sz w:val="24"/>
-                <w:szCs w:val="24"/>
-                <w:rtl w:val="0"/>
-              </w:rPr>
-              <w:t xml:space="preserve">Some students are interested in completing their projects in a programming format, which will allow them to continue learning from the work in this unit.</w:t>
-            </w:r>
-            <w:r>
-              <w:rPr>
-                <w:rtl w:val="0"/>
-              </w:rPr>
-            </w:r>
-          </w:p>
-        </w:tc>
-        <w:tc>
-          <w:tcPr>
-            <w:vMerge w:val="continue"/>
-            <w:shd w:fill="ffff00" w:val="clear"/>
-            <w:tcMar>
-              <w:top w:w="100.0" w:type="dxa"/>
-              <w:left w:w="100.0" w:type="dxa"/>
-              <w:bottom w:w="100.0" w:type="dxa"/>
-              <w:right w:w="100.0" w:type="dxa"/>
-            </w:tcMar>
-            <w:vAlign w:val="top"/>
-          </w:tcPr>
-          <w:p>
-            <w:pPr>
-              <w:keepNext w:val="0"/>
-              <w:keepLines w:val="0"/>
-              <w:pageBreakBefore w:val="0"/>
-              <w:widowControl w:val="0"/>
-              <w:pBdr>
-                <w:top w:space="0" w:sz="0" w:val="nil"/>
-                <w:left w:space="0" w:sz="0" w:val="nil"/>
-                <w:bottom w:space="0" w:sz="0" w:val="nil"/>
-                <w:right w:space="0" w:sz="0" w:val="nil"/>
-                <w:between w:space="0" w:sz="0" w:val="nil"/>
-              </w:pBdr>
-              <w:shd w:fill="auto" w:val="clear"/>
-              <w:spacing w:after="0" w:before="0" w:line="240" w:lineRule="auto"/>
-              <w:ind w:left="0" w:right="0" w:firstLine="0"/>
-              <w:jc w:val="left"/>
-              <w:rPr>
-                <w:sz w:val="24"/>
-                <w:szCs w:val="24"/>
-              </w:rPr>
-            </w:pPr>
-            <w:r>
-              <w:rPr>
-                <w:rtl w:val="0"/>
-              </w:rPr>
+              <w:spacing w:after="0" w:lineRule="auto"/>
+              <w:ind w:left="0" w:firstLine="0"/>
+              <w:rPr/>
+            </w:pPr>
+            <w:r>
+              <w:rPr>
+                <w:rtl w:val="0"/>
+              </w:rPr>
+              <w:t xml:space="preserve">Middle School - Assessment is CodeAvengers Progress Report.</w:t>
             </w:r>
           </w:p>
         </w:tc>
@@ -7523,7 +7401,7 @@
         <w:ind w:right="-45"/>
         <w:rPr/>
         <w:sectPr>
-          <w:headerReference r:id="rId22" w:type="default"/>
+          <w:headerReference r:id="rId26" w:type="default"/>
           <w:type w:val="nextPage"/>
           <w:pgSz w:h="11906" w:w="16838" w:orient="landscape"/>
           <w:pgMar w:bottom="1440" w:top="1440" w:left="1440" w:right="1440" w:header="720" w:footer="720"/>
@@ -7549,7 +7427,7 @@
     </w:p>
     <w:tbl>
       <w:tblPr>
-        <w:tblStyle w:val="Table8"/>
+        <w:tblStyle w:val="Table10"/>
         <w:tblW w:w="11460.0" w:type="dxa"/>
         <w:jc w:val="left"/>
         <w:tblInd w:w="-1200.0" w:type="dxa"/>
@@ -7630,7 +7508,7 @@
                           <pic:cNvPicPr preferRelativeResize="0"/>
                         </pic:nvPicPr>
                         <pic:blipFill>
-                          <a:blip r:embed="rId23"/>
+                          <a:blip r:embed="rId27"/>
                           <a:srcRect b="0" l="0" r="0" t="0"/>
                           <a:stretch>
                             <a:fillRect/>
@@ -7686,7 +7564,7 @@
               </w:rPr>
               <w:t xml:space="preserve">Reporting &amp; Assessment </w:t>
             </w:r>
-            <w:hyperlink r:id="rId24">
+            <w:hyperlink r:id="rId28">
               <w:r>
                 <w:rPr>
                   <w:b w:val="1"/>
@@ -7749,7 +7627,7 @@
               <w:widowControl w:val="0"/>
               <w:numPr>
                 <w:ilvl w:val="0"/>
-                <w:numId w:val="11"/>
+                <w:numId w:val="13"/>
               </w:numPr>
               <w:spacing w:line="240" w:lineRule="auto"/>
               <w:ind w:left="720" w:hanging="360"/>
@@ -8310,7 +8188,7 @@
     </w:p>
     <w:tbl>
       <w:tblPr>
-        <w:tblStyle w:val="Table9"/>
+        <w:tblStyle w:val="Table11"/>
         <w:tblW w:w="11460.0" w:type="dxa"/>
         <w:jc w:val="left"/>
         <w:tblInd w:w="-1200.0" w:type="dxa"/>
@@ -8362,9 +8240,9 @@
               <w:widowControl w:val="0"/>
               <w:numPr>
                 <w:ilvl w:val="0"/>
-                <w:numId w:val="15"/>
+                <w:numId w:val="18"/>
               </w:numPr>
-              <w:spacing w:line="240" w:lineRule="auto"/>
+              <w:spacing w:after="0" w:afterAutospacing="0" w:line="240" w:lineRule="auto"/>
               <w:ind w:left="720" w:hanging="360"/>
               <w:rPr>
                 <w:rFonts w:ascii="Source Sans Pro" w:cs="Source Sans Pro" w:eastAsia="Source Sans Pro" w:hAnsi="Source Sans Pro"/>
@@ -8389,9 +8267,9 @@
               <w:widowControl w:val="0"/>
               <w:numPr>
                 <w:ilvl w:val="0"/>
-                <w:numId w:val="15"/>
+                <w:numId w:val="18"/>
               </w:numPr>
-              <w:spacing w:line="240" w:lineRule="auto"/>
+              <w:spacing w:after="0" w:afterAutospacing="0" w:line="240" w:lineRule="auto"/>
               <w:ind w:left="720" w:hanging="360"/>
               <w:rPr>
                 <w:rFonts w:ascii="Source Sans Pro" w:cs="Source Sans Pro" w:eastAsia="Source Sans Pro" w:hAnsi="Source Sans Pro"/>
@@ -8410,7 +8288,7 @@
               </w:rPr>
               <w:t xml:space="preserve">Level 1 - </w:t>
             </w:r>
-            <w:hyperlink r:id="rId25">
+            <w:hyperlink r:id="rId29">
               <w:r>
                 <w:rPr>
                   <w:rFonts w:ascii="Source Sans Pro" w:cs="Source Sans Pro" w:eastAsia="Source Sans Pro" w:hAnsi="Source Sans Pro"/>
@@ -8439,9 +8317,9 @@
               <w:widowControl w:val="0"/>
               <w:numPr>
                 <w:ilvl w:val="0"/>
-                <w:numId w:val="15"/>
+                <w:numId w:val="18"/>
               </w:numPr>
-              <w:spacing w:line="240" w:lineRule="auto"/>
+              <w:spacing w:after="0" w:afterAutospacing="0" w:line="240" w:lineRule="auto"/>
               <w:ind w:left="720" w:hanging="360"/>
               <w:rPr>
                 <w:rFonts w:ascii="Source Sans Pro" w:cs="Source Sans Pro" w:eastAsia="Source Sans Pro" w:hAnsi="Source Sans Pro"/>
@@ -8460,7 +8338,7 @@
               </w:rPr>
               <w:t xml:space="preserve">Level 2 - </w:t>
             </w:r>
-            <w:hyperlink r:id="rId26">
+            <w:hyperlink r:id="rId30">
               <w:r>
                 <w:rPr>
                   <w:rFonts w:ascii="Source Sans Pro" w:cs="Source Sans Pro" w:eastAsia="Source Sans Pro" w:hAnsi="Source Sans Pro"/>
@@ -8484,7 +8362,7 @@
               <w:widowControl w:val="0"/>
               <w:numPr>
                 <w:ilvl w:val="0"/>
-                <w:numId w:val="15"/>
+                <w:numId w:val="18"/>
               </w:numPr>
               <w:spacing w:line="240" w:lineRule="auto"/>
               <w:ind w:left="720" w:hanging="360"/>
@@ -8505,7 +8383,7 @@
               </w:rPr>
               <w:t xml:space="preserve">Level 3 - </w:t>
             </w:r>
-            <w:hyperlink r:id="rId27">
+            <w:hyperlink r:id="rId31">
               <w:r>
                 <w:rPr>
                   <w:rFonts w:ascii="Source Sans Pro" w:cs="Source Sans Pro" w:eastAsia="Source Sans Pro" w:hAnsi="Source Sans Pro"/>
@@ -8659,7 +8537,7 @@
               <w:spacing w:after="240" w:lineRule="auto"/>
               <w:rPr/>
             </w:pPr>
-            <w:hyperlink r:id="rId28">
+            <w:hyperlink r:id="rId32">
               <w:r>
                 <w:rPr>
                   <w:rFonts w:ascii="Source Sans Pro" w:cs="Source Sans Pro" w:eastAsia="Source Sans Pro" w:hAnsi="Source Sans Pro"/>
@@ -8684,7 +8562,7 @@
               <w:spacing w:after="240" w:lineRule="auto"/>
               <w:rPr/>
             </w:pPr>
-            <w:hyperlink r:id="rId29">
+            <w:hyperlink r:id="rId33">
               <w:r>
                 <w:rPr>
                   <w:rFonts w:ascii="Source Sans Pro" w:cs="Source Sans Pro" w:eastAsia="Source Sans Pro" w:hAnsi="Source Sans Pro"/>
@@ -8709,7 +8587,7 @@
               <w:spacing w:after="240" w:lineRule="auto"/>
               <w:rPr/>
             </w:pPr>
-            <w:hyperlink r:id="rId30">
+            <w:hyperlink r:id="rId34">
               <w:r>
                 <w:rPr>
                   <w:rFonts w:ascii="Source Sans Pro" w:cs="Source Sans Pro" w:eastAsia="Source Sans Pro" w:hAnsi="Source Sans Pro"/>
@@ -8739,7 +8617,7 @@
                 <w:szCs w:val="20"/>
               </w:rPr>
             </w:pPr>
-            <w:hyperlink r:id="rId31">
+            <w:hyperlink r:id="rId35">
               <w:r>
                 <w:rPr>
                   <w:rFonts w:ascii="Source Sans Pro" w:cs="Source Sans Pro" w:eastAsia="Source Sans Pro" w:hAnsi="Source Sans Pro"/>
@@ -9216,7 +9094,7 @@
               <w:keepNext w:val="1"/>
               <w:numPr>
                 <w:ilvl w:val="0"/>
-                <w:numId w:val="16"/>
+                <w:numId w:val="20"/>
               </w:numPr>
               <w:spacing w:before="120" w:line="240" w:lineRule="auto"/>
               <w:ind w:left="465" w:hanging="360"/>
@@ -9238,7 +9116,7 @@
               <w:keepNext w:val="1"/>
               <w:numPr>
                 <w:ilvl w:val="0"/>
-                <w:numId w:val="16"/>
+                <w:numId w:val="20"/>
               </w:numPr>
               <w:spacing w:before="120" w:line="240" w:lineRule="auto"/>
               <w:ind w:left="465" w:hanging="360"/>
@@ -9260,7 +9138,7 @@
               <w:keepNext w:val="1"/>
               <w:numPr>
                 <w:ilvl w:val="0"/>
-                <w:numId w:val="4"/>
+                <w:numId w:val="5"/>
               </w:numPr>
               <w:spacing w:before="120" w:line="240" w:lineRule="auto"/>
               <w:ind w:left="748" w:hanging="283"/>
@@ -9282,7 +9160,7 @@
               <w:keepNext w:val="1"/>
               <w:numPr>
                 <w:ilvl w:val="0"/>
-                <w:numId w:val="4"/>
+                <w:numId w:val="5"/>
               </w:numPr>
               <w:spacing w:before="120" w:line="240" w:lineRule="auto"/>
               <w:ind w:left="748" w:hanging="283"/>
@@ -9304,7 +9182,7 @@
               <w:keepNext w:val="1"/>
               <w:numPr>
                 <w:ilvl w:val="0"/>
-                <w:numId w:val="4"/>
+                <w:numId w:val="5"/>
               </w:numPr>
               <w:spacing w:before="120" w:line="240" w:lineRule="auto"/>
               <w:ind w:left="748" w:hanging="283"/>
@@ -9326,7 +9204,7 @@
               <w:keepNext w:val="1"/>
               <w:numPr>
                 <w:ilvl w:val="0"/>
-                <w:numId w:val="4"/>
+                <w:numId w:val="5"/>
               </w:numPr>
               <w:spacing w:before="120" w:line="240" w:lineRule="auto"/>
               <w:ind w:left="748" w:hanging="283"/>
@@ -9348,7 +9226,7 @@
               <w:keepNext w:val="1"/>
               <w:numPr>
                 <w:ilvl w:val="0"/>
-                <w:numId w:val="4"/>
+                <w:numId w:val="5"/>
               </w:numPr>
               <w:spacing w:before="120" w:line="240" w:lineRule="auto"/>
               <w:ind w:left="748" w:hanging="283"/>
@@ -9498,7 +9376,7 @@
               <w:keepNext w:val="1"/>
               <w:numPr>
                 <w:ilvl w:val="0"/>
-                <w:numId w:val="18"/>
+                <w:numId w:val="22"/>
               </w:numPr>
               <w:spacing w:before="120" w:line="240" w:lineRule="auto"/>
               <w:ind w:left="465" w:hanging="360"/>
@@ -9534,7 +9412,7 @@
               <w:keepNext w:val="1"/>
               <w:numPr>
                 <w:ilvl w:val="0"/>
-                <w:numId w:val="18"/>
+                <w:numId w:val="22"/>
               </w:numPr>
               <w:spacing w:before="120" w:line="240" w:lineRule="auto"/>
               <w:ind w:left="465" w:hanging="360"/>
@@ -9570,7 +9448,7 @@
               <w:keepNext w:val="1"/>
               <w:numPr>
                 <w:ilvl w:val="0"/>
-                <w:numId w:val="18"/>
+                <w:numId w:val="22"/>
               </w:numPr>
               <w:spacing w:before="120" w:line="240" w:lineRule="auto"/>
               <w:ind w:left="465" w:hanging="360"/>
@@ -9606,7 +9484,7 @@
               <w:keepNext w:val="1"/>
               <w:numPr>
                 <w:ilvl w:val="0"/>
-                <w:numId w:val="18"/>
+                <w:numId w:val="22"/>
               </w:numPr>
               <w:spacing w:before="120" w:line="240" w:lineRule="auto"/>
               <w:ind w:left="465" w:hanging="360"/>
@@ -9642,7 +9520,7 @@
               <w:keepNext w:val="1"/>
               <w:numPr>
                 <w:ilvl w:val="0"/>
-                <w:numId w:val="18"/>
+                <w:numId w:val="22"/>
               </w:numPr>
               <w:spacing w:before="120" w:line="240" w:lineRule="auto"/>
               <w:ind w:left="465" w:hanging="360"/>
@@ -9692,7 +9570,7 @@
               <w:keepNext w:val="1"/>
               <w:numPr>
                 <w:ilvl w:val="0"/>
-                <w:numId w:val="18"/>
+                <w:numId w:val="22"/>
               </w:numPr>
               <w:spacing w:before="120" w:line="240" w:lineRule="auto"/>
               <w:ind w:left="465" w:hanging="360"/>
@@ -9823,7 +9701,7 @@
               <w:keepNext w:val="1"/>
               <w:numPr>
                 <w:ilvl w:val="0"/>
-                <w:numId w:val="7"/>
+                <w:numId w:val="9"/>
               </w:numPr>
               <w:spacing w:before="120" w:line="240" w:lineRule="auto"/>
               <w:ind w:left="465" w:hanging="360"/>
@@ -9846,7 +9724,7 @@
               <w:keepNext w:val="1"/>
               <w:numPr>
                 <w:ilvl w:val="0"/>
-                <w:numId w:val="7"/>
+                <w:numId w:val="9"/>
               </w:numPr>
               <w:spacing w:before="120" w:line="240" w:lineRule="auto"/>
               <w:ind w:left="465" w:hanging="360"/>
@@ -9869,7 +9747,7 @@
               <w:keepNext w:val="1"/>
               <w:numPr>
                 <w:ilvl w:val="0"/>
-                <w:numId w:val="7"/>
+                <w:numId w:val="9"/>
               </w:numPr>
               <w:spacing w:before="120" w:line="240" w:lineRule="auto"/>
               <w:ind w:left="465" w:hanging="360"/>
@@ -10001,7 +9879,7 @@
               <w:keepNext w:val="1"/>
               <w:numPr>
                 <w:ilvl w:val="0"/>
-                <w:numId w:val="17"/>
+                <w:numId w:val="21"/>
               </w:numPr>
               <w:spacing w:line="240" w:lineRule="auto"/>
               <w:ind w:left="465" w:hanging="360"/>
@@ -10113,7 +9991,7 @@
               <w:keepNext w:val="1"/>
               <w:numPr>
                 <w:ilvl w:val="0"/>
-                <w:numId w:val="2"/>
+                <w:numId w:val="3"/>
               </w:numPr>
               <w:spacing w:before="120" w:line="240" w:lineRule="auto"/>
               <w:ind w:left="456" w:hanging="360"/>
@@ -10135,7 +10013,7 @@
               <w:keepNext w:val="1"/>
               <w:numPr>
                 <w:ilvl w:val="0"/>
-                <w:numId w:val="2"/>
+                <w:numId w:val="3"/>
               </w:numPr>
               <w:spacing w:before="120" w:line="240" w:lineRule="auto"/>
               <w:ind w:left="456" w:hanging="360"/>
@@ -10179,7 +10057,7 @@
               <w:keepNext w:val="1"/>
               <w:numPr>
                 <w:ilvl w:val="0"/>
-                <w:numId w:val="2"/>
+                <w:numId w:val="3"/>
               </w:numPr>
               <w:spacing w:before="120" w:line="240" w:lineRule="auto"/>
               <w:ind w:left="456" w:hanging="360"/>
@@ -10301,7 +10179,7 @@
               <w:keepNext w:val="1"/>
               <w:numPr>
                 <w:ilvl w:val="0"/>
-                <w:numId w:val="3"/>
+                <w:numId w:val="4"/>
               </w:numPr>
               <w:spacing w:before="120" w:line="240" w:lineRule="auto"/>
               <w:ind w:left="453" w:hanging="360"/>
@@ -10418,7 +10296,7 @@
               <w:keepNext w:val="1"/>
               <w:numPr>
                 <w:ilvl w:val="1"/>
-                <w:numId w:val="9"/>
+                <w:numId w:val="11"/>
               </w:numPr>
               <w:spacing w:line="240" w:lineRule="auto"/>
               <w:ind w:left="453" w:hanging="360"/>
@@ -10438,7 +10316,7 @@
               <w:keepNext w:val="1"/>
               <w:numPr>
                 <w:ilvl w:val="0"/>
-                <w:numId w:val="10"/>
+                <w:numId w:val="12"/>
               </w:numPr>
               <w:spacing w:before="120" w:line="240" w:lineRule="auto"/>
               <w:ind w:left="749" w:hanging="284"/>
@@ -10464,7 +10342,7 @@
               <w:keepNext w:val="1"/>
               <w:numPr>
                 <w:ilvl w:val="0"/>
-                <w:numId w:val="10"/>
+                <w:numId w:val="12"/>
               </w:numPr>
               <w:spacing w:before="120" w:line="240" w:lineRule="auto"/>
               <w:ind w:left="749" w:hanging="284"/>
@@ -10490,7 +10368,7 @@
               <w:keepNext w:val="1"/>
               <w:numPr>
                 <w:ilvl w:val="0"/>
-                <w:numId w:val="10"/>
+                <w:numId w:val="12"/>
               </w:numPr>
               <w:spacing w:before="120" w:line="240" w:lineRule="auto"/>
               <w:ind w:left="749" w:hanging="284"/>
@@ -10709,7 +10587,7 @@
               <w:keepNext w:val="1"/>
               <w:numPr>
                 <w:ilvl w:val="0"/>
-                <w:numId w:val="21"/>
+                <w:numId w:val="27"/>
               </w:numPr>
               <w:spacing w:line="240" w:lineRule="auto"/>
               <w:ind w:left="453" w:hanging="360"/>
@@ -10729,7 +10607,7 @@
               <w:keepNext w:val="1"/>
               <w:numPr>
                 <w:ilvl w:val="0"/>
-                <w:numId w:val="10"/>
+                <w:numId w:val="12"/>
               </w:numPr>
               <w:spacing w:before="120" w:line="240" w:lineRule="auto"/>
               <w:ind w:left="749" w:hanging="284"/>
@@ -10755,7 +10633,7 @@
               <w:keepNext w:val="1"/>
               <w:numPr>
                 <w:ilvl w:val="0"/>
-                <w:numId w:val="10"/>
+                <w:numId w:val="12"/>
               </w:numPr>
               <w:spacing w:before="120" w:line="240" w:lineRule="auto"/>
               <w:ind w:left="749" w:hanging="284"/>
@@ -10781,7 +10659,7 @@
               <w:keepNext w:val="1"/>
               <w:numPr>
                 <w:ilvl w:val="0"/>
-                <w:numId w:val="10"/>
+                <w:numId w:val="12"/>
               </w:numPr>
               <w:spacing w:before="120" w:line="240" w:lineRule="auto"/>
               <w:ind w:left="749" w:hanging="284"/>
@@ -10982,7 +10860,7 @@
               <w:keepNext w:val="1"/>
               <w:numPr>
                 <w:ilvl w:val="0"/>
-                <w:numId w:val="6"/>
+                <w:numId w:val="8"/>
               </w:numPr>
               <w:spacing w:line="240" w:lineRule="auto"/>
               <w:ind w:left="453" w:hanging="360"/>
@@ -11036,7 +10914,7 @@
         <w:ind w:right="-45"/>
         <w:rPr/>
         <w:sectPr>
-          <w:headerReference r:id="rId32" w:type="default"/>
+          <w:headerReference r:id="rId36" w:type="default"/>
           <w:type w:val="nextPage"/>
           <w:pgSz w:h="16838" w:w="11906" w:orient="portrait"/>
           <w:pgMar w:bottom="1440" w:top="1440" w:left="1440" w:right="1440" w:header="720" w:footer="720"/>
@@ -11062,7 +10940,7 @@
     </w:p>
     <w:tbl>
       <w:tblPr>
-        <w:tblStyle w:val="Table10"/>
+        <w:tblStyle w:val="Table12"/>
         <w:tblW w:w="10125.0" w:type="dxa"/>
         <w:jc w:val="left"/>
         <w:tblInd w:w="-1080.0" w:type="dxa"/>
@@ -11920,7 +11798,7 @@
       </w:r>
     </w:p>
     <w:sectPr>
-      <w:headerReference r:id="rId33" w:type="default"/>
+      <w:headerReference r:id="rId37" w:type="default"/>
       <w:type w:val="nextPage"/>
       <w:pgSz w:h="16838" w:w="11906" w:orient="portrait"/>
       <w:pgMar w:bottom="1440" w:top="1440" w:left="1440" w:right="1440" w:header="720" w:footer="720"/>
@@ -12667,8 +12545,6 @@
 <w:hdr xmlns:mc="http://schemas.openxmlformats.org/markup-compatibility/2006" xmlns:o="urn:schemas-microsoft-com:office:office" xmlns:r="http://schemas.openxmlformats.org/officeDocument/2006/relationships" xmlns:m="http://schemas.openxmlformats.org/officeDocument/2006/math" xmlns:v="urn:schemas-microsoft-com:vml" xmlns:wp="http://schemas.openxmlformats.org/drawingml/2006/wordprocessingDrawing" xmlns:w10="urn:schemas-microsoft-com:office:word" xmlns:w="http://schemas.openxmlformats.org/wordprocessingml/2006/main" xmlns:wne="http://schemas.microsoft.com/office/word/2006/wordml" xmlns:sl="http://schemas.openxmlformats.org/schemaLibrary/2006/main" xmlns:a="http://schemas.openxmlformats.org/drawingml/2006/main" xmlns:pic="http://schemas.openxmlformats.org/drawingml/2006/picture" xmlns:c="http://schemas.openxmlformats.org/drawingml/2006/chart" xmlns:lc="http://schemas.openxmlformats.org/drawingml/2006/lockedCanvas" xmlns:dgm="http://schemas.openxmlformats.org/drawingml/2006/diagram" xmlns:wps="http://schemas.microsoft.com/office/word/2010/wordprocessingShape" xmlns:wpg="http://schemas.microsoft.com/office/word/2010/wordprocessingGroup" xmlns:w14="http://schemas.microsoft.com/office/word/2010/wordml" xmlns:w15="http://schemas.microsoft.com/office/word/2012/wordml" xmlns:w16="http://schemas.microsoft.com/office/word/2018/wordml" xmlns:w16cex="http://schemas.microsoft.com/office/word/2018/wordml/cex" xmlns:w16cid="http://schemas.microsoft.com/office/word/2016/wordml/cid" xmlns="http://schemas.microsoft.com/office/tasks/2019/documenttasks" xmlns:cr="http://schemas.microsoft.com/office/comments/2020/reactions">
   <w:p>
     <w:pPr>
-      <w:spacing w:line="240" w:lineRule="auto"/>
-      <w:ind w:right="-45"/>
       <w:rPr/>
     </w:pPr>
     <w:r>
@@ -12679,10 +12555,10 @@
   </w:p>
   <w:tbl>
     <w:tblPr>
-      <w:tblStyle w:val="Table11"/>
-      <w:tblW w:w="15540.0" w:type="dxa"/>
+      <w:tblStyle w:val="Table13"/>
+      <w:tblW w:w="15840.0" w:type="dxa"/>
       <w:jc w:val="left"/>
-      <w:tblInd w:w="-855.0" w:type="dxa"/>
+      <w:tblInd w:w="-1200.0" w:type="dxa"/>
       <w:tblBorders>
         <w:top w:color="000000" w:space="0" w:sz="8" w:val="single"/>
         <w:left w:color="000000" w:space="0" w:sz="8" w:val="single"/>
@@ -12695,25 +12571,23 @@
       <w:tblLook w:val="0600"/>
     </w:tblPr>
     <w:tblGrid>
-      <w:gridCol w:w="2145"/>
+      <w:gridCol w:w="2490"/>
       <w:gridCol w:w="2925"/>
-      <w:gridCol w:w="1395"/>
-      <w:gridCol w:w="5325"/>
-      <w:gridCol w:w="3750"/>
+      <w:gridCol w:w="6630"/>
+      <w:gridCol w:w="3795"/>
       <w:tblGridChange w:id="0">
         <w:tblGrid>
-          <w:gridCol w:w="2145"/>
+          <w:gridCol w:w="2490"/>
           <w:gridCol w:w="2925"/>
-          <w:gridCol w:w="1395"/>
-          <w:gridCol w:w="5325"/>
-          <w:gridCol w:w="3750"/>
+          <w:gridCol w:w="6630"/>
+          <w:gridCol w:w="3795"/>
         </w:tblGrid>
       </w:tblGridChange>
     </w:tblGrid>
     <w:tr>
       <w:trPr>
         <w:cantSplit w:val="0"/>
-        <w:trHeight w:val="480" w:hRule="atLeast"/>
+        <w:trHeight w:val="375" w:hRule="atLeast"/>
         <w:tblHeader w:val="0"/>
       </w:trPr>
       <w:tc>
@@ -12730,43 +12604,18 @@
         <w:p>
           <w:pPr>
             <w:widowControl w:val="0"/>
-            <w:spacing w:line="240" w:lineRule="auto"/>
-            <w:jc w:val="center"/>
+            <w:spacing w:after="0" w:before="0" w:lineRule="auto"/>
+            <w:ind w:left="0" w:firstLine="0"/>
             <w:rPr>
-              <w:b w:val="1"/>
-              <w:bCs w:val="1"/>
               <w:color w:val="ffffff"/>
             </w:rPr>
           </w:pPr>
           <w:r>
             <w:rPr>
-              <w:b w:val="1"/>
-              <w:bCs w:val="1"/>
               <w:color w:val="ffffff"/>
               <w:rtl w:val="0"/>
             </w:rPr>
             <w:t xml:space="preserve">Lesson</w:t>
-          </w:r>
-        </w:p>
-        <w:p>
-          <w:pPr>
-            <w:widowControl w:val="0"/>
-            <w:spacing w:line="240" w:lineRule="auto"/>
-            <w:jc w:val="center"/>
-            <w:rPr>
-              <w:b w:val="1"/>
-              <w:bCs w:val="1"/>
-              <w:color w:val="ffffff"/>
-            </w:rPr>
-          </w:pPr>
-          <w:r>
-            <w:rPr>
-              <w:b w:val="1"/>
-              <w:bCs w:val="1"/>
-              <w:color w:val="ffffff"/>
-              <w:rtl w:val="0"/>
-            </w:rPr>
-            <w:t xml:space="preserve">(Weekly Sets)</w:t>
           </w:r>
         </w:p>
       </w:tc>
@@ -12784,77 +12633,18 @@
         <w:p>
           <w:pPr>
             <w:widowControl w:val="0"/>
-            <w:spacing w:line="240" w:lineRule="auto"/>
-            <w:jc w:val="center"/>
+            <w:spacing w:after="0" w:before="0" w:lineRule="auto"/>
+            <w:ind w:left="0" w:firstLine="0"/>
             <w:rPr>
-              <w:b w:val="1"/>
-              <w:bCs w:val="1"/>
               <w:color w:val="ffffff"/>
             </w:rPr>
           </w:pPr>
           <w:r>
             <w:rPr>
-              <w:b w:val="1"/>
-              <w:bCs w:val="1"/>
               <w:color w:val="ffffff"/>
               <w:rtl w:val="0"/>
             </w:rPr>
-            <w:t xml:space="preserve">Specific Learning Objective(s)</w:t>
-          </w:r>
-        </w:p>
-      </w:tc>
-      <w:tc>
-        <w:tcPr>
-          <w:gridSpan w:val="2"/>
-          <w:shd w:fill="85200c" w:val="clear"/>
-          <w:tcMar>
-            <w:top w:w="100.0" w:type="dxa"/>
-            <w:left w:w="100.0" w:type="dxa"/>
-            <w:bottom w:w="100.0" w:type="dxa"/>
-            <w:right w:w="100.0" w:type="dxa"/>
-          </w:tcMar>
-          <w:vAlign w:val="top"/>
-        </w:tcPr>
-        <w:p>
-          <w:pPr>
-            <w:widowControl w:val="0"/>
-            <w:spacing w:line="240" w:lineRule="auto"/>
-            <w:jc w:val="center"/>
-            <w:rPr>
-              <w:b w:val="1"/>
-              <w:bCs w:val="1"/>
-              <w:color w:val="ffffff"/>
-            </w:rPr>
-          </w:pPr>
-          <w:r>
-            <w:rPr>
-              <w:b w:val="1"/>
-              <w:bCs w:val="1"/>
-              <w:color w:val="ffffff"/>
-              <w:rtl w:val="0"/>
-            </w:rPr>
-            <w:t xml:space="preserve">Learning Experience/Intentions</w:t>
-          </w:r>
-        </w:p>
-        <w:p>
-          <w:pPr>
-            <w:widowControl w:val="0"/>
-            <w:spacing w:line="240" w:lineRule="auto"/>
-            <w:jc w:val="center"/>
-            <w:rPr>
-              <w:b w:val="1"/>
-              <w:bCs w:val="1"/>
-              <w:color w:val="ffffff"/>
-            </w:rPr>
-          </w:pPr>
-          <w:r>
-            <w:rPr>
-              <w:b w:val="1"/>
-              <w:bCs w:val="1"/>
-              <w:color w:val="ffffff"/>
-              <w:rtl w:val="0"/>
-            </w:rPr>
-            <w:t xml:space="preserve">Learning Activities/Links</w:t>
+            <w:t xml:space="preserve">Lesson Topic &amp; Aims</w:t>
           </w:r>
         </w:p>
       </w:tc>
@@ -12872,22 +12662,47 @@
         <w:p>
           <w:pPr>
             <w:widowControl w:val="0"/>
-            <w:spacing w:line="240" w:lineRule="auto"/>
-            <w:jc w:val="center"/>
+            <w:spacing w:after="0" w:before="0" w:lineRule="auto"/>
+            <w:ind w:left="0" w:firstLine="0"/>
             <w:rPr>
-              <w:b w:val="1"/>
-              <w:bCs w:val="1"/>
               <w:color w:val="ffffff"/>
             </w:rPr>
           </w:pPr>
           <w:r>
             <w:rPr>
-              <w:b w:val="1"/>
-              <w:bCs w:val="1"/>
               <w:color w:val="ffffff"/>
               <w:rtl w:val="0"/>
             </w:rPr>
-            <w:t xml:space="preserve">Assessment Criteria</w:t>
+            <w:t xml:space="preserve">Lesson Objectives</w:t>
+          </w:r>
+        </w:p>
+      </w:tc>
+      <w:tc>
+        <w:tcPr>
+          <w:shd w:fill="85200c" w:val="clear"/>
+          <w:tcMar>
+            <w:top w:w="100.0" w:type="dxa"/>
+            <w:left w:w="100.0" w:type="dxa"/>
+            <w:bottom w:w="100.0" w:type="dxa"/>
+            <w:right w:w="100.0" w:type="dxa"/>
+          </w:tcMar>
+          <w:vAlign w:val="top"/>
+        </w:tcPr>
+        <w:p>
+          <w:pPr>
+            <w:widowControl w:val="0"/>
+            <w:spacing w:after="0" w:before="0" w:lineRule="auto"/>
+            <w:ind w:left="0" w:firstLine="0"/>
+            <w:rPr>
+              <w:color w:val="ffffff"/>
+            </w:rPr>
+          </w:pPr>
+          <w:r>
+            <w:rPr>
+              <w:color w:val="ffffff"/>
+              <w:rtl w:val="0"/>
+            </w:rPr>
+            <w:t xml:space="preserve">Activity Details</w:t>
           </w:r>
         </w:p>
       </w:tc>
@@ -12896,7 +12711,7 @@
   <w:p>
     <w:pPr>
       <w:spacing w:line="240" w:lineRule="auto"/>
-      <w:ind w:right="-45"/>
+      <w:ind w:left="0" w:right="-45" w:firstLine="0"/>
       <w:rPr/>
     </w:pPr>
     <w:r>
@@ -12939,7 +12754,7 @@
   </w:p>
   <w:tbl>
     <w:tblPr>
-      <w:tblStyle w:val="Table12"/>
+      <w:tblStyle w:val="Table14"/>
       <w:tblW w:w="11460.0" w:type="dxa"/>
       <w:jc w:val="left"/>
       <w:tblInd w:w="-1200.0" w:type="dxa"/>
@@ -13088,6 +12903,198 @@
 </w:hdr>
 </file>
 
+<file path=word/header5.xml><?xml version="1.0" encoding="utf-8"?>
+<w:hdr xmlns:mc="http://schemas.openxmlformats.org/markup-compatibility/2006" xmlns:o="urn:schemas-microsoft-com:office:office" xmlns:r="http://schemas.openxmlformats.org/officeDocument/2006/relationships" xmlns:m="http://schemas.openxmlformats.org/officeDocument/2006/math" xmlns:v="urn:schemas-microsoft-com:vml" xmlns:wp="http://schemas.openxmlformats.org/drawingml/2006/wordprocessingDrawing" xmlns:w10="urn:schemas-microsoft-com:office:word" xmlns:w="http://schemas.openxmlformats.org/wordprocessingml/2006/main" xmlns:wne="http://schemas.microsoft.com/office/word/2006/wordml" xmlns:sl="http://schemas.openxmlformats.org/schemaLibrary/2006/main" xmlns:a="http://schemas.openxmlformats.org/drawingml/2006/main" xmlns:pic="http://schemas.openxmlformats.org/drawingml/2006/picture" xmlns:c="http://schemas.openxmlformats.org/drawingml/2006/chart" xmlns:lc="http://schemas.openxmlformats.org/drawingml/2006/lockedCanvas" xmlns:dgm="http://schemas.openxmlformats.org/drawingml/2006/diagram" xmlns:wps="http://schemas.microsoft.com/office/word/2010/wordprocessingShape" xmlns:wpg="http://schemas.microsoft.com/office/word/2010/wordprocessingGroup" xmlns:w14="http://schemas.microsoft.com/office/word/2010/wordml" xmlns:w15="http://schemas.microsoft.com/office/word/2012/wordml" xmlns:w16="http://schemas.microsoft.com/office/word/2018/wordml" xmlns:w16cex="http://schemas.microsoft.com/office/word/2018/wordml/cex" xmlns:w16cid="http://schemas.microsoft.com/office/word/2016/wordml/cid" xmlns="http://schemas.microsoft.com/office/tasks/2019/documenttasks" xmlns:cr="http://schemas.microsoft.com/office/comments/2020/reactions">
+  <w:p>
+    <w:pPr>
+      <w:spacing w:line="240" w:lineRule="auto"/>
+      <w:ind w:right="-45"/>
+      <w:rPr/>
+    </w:pPr>
+    <w:r>
+      <w:rPr>
+        <w:rtl w:val="0"/>
+      </w:rPr>
+    </w:r>
+  </w:p>
+  <w:p>
+    <w:pPr>
+      <w:spacing w:line="240" w:lineRule="auto"/>
+      <w:ind w:right="-45"/>
+      <w:rPr/>
+    </w:pPr>
+    <w:r>
+      <w:rPr>
+        <w:rtl w:val="0"/>
+      </w:rPr>
+    </w:r>
+  </w:p>
+</w:hdr>
+</file>
+
+<file path=word/header6.xml><?xml version="1.0" encoding="utf-8"?>
+<w:hdr xmlns:mc="http://schemas.openxmlformats.org/markup-compatibility/2006" xmlns:o="urn:schemas-microsoft-com:office:office" xmlns:r="http://schemas.openxmlformats.org/officeDocument/2006/relationships" xmlns:m="http://schemas.openxmlformats.org/officeDocument/2006/math" xmlns:v="urn:schemas-microsoft-com:vml" xmlns:wp="http://schemas.openxmlformats.org/drawingml/2006/wordprocessingDrawing" xmlns:w10="urn:schemas-microsoft-com:office:word" xmlns:w="http://schemas.openxmlformats.org/wordprocessingml/2006/main" xmlns:wne="http://schemas.microsoft.com/office/word/2006/wordml" xmlns:sl="http://schemas.openxmlformats.org/schemaLibrary/2006/main" xmlns:a="http://schemas.openxmlformats.org/drawingml/2006/main" xmlns:pic="http://schemas.openxmlformats.org/drawingml/2006/picture" xmlns:c="http://schemas.openxmlformats.org/drawingml/2006/chart" xmlns:lc="http://schemas.openxmlformats.org/drawingml/2006/lockedCanvas" xmlns:dgm="http://schemas.openxmlformats.org/drawingml/2006/diagram" xmlns:wps="http://schemas.microsoft.com/office/word/2010/wordprocessingShape" xmlns:wpg="http://schemas.microsoft.com/office/word/2010/wordprocessingGroup" xmlns:w14="http://schemas.microsoft.com/office/word/2010/wordml" xmlns:w15="http://schemas.microsoft.com/office/word/2012/wordml" xmlns:w16="http://schemas.microsoft.com/office/word/2018/wordml" xmlns:w16cex="http://schemas.microsoft.com/office/word/2018/wordml/cex" xmlns:w16cid="http://schemas.microsoft.com/office/word/2016/wordml/cid" xmlns="http://schemas.microsoft.com/office/tasks/2019/documenttasks" xmlns:cr="http://schemas.microsoft.com/office/comments/2020/reactions">
+  <w:p>
+    <w:pPr>
+      <w:ind w:right="-45"/>
+      <w:rPr/>
+    </w:pPr>
+    <w:r>
+      <w:rPr>
+        <w:rtl w:val="0"/>
+      </w:rPr>
+    </w:r>
+  </w:p>
+  <w:tbl>
+    <w:tblPr>
+      <w:tblStyle w:val="Table15"/>
+      <w:tblW w:w="14415.0" w:type="dxa"/>
+      <w:jc w:val="left"/>
+      <w:tblInd w:w="270.0" w:type="dxa"/>
+      <w:tblBorders>
+        <w:top w:color="000000" w:space="0" w:sz="8" w:val="single"/>
+        <w:left w:color="000000" w:space="0" w:sz="8" w:val="single"/>
+        <w:bottom w:color="000000" w:space="0" w:sz="8" w:val="single"/>
+        <w:right w:color="000000" w:space="0" w:sz="8" w:val="single"/>
+        <w:insideH w:color="000000" w:space="0" w:sz="8" w:val="single"/>
+        <w:insideV w:color="000000" w:space="0" w:sz="8" w:val="single"/>
+      </w:tblBorders>
+      <w:tblLayout w:type="fixed"/>
+      <w:tblLook w:val="0600"/>
+    </w:tblPr>
+    <w:tblGrid>
+      <w:gridCol w:w="2430"/>
+      <w:gridCol w:w="765"/>
+      <w:gridCol w:w="4710"/>
+      <w:gridCol w:w="6510"/>
+      <w:tblGridChange w:id="0">
+        <w:tblGrid>
+          <w:gridCol w:w="2430"/>
+          <w:gridCol w:w="765"/>
+          <w:gridCol w:w="4710"/>
+          <w:gridCol w:w="6510"/>
+        </w:tblGrid>
+      </w:tblGridChange>
+    </w:tblGrid>
+    <w:tr>
+      <w:trPr>
+        <w:cantSplit w:val="0"/>
+        <w:trHeight w:val="480" w:hRule="atLeast"/>
+        <w:tblHeader w:val="0"/>
+      </w:trPr>
+      <w:tc>
+        <w:tcPr>
+          <w:shd w:fill="85200c" w:val="clear"/>
+          <w:tcMar>
+            <w:top w:w="100.0" w:type="dxa"/>
+            <w:left w:w="100.0" w:type="dxa"/>
+            <w:bottom w:w="100.0" w:type="dxa"/>
+            <w:right w:w="100.0" w:type="dxa"/>
+          </w:tcMar>
+          <w:vAlign w:val="top"/>
+        </w:tcPr>
+        <w:p>
+          <w:pPr>
+            <w:widowControl w:val="0"/>
+            <w:jc w:val="center"/>
+            <w:rPr>
+              <w:b w:val="1"/>
+              <w:bCs w:val="1"/>
+              <w:color w:val="ffffff"/>
+            </w:rPr>
+          </w:pPr>
+          <w:r>
+            <w:rPr>
+              <w:b w:val="1"/>
+              <w:bCs w:val="1"/>
+              <w:color w:val="ffffff"/>
+              <w:rtl w:val="0"/>
+            </w:rPr>
+            <w:t xml:space="preserve">Unit Topics</w:t>
+          </w:r>
+        </w:p>
+      </w:tc>
+      <w:tc>
+        <w:tcPr>
+          <w:gridSpan w:val="2"/>
+          <w:shd w:fill="85200c" w:val="clear"/>
+          <w:tcMar>
+            <w:top w:w="100.0" w:type="dxa"/>
+            <w:left w:w="100.0" w:type="dxa"/>
+            <w:bottom w:w="100.0" w:type="dxa"/>
+            <w:right w:w="100.0" w:type="dxa"/>
+          </w:tcMar>
+          <w:vAlign w:val="top"/>
+        </w:tcPr>
+        <w:p>
+          <w:pPr>
+            <w:widowControl w:val="0"/>
+            <w:jc w:val="center"/>
+            <w:rPr>
+              <w:b w:val="1"/>
+              <w:bCs w:val="1"/>
+              <w:color w:val="ffffff"/>
+            </w:rPr>
+          </w:pPr>
+          <w:r>
+            <w:rPr>
+              <w:b w:val="1"/>
+              <w:bCs w:val="1"/>
+              <w:color w:val="ffffff"/>
+              <w:rtl w:val="0"/>
+            </w:rPr>
+            <w:t xml:space="preserve">Lessons</w:t>
+          </w:r>
+        </w:p>
+      </w:tc>
+      <w:tc>
+        <w:tcPr>
+          <w:shd w:fill="85200c" w:val="clear"/>
+          <w:tcMar>
+            <w:top w:w="100.0" w:type="dxa"/>
+            <w:left w:w="100.0" w:type="dxa"/>
+            <w:bottom w:w="100.0" w:type="dxa"/>
+            <w:right w:w="100.0" w:type="dxa"/>
+          </w:tcMar>
+          <w:vAlign w:val="top"/>
+        </w:tcPr>
+        <w:p>
+          <w:pPr>
+            <w:widowControl w:val="0"/>
+            <w:jc w:val="center"/>
+            <w:rPr>
+              <w:b w:val="1"/>
+              <w:bCs w:val="1"/>
+              <w:color w:val="ffffff"/>
+            </w:rPr>
+          </w:pPr>
+          <w:r>
+            <w:rPr>
+              <w:b w:val="1"/>
+              <w:bCs w:val="1"/>
+              <w:color w:val="ffffff"/>
+              <w:rtl w:val="0"/>
+            </w:rPr>
+            <w:t xml:space="preserve">Learning Experience/Intentions</w:t>
+          </w:r>
+        </w:p>
+      </w:tc>
+    </w:tr>
+  </w:tbl>
+  <w:p>
+    <w:pPr>
+      <w:ind w:right="-45"/>
+      <w:rPr/>
+    </w:pPr>
+    <w:r>
+      <w:rPr>
+        <w:rtl w:val="0"/>
+      </w:rPr>
+    </w:r>
+  </w:p>
+</w:hdr>
+</file>
+
 <file path=word/numbering.xml><?xml version="1.0" encoding="utf-8"?>
 <w:numbering xmlns:mc="http://schemas.openxmlformats.org/markup-compatibility/2006" xmlns:o="urn:schemas-microsoft-com:office:office" xmlns:r="http://schemas.openxmlformats.org/officeDocument/2006/relationships" xmlns:m="http://schemas.openxmlformats.org/officeDocument/2006/math" xmlns:v="urn:schemas-microsoft-com:vml" xmlns:wp="http://schemas.openxmlformats.org/drawingml/2006/wordprocessingDrawing" xmlns:w10="urn:schemas-microsoft-com:office:word" xmlns:w="http://schemas.openxmlformats.org/wordprocessingml/2006/main" xmlns:wne="http://schemas.microsoft.com/office/word/2006/wordml" xmlns:sl="http://schemas.openxmlformats.org/schemaLibrary/2006/main" xmlns:a="http://schemas.openxmlformats.org/drawingml/2006/main" xmlns:pic="http://schemas.openxmlformats.org/drawingml/2006/picture" xmlns:c="http://schemas.openxmlformats.org/drawingml/2006/chart" xmlns:lc="http://schemas.openxmlformats.org/drawingml/2006/lockedCanvas" xmlns:dgm="http://schemas.openxmlformats.org/drawingml/2006/diagram" xmlns:wps="http://schemas.microsoft.com/office/word/2010/wordprocessingShape" xmlns:wpg="http://schemas.microsoft.com/office/word/2010/wordprocessingGroup" xmlns:w14="http://schemas.microsoft.com/office/word/2010/wordml" xmlns:w15="http://schemas.microsoft.com/office/word/2012/wordml" xmlns:w16="http://schemas.microsoft.com/office/word/2018/wordml" xmlns:w16cex="http://schemas.microsoft.com/office/word/2018/wordml/cex" xmlns:w16cid="http://schemas.microsoft.com/office/word/2016/wordml/cid" xmlns="http://schemas.microsoft.com/office/tasks/2019/documenttasks" xmlns:cr="http://schemas.microsoft.com/office/comments/2020/reactions">
   <w:abstractNum w:abstractNumId="1">
@@ -13207,6 +13214,116 @@
       <w:lvlText w:val="●"/>
       <w:lvlJc w:val="left"/>
       <w:pPr>
+        <w:ind w:left="720" w:hanging="360"/>
+      </w:pPr>
+      <w:rPr>
+        <w:u w:val="none"/>
+      </w:rPr>
+    </w:lvl>
+    <w:lvl w:ilvl="1">
+      <w:start w:val="1"/>
+      <w:numFmt w:val="bullet"/>
+      <w:lvlText w:val="○"/>
+      <w:lvlJc w:val="left"/>
+      <w:pPr>
+        <w:ind w:left="1440" w:hanging="360"/>
+      </w:pPr>
+      <w:rPr>
+        <w:u w:val="none"/>
+      </w:rPr>
+    </w:lvl>
+    <w:lvl w:ilvl="2">
+      <w:start w:val="1"/>
+      <w:numFmt w:val="bullet"/>
+      <w:lvlText w:val="■"/>
+      <w:lvlJc w:val="left"/>
+      <w:pPr>
+        <w:ind w:left="2160" w:hanging="360"/>
+      </w:pPr>
+      <w:rPr>
+        <w:u w:val="none"/>
+      </w:rPr>
+    </w:lvl>
+    <w:lvl w:ilvl="3">
+      <w:start w:val="1"/>
+      <w:numFmt w:val="bullet"/>
+      <w:lvlText w:val="●"/>
+      <w:lvlJc w:val="left"/>
+      <w:pPr>
+        <w:ind w:left="2880" w:hanging="360"/>
+      </w:pPr>
+      <w:rPr>
+        <w:u w:val="none"/>
+      </w:rPr>
+    </w:lvl>
+    <w:lvl w:ilvl="4">
+      <w:start w:val="1"/>
+      <w:numFmt w:val="bullet"/>
+      <w:lvlText w:val="○"/>
+      <w:lvlJc w:val="left"/>
+      <w:pPr>
+        <w:ind w:left="3600" w:hanging="360"/>
+      </w:pPr>
+      <w:rPr>
+        <w:u w:val="none"/>
+      </w:rPr>
+    </w:lvl>
+    <w:lvl w:ilvl="5">
+      <w:start w:val="1"/>
+      <w:numFmt w:val="bullet"/>
+      <w:lvlText w:val="■"/>
+      <w:lvlJc w:val="left"/>
+      <w:pPr>
+        <w:ind w:left="4320" w:hanging="360"/>
+      </w:pPr>
+      <w:rPr>
+        <w:u w:val="none"/>
+      </w:rPr>
+    </w:lvl>
+    <w:lvl w:ilvl="6">
+      <w:start w:val="1"/>
+      <w:numFmt w:val="bullet"/>
+      <w:lvlText w:val="●"/>
+      <w:lvlJc w:val="left"/>
+      <w:pPr>
+        <w:ind w:left="5040" w:hanging="360"/>
+      </w:pPr>
+      <w:rPr>
+        <w:u w:val="none"/>
+      </w:rPr>
+    </w:lvl>
+    <w:lvl w:ilvl="7">
+      <w:start w:val="1"/>
+      <w:numFmt w:val="bullet"/>
+      <w:lvlText w:val="○"/>
+      <w:lvlJc w:val="left"/>
+      <w:pPr>
+        <w:ind w:left="5760" w:hanging="360"/>
+      </w:pPr>
+      <w:rPr>
+        <w:u w:val="none"/>
+      </w:rPr>
+    </w:lvl>
+    <w:lvl w:ilvl="8">
+      <w:start w:val="1"/>
+      <w:numFmt w:val="bullet"/>
+      <w:lvlText w:val="■"/>
+      <w:lvlJc w:val="left"/>
+      <w:pPr>
+        <w:ind w:left="6480" w:hanging="360"/>
+      </w:pPr>
+      <w:rPr>
+        <w:u w:val="none"/>
+      </w:rPr>
+    </w:lvl>
+  </w:abstractNum>
+  <w:abstractNum w:abstractNumId="3">
+    <w:lvl w:ilvl="0">
+      <w:start w:val="1"/>
+      <w:numFmt w:val="bullet"/>
+      <w:lvlText w:val="●"/>
+      <w:lvlJc w:val="left"/>
+      <w:pPr>
         <w:ind w:left="648" w:hanging="360"/>
       </w:pPr>
       <w:rPr>
@@ -13328,7 +13445,7 @@
       </w:rPr>
     </w:lvl>
   </w:abstractNum>
-  <w:abstractNum w:abstractNumId="3">
+  <w:abstractNum w:abstractNumId="4">
     <w:lvl w:ilvl="0">
       <w:start w:val="1"/>
       <w:numFmt w:val="bullet"/>
@@ -13456,7 +13573,7 @@
       </w:rPr>
     </w:lvl>
   </w:abstractNum>
-  <w:abstractNum w:abstractNumId="4">
+  <w:abstractNum w:abstractNumId="5">
     <w:lvl w:ilvl="0">
       <w:start w:val="1"/>
       <w:numFmt w:val="bullet"/>
@@ -13582,116 +13699,6 @@
       </w:rPr>
     </w:lvl>
   </w:abstractNum>
-  <w:abstractNum w:abstractNumId="5">
-    <w:lvl w:ilvl="0">
-      <w:start w:val="1"/>
-      <w:numFmt w:val="bullet"/>
-      <w:lvlText w:val="●"/>
-      <w:lvlJc w:val="left"/>
-      <w:pPr>
-        <w:ind w:left="720" w:hanging="360"/>
-      </w:pPr>
-      <w:rPr>
-        <w:u w:val="none"/>
-      </w:rPr>
-    </w:lvl>
-    <w:lvl w:ilvl="1">
-      <w:start w:val="1"/>
-      <w:numFmt w:val="bullet"/>
-      <w:lvlText w:val="○"/>
-      <w:lvlJc w:val="left"/>
-      <w:pPr>
-        <w:ind w:left="1440" w:hanging="360"/>
-      </w:pPr>
-      <w:rPr>
-        <w:u w:val="none"/>
-      </w:rPr>
-    </w:lvl>
-    <w:lvl w:ilvl="2">
-      <w:start w:val="1"/>
-      <w:numFmt w:val="bullet"/>
-      <w:lvlText w:val="■"/>
-      <w:lvlJc w:val="left"/>
-      <w:pPr>
-        <w:ind w:left="2160" w:hanging="360"/>
-      </w:pPr>
-      <w:rPr>
-        <w:u w:val="none"/>
-      </w:rPr>
-    </w:lvl>
-    <w:lvl w:ilvl="3">
-      <w:start w:val="1"/>
-      <w:numFmt w:val="bullet"/>
-      <w:lvlText w:val="●"/>
-      <w:lvlJc w:val="left"/>
-      <w:pPr>
-        <w:ind w:left="2880" w:hanging="360"/>
-      </w:pPr>
-      <w:rPr>
-        <w:u w:val="none"/>
-      </w:rPr>
-    </w:lvl>
-    <w:lvl w:ilvl="4">
-      <w:start w:val="1"/>
-      <w:numFmt w:val="bullet"/>
-      <w:lvlText w:val="○"/>
-      <w:lvlJc w:val="left"/>
-      <w:pPr>
-        <w:ind w:left="3600" w:hanging="360"/>
-      </w:pPr>
-      <w:rPr>
-        <w:u w:val="none"/>
-      </w:rPr>
-    </w:lvl>
-    <w:lvl w:ilvl="5">
-      <w:start w:val="1"/>
-      <w:numFmt w:val="bullet"/>
-      <w:lvlText w:val="■"/>
-      <w:lvlJc w:val="left"/>
-      <w:pPr>
-        <w:ind w:left="4320" w:hanging="360"/>
-      </w:pPr>
-      <w:rPr>
-        <w:u w:val="none"/>
-      </w:rPr>
-    </w:lvl>
-    <w:lvl w:ilvl="6">
-      <w:start w:val="1"/>
-      <w:numFmt w:val="bullet"/>
-      <w:lvlText w:val="●"/>
-      <w:lvlJc w:val="left"/>
-      <w:pPr>
-        <w:ind w:left="5040" w:hanging="360"/>
-      </w:pPr>
-      <w:rPr>
-        <w:u w:val="none"/>
-      </w:rPr>
-    </w:lvl>
-    <w:lvl w:ilvl="7">
-      <w:start w:val="1"/>
-      <w:numFmt w:val="bullet"/>
-      <w:lvlText w:val="○"/>
-      <w:lvlJc w:val="left"/>
-      <w:pPr>
-        <w:ind w:left="5760" w:hanging="360"/>
-      </w:pPr>
-      <w:rPr>
-        <w:u w:val="none"/>
-      </w:rPr>
-    </w:lvl>
-    <w:lvl w:ilvl="8">
-      <w:start w:val="1"/>
-      <w:numFmt w:val="bullet"/>
-      <w:lvlText w:val="■"/>
-      <w:lvlJc w:val="left"/>
-      <w:pPr>
-        <w:ind w:left="6480" w:hanging="360"/>
-      </w:pPr>
-      <w:rPr>
-        <w:u w:val="none"/>
-      </w:rPr>
-    </w:lvl>
-  </w:abstractNum>
   <w:abstractNum w:abstractNumId="6">
     <w:lvl w:ilvl="0">
       <w:start w:val="1"/>
@@ -13702,31 +13709,31 @@
         <w:ind w:left="720" w:hanging="360"/>
       </w:pPr>
       <w:rPr>
-        <w:rFonts w:ascii="Noto Sans Symbols" w:cs="Noto Sans Symbols" w:eastAsia="Noto Sans Symbols" w:hAnsi="Noto Sans Symbols"/>
+        <w:u w:val="none"/>
       </w:rPr>
     </w:lvl>
     <w:lvl w:ilvl="1">
       <w:start w:val="1"/>
       <w:numFmt w:val="bullet"/>
-      <w:lvlText w:val="o"/>
+      <w:lvlText w:val="○"/>
       <w:lvlJc w:val="left"/>
       <w:pPr>
         <w:ind w:left="1440" w:hanging="360"/>
       </w:pPr>
       <w:rPr>
-        <w:rFonts w:ascii="Courier New" w:cs="Courier New" w:eastAsia="Courier New" w:hAnsi="Courier New"/>
+        <w:u w:val="none"/>
       </w:rPr>
     </w:lvl>
     <w:lvl w:ilvl="2">
       <w:start w:val="1"/>
       <w:numFmt w:val="bullet"/>
-      <w:lvlText w:val="▪"/>
+      <w:lvlText w:val="■"/>
       <w:lvlJc w:val="left"/>
       <w:pPr>
         <w:ind w:left="2160" w:hanging="360"/>
       </w:pPr>
       <w:rPr>
-        <w:rFonts w:ascii="Noto Sans Symbols" w:cs="Noto Sans Symbols" w:eastAsia="Noto Sans Symbols" w:hAnsi="Noto Sans Symbols"/>
+        <w:u w:val="none"/>
       </w:rPr>
     </w:lvl>
     <w:lvl w:ilvl="3">
@@ -13738,31 +13745,31 @@
         <w:ind w:left="2880" w:hanging="360"/>
       </w:pPr>
       <w:rPr>
-        <w:rFonts w:ascii="Noto Sans Symbols" w:cs="Noto Sans Symbols" w:eastAsia="Noto Sans Symbols" w:hAnsi="Noto Sans Symbols"/>
+        <w:u w:val="none"/>
       </w:rPr>
     </w:lvl>
     <w:lvl w:ilvl="4">
       <w:start w:val="1"/>
       <w:numFmt w:val="bullet"/>
-      <w:lvlText w:val="o"/>
+      <w:lvlText w:val="○"/>
       <w:lvlJc w:val="left"/>
       <w:pPr>
         <w:ind w:left="3600" w:hanging="360"/>
       </w:pPr>
       <w:rPr>
-        <w:rFonts w:ascii="Courier New" w:cs="Courier New" w:eastAsia="Courier New" w:hAnsi="Courier New"/>
+        <w:u w:val="none"/>
       </w:rPr>
     </w:lvl>
     <w:lvl w:ilvl="5">
       <w:start w:val="1"/>
       <w:numFmt w:val="bullet"/>
-      <w:lvlText w:val="▪"/>
+      <w:lvlText w:val="■"/>
       <w:lvlJc w:val="left"/>
       <w:pPr>
         <w:ind w:left="4320" w:hanging="360"/>
       </w:pPr>
       <w:rPr>
-        <w:rFonts w:ascii="Noto Sans Symbols" w:cs="Noto Sans Symbols" w:eastAsia="Noto Sans Symbols" w:hAnsi="Noto Sans Symbols"/>
+        <w:u w:val="none"/>
       </w:rPr>
     </w:lvl>
     <w:lvl w:ilvl="6">
@@ -13774,31 +13781,31 @@
         <w:ind w:left="5040" w:hanging="360"/>
       </w:pPr>
       <w:rPr>
-        <w:rFonts w:ascii="Noto Sans Symbols" w:cs="Noto Sans Symbols" w:eastAsia="Noto Sans Symbols" w:hAnsi="Noto Sans Symbols"/>
+        <w:u w:val="none"/>
       </w:rPr>
     </w:lvl>
     <w:lvl w:ilvl="7">
       <w:start w:val="1"/>
       <w:numFmt w:val="bullet"/>
-      <w:lvlText w:val="o"/>
+      <w:lvlText w:val="○"/>
       <w:lvlJc w:val="left"/>
       <w:pPr>
         <w:ind w:left="5760" w:hanging="360"/>
       </w:pPr>
       <w:rPr>
-        <w:rFonts w:ascii="Courier New" w:cs="Courier New" w:eastAsia="Courier New" w:hAnsi="Courier New"/>
+        <w:u w:val="none"/>
       </w:rPr>
     </w:lvl>
     <w:lvl w:ilvl="8">
       <w:start w:val="1"/>
       <w:numFmt w:val="bullet"/>
-      <w:lvlText w:val="▪"/>
+      <w:lvlText w:val="■"/>
       <w:lvlJc w:val="left"/>
       <w:pPr>
         <w:ind w:left="6480" w:hanging="360"/>
       </w:pPr>
       <w:rPr>
-        <w:rFonts w:ascii="Noto Sans Symbols" w:cs="Noto Sans Symbols" w:eastAsia="Noto Sans Symbols" w:hAnsi="Noto Sans Symbols"/>
+        <w:u w:val="none"/>
       </w:rPr>
     </w:lvl>
   </w:abstractNum>
@@ -13809,6 +13816,226 @@
       <w:lvlText w:val="●"/>
       <w:lvlJc w:val="left"/>
       <w:pPr>
+        <w:ind w:left="720" w:hanging="360"/>
+      </w:pPr>
+      <w:rPr>
+        <w:u w:val="none"/>
+      </w:rPr>
+    </w:lvl>
+    <w:lvl w:ilvl="1">
+      <w:start w:val="1"/>
+      <w:numFmt w:val="bullet"/>
+      <w:lvlText w:val="○"/>
+      <w:lvlJc w:val="left"/>
+      <w:pPr>
+        <w:ind w:left="1440" w:hanging="360"/>
+      </w:pPr>
+      <w:rPr>
+        <w:u w:val="none"/>
+      </w:rPr>
+    </w:lvl>
+    <w:lvl w:ilvl="2">
+      <w:start w:val="1"/>
+      <w:numFmt w:val="bullet"/>
+      <w:lvlText w:val="■"/>
+      <w:lvlJc w:val="left"/>
+      <w:pPr>
+        <w:ind w:left="2160" w:hanging="360"/>
+      </w:pPr>
+      <w:rPr>
+        <w:u w:val="none"/>
+      </w:rPr>
+    </w:lvl>
+    <w:lvl w:ilvl="3">
+      <w:start w:val="1"/>
+      <w:numFmt w:val="bullet"/>
+      <w:lvlText w:val="●"/>
+      <w:lvlJc w:val="left"/>
+      <w:pPr>
+        <w:ind w:left="2880" w:hanging="360"/>
+      </w:pPr>
+      <w:rPr>
+        <w:u w:val="none"/>
+      </w:rPr>
+    </w:lvl>
+    <w:lvl w:ilvl="4">
+      <w:start w:val="1"/>
+      <w:numFmt w:val="bullet"/>
+      <w:lvlText w:val="○"/>
+      <w:lvlJc w:val="left"/>
+      <w:pPr>
+        <w:ind w:left="3600" w:hanging="360"/>
+      </w:pPr>
+      <w:rPr>
+        <w:u w:val="none"/>
+      </w:rPr>
+    </w:lvl>
+    <w:lvl w:ilvl="5">
+      <w:start w:val="1"/>
+      <w:numFmt w:val="bullet"/>
+      <w:lvlText w:val="■"/>
+      <w:lvlJc w:val="left"/>
+      <w:pPr>
+        <w:ind w:left="4320" w:hanging="360"/>
+      </w:pPr>
+      <w:rPr>
+        <w:u w:val="none"/>
+      </w:rPr>
+    </w:lvl>
+    <w:lvl w:ilvl="6">
+      <w:start w:val="1"/>
+      <w:numFmt w:val="bullet"/>
+      <w:lvlText w:val="●"/>
+      <w:lvlJc w:val="left"/>
+      <w:pPr>
+        <w:ind w:left="5040" w:hanging="360"/>
+      </w:pPr>
+      <w:rPr>
+        <w:u w:val="none"/>
+      </w:rPr>
+    </w:lvl>
+    <w:lvl w:ilvl="7">
+      <w:start w:val="1"/>
+      <w:numFmt w:val="bullet"/>
+      <w:lvlText w:val="○"/>
+      <w:lvlJc w:val="left"/>
+      <w:pPr>
+        <w:ind w:left="5760" w:hanging="360"/>
+      </w:pPr>
+      <w:rPr>
+        <w:u w:val="none"/>
+      </w:rPr>
+    </w:lvl>
+    <w:lvl w:ilvl="8">
+      <w:start w:val="1"/>
+      <w:numFmt w:val="bullet"/>
+      <w:lvlText w:val="■"/>
+      <w:lvlJc w:val="left"/>
+      <w:pPr>
+        <w:ind w:left="6480" w:hanging="360"/>
+      </w:pPr>
+      <w:rPr>
+        <w:u w:val="none"/>
+      </w:rPr>
+    </w:lvl>
+  </w:abstractNum>
+  <w:abstractNum w:abstractNumId="8">
+    <w:lvl w:ilvl="0">
+      <w:start w:val="1"/>
+      <w:numFmt w:val="bullet"/>
+      <w:lvlText w:val="●"/>
+      <w:lvlJc w:val="left"/>
+      <w:pPr>
+        <w:ind w:left="720" w:hanging="360"/>
+      </w:pPr>
+      <w:rPr>
+        <w:rFonts w:ascii="Noto Sans Symbols" w:cs="Noto Sans Symbols" w:eastAsia="Noto Sans Symbols" w:hAnsi="Noto Sans Symbols"/>
+      </w:rPr>
+    </w:lvl>
+    <w:lvl w:ilvl="1">
+      <w:start w:val="1"/>
+      <w:numFmt w:val="bullet"/>
+      <w:lvlText w:val="o"/>
+      <w:lvlJc w:val="left"/>
+      <w:pPr>
+        <w:ind w:left="1440" w:hanging="360"/>
+      </w:pPr>
+      <w:rPr>
+        <w:rFonts w:ascii="Courier New" w:cs="Courier New" w:eastAsia="Courier New" w:hAnsi="Courier New"/>
+      </w:rPr>
+    </w:lvl>
+    <w:lvl w:ilvl="2">
+      <w:start w:val="1"/>
+      <w:numFmt w:val="bullet"/>
+      <w:lvlText w:val="▪"/>
+      <w:lvlJc w:val="left"/>
+      <w:pPr>
+        <w:ind w:left="2160" w:hanging="360"/>
+      </w:pPr>
+      <w:rPr>
+        <w:rFonts w:ascii="Noto Sans Symbols" w:cs="Noto Sans Symbols" w:eastAsia="Noto Sans Symbols" w:hAnsi="Noto Sans Symbols"/>
+      </w:rPr>
+    </w:lvl>
+    <w:lvl w:ilvl="3">
+      <w:start w:val="1"/>
+      <w:numFmt w:val="bullet"/>
+      <w:lvlText w:val="●"/>
+      <w:lvlJc w:val="left"/>
+      <w:pPr>
+        <w:ind w:left="2880" w:hanging="360"/>
+      </w:pPr>
+      <w:rPr>
+        <w:rFonts w:ascii="Noto Sans Symbols" w:cs="Noto Sans Symbols" w:eastAsia="Noto Sans Symbols" w:hAnsi="Noto Sans Symbols"/>
+      </w:rPr>
+    </w:lvl>
+    <w:lvl w:ilvl="4">
+      <w:start w:val="1"/>
+      <w:numFmt w:val="bullet"/>
+      <w:lvlText w:val="o"/>
+      <w:lvlJc w:val="left"/>
+      <w:pPr>
+        <w:ind w:left="3600" w:hanging="360"/>
+      </w:pPr>
+      <w:rPr>
+        <w:rFonts w:ascii="Courier New" w:cs="Courier New" w:eastAsia="Courier New" w:hAnsi="Courier New"/>
+      </w:rPr>
+    </w:lvl>
+    <w:lvl w:ilvl="5">
+      <w:start w:val="1"/>
+      <w:numFmt w:val="bullet"/>
+      <w:lvlText w:val="▪"/>
+      <w:lvlJc w:val="left"/>
+      <w:pPr>
+        <w:ind w:left="4320" w:hanging="360"/>
+      </w:pPr>
+      <w:rPr>
+        <w:rFonts w:ascii="Noto Sans Symbols" w:cs="Noto Sans Symbols" w:eastAsia="Noto Sans Symbols" w:hAnsi="Noto Sans Symbols"/>
+      </w:rPr>
+    </w:lvl>
+    <w:lvl w:ilvl="6">
+      <w:start w:val="1"/>
+      <w:numFmt w:val="bullet"/>
+      <w:lvlText w:val="●"/>
+      <w:lvlJc w:val="left"/>
+      <w:pPr>
+        <w:ind w:left="5040" w:hanging="360"/>
+      </w:pPr>
+      <w:rPr>
+        <w:rFonts w:ascii="Noto Sans Symbols" w:cs="Noto Sans Symbols" w:eastAsia="Noto Sans Symbols" w:hAnsi="Noto Sans Symbols"/>
+      </w:rPr>
+    </w:lvl>
+    <w:lvl w:ilvl="7">
+      <w:start w:val="1"/>
+      <w:numFmt w:val="bullet"/>
+      <w:lvlText w:val="o"/>
+      <w:lvlJc w:val="left"/>
+      <w:pPr>
+        <w:ind w:left="5760" w:hanging="360"/>
+      </w:pPr>
+      <w:rPr>
+        <w:rFonts w:ascii="Courier New" w:cs="Courier New" w:eastAsia="Courier New" w:hAnsi="Courier New"/>
+      </w:rPr>
+    </w:lvl>
+    <w:lvl w:ilvl="8">
+      <w:start w:val="1"/>
+      <w:numFmt w:val="bullet"/>
+      <w:lvlText w:val="▪"/>
+      <w:lvlJc w:val="left"/>
+      <w:pPr>
+        <w:ind w:left="6480" w:hanging="360"/>
+      </w:pPr>
+      <w:rPr>
+        <w:rFonts w:ascii="Noto Sans Symbols" w:cs="Noto Sans Symbols" w:eastAsia="Noto Sans Symbols" w:hAnsi="Noto Sans Symbols"/>
+      </w:rPr>
+    </w:lvl>
+  </w:abstractNum>
+  <w:abstractNum w:abstractNumId="9">
+    <w:lvl w:ilvl="0">
+      <w:start w:val="1"/>
+      <w:numFmt w:val="bullet"/>
+      <w:lvlText w:val="●"/>
+      <w:lvlJc w:val="left"/>
+      <w:pPr>
         <w:ind w:left="648" w:hanging="360"/>
       </w:pPr>
       <w:rPr>
@@ -13930,7 +14157,7 @@
       </w:rPr>
     </w:lvl>
   </w:abstractNum>
-  <w:abstractNum w:abstractNumId="8">
+  <w:abstractNum w:abstractNumId="10">
     <w:lvl w:ilvl="0">
       <w:start w:val="1"/>
       <w:numFmt w:val="bullet"/>
@@ -14040,7 +14267,7 @@
       </w:rPr>
     </w:lvl>
   </w:abstractNum>
-  <w:abstractNum w:abstractNumId="9">
+  <w:abstractNum w:abstractNumId="11">
     <w:lvl w:ilvl="0">
       <w:start w:val="1"/>
       <w:numFmt w:val="bullet"/>
@@ -14166,7 +14393,7 @@
       </w:rPr>
     </w:lvl>
   </w:abstractNum>
-  <w:abstractNum w:abstractNumId="10">
+  <w:abstractNum w:abstractNumId="12">
     <w:lvl w:ilvl="0">
       <w:start w:val="1"/>
       <w:numFmt w:val="bullet"/>
@@ -14294,226 +14521,6 @@
       </w:rPr>
     </w:lvl>
   </w:abstractNum>
-  <w:abstractNum w:abstractNumId="11">
-    <w:lvl w:ilvl="0">
-      <w:start w:val="1"/>
-      <w:numFmt w:val="bullet"/>
-      <w:lvlText w:val="●"/>
-      <w:lvlJc w:val="left"/>
-      <w:pPr>
-        <w:ind w:left="720" w:hanging="360"/>
-      </w:pPr>
-      <w:rPr>
-        <w:u w:val="none"/>
-      </w:rPr>
-    </w:lvl>
-    <w:lvl w:ilvl="1">
-      <w:start w:val="1"/>
-      <w:numFmt w:val="bullet"/>
-      <w:lvlText w:val="○"/>
-      <w:lvlJc w:val="left"/>
-      <w:pPr>
-        <w:ind w:left="1440" w:hanging="360"/>
-      </w:pPr>
-      <w:rPr>
-        <w:u w:val="none"/>
-      </w:rPr>
-    </w:lvl>
-    <w:lvl w:ilvl="2">
-      <w:start w:val="1"/>
-      <w:numFmt w:val="bullet"/>
-      <w:lvlText w:val="■"/>
-      <w:lvlJc w:val="left"/>
-      <w:pPr>
-        <w:ind w:left="2160" w:hanging="360"/>
-      </w:pPr>
-      <w:rPr>
-        <w:u w:val="none"/>
-      </w:rPr>
-    </w:lvl>
-    <w:lvl w:ilvl="3">
-      <w:start w:val="1"/>
-      <w:numFmt w:val="bullet"/>
-      <w:lvlText w:val="●"/>
-      <w:lvlJc w:val="left"/>
-      <w:pPr>
-        <w:ind w:left="2880" w:hanging="360"/>
-      </w:pPr>
-      <w:rPr>
-        <w:u w:val="none"/>
-      </w:rPr>
-    </w:lvl>
-    <w:lvl w:ilvl="4">
-      <w:start w:val="1"/>
-      <w:numFmt w:val="bullet"/>
-      <w:lvlText w:val="○"/>
-      <w:lvlJc w:val="left"/>
-      <w:pPr>
-        <w:ind w:left="3600" w:hanging="360"/>
-      </w:pPr>
-      <w:rPr>
-        <w:u w:val="none"/>
-      </w:rPr>
-    </w:lvl>
-    <w:lvl w:ilvl="5">
-      <w:start w:val="1"/>
-      <w:numFmt w:val="bullet"/>
-      <w:lvlText w:val="■"/>
-      <w:lvlJc w:val="left"/>
-      <w:pPr>
-        <w:ind w:left="4320" w:hanging="360"/>
-      </w:pPr>
-      <w:rPr>
-        <w:u w:val="none"/>
-      </w:rPr>
-    </w:lvl>
-    <w:lvl w:ilvl="6">
-      <w:start w:val="1"/>
-      <w:numFmt w:val="bullet"/>
-      <w:lvlText w:val="●"/>
-      <w:lvlJc w:val="left"/>
-      <w:pPr>
-        <w:ind w:left="5040" w:hanging="360"/>
-      </w:pPr>
-      <w:rPr>
-        <w:u w:val="none"/>
-      </w:rPr>
-    </w:lvl>
-    <w:lvl w:ilvl="7">
-      <w:start w:val="1"/>
-      <w:numFmt w:val="bullet"/>
-      <w:lvlText w:val="○"/>
-      <w:lvlJc w:val="left"/>
-      <w:pPr>
-        <w:ind w:left="5760" w:hanging="360"/>
-      </w:pPr>
-      <w:rPr>
-        <w:u w:val="none"/>
-      </w:rPr>
-    </w:lvl>
-    <w:lvl w:ilvl="8">
-      <w:start w:val="1"/>
-      <w:numFmt w:val="bullet"/>
-      <w:lvlText w:val="■"/>
-      <w:lvlJc w:val="left"/>
-      <w:pPr>
-        <w:ind w:left="6480" w:hanging="360"/>
-      </w:pPr>
-      <w:rPr>
-        <w:u w:val="none"/>
-      </w:rPr>
-    </w:lvl>
-  </w:abstractNum>
-  <w:abstractNum w:abstractNumId="12">
-    <w:lvl w:ilvl="0">
-      <w:start w:val="1"/>
-      <w:numFmt w:val="bullet"/>
-      <w:lvlText w:val="●"/>
-      <w:lvlJc w:val="left"/>
-      <w:pPr>
-        <w:ind w:left="720" w:hanging="360"/>
-      </w:pPr>
-      <w:rPr>
-        <w:u w:val="none"/>
-      </w:rPr>
-    </w:lvl>
-    <w:lvl w:ilvl="1">
-      <w:start w:val="1"/>
-      <w:numFmt w:val="bullet"/>
-      <w:lvlText w:val="○"/>
-      <w:lvlJc w:val="left"/>
-      <w:pPr>
-        <w:ind w:left="1440" w:hanging="360"/>
-      </w:pPr>
-      <w:rPr>
-        <w:u w:val="none"/>
-      </w:rPr>
-    </w:lvl>
-    <w:lvl w:ilvl="2">
-      <w:start w:val="1"/>
-      <w:numFmt w:val="bullet"/>
-      <w:lvlText w:val="■"/>
-      <w:lvlJc w:val="left"/>
-      <w:pPr>
-        <w:ind w:left="2160" w:hanging="360"/>
-      </w:pPr>
-      <w:rPr>
-        <w:u w:val="none"/>
-      </w:rPr>
-    </w:lvl>
-    <w:lvl w:ilvl="3">
-      <w:start w:val="1"/>
-      <w:numFmt w:val="bullet"/>
-      <w:lvlText w:val="●"/>
-      <w:lvlJc w:val="left"/>
-      <w:pPr>
-        <w:ind w:left="2880" w:hanging="360"/>
-      </w:pPr>
-      <w:rPr>
-        <w:u w:val="none"/>
-      </w:rPr>
-    </w:lvl>
-    <w:lvl w:ilvl="4">
-      <w:start w:val="1"/>
-      <w:numFmt w:val="bullet"/>
-      <w:lvlText w:val="○"/>
-      <w:lvlJc w:val="left"/>
-      <w:pPr>
-        <w:ind w:left="3600" w:hanging="360"/>
-      </w:pPr>
-      <w:rPr>
-        <w:u w:val="none"/>
-      </w:rPr>
-    </w:lvl>
-    <w:lvl w:ilvl="5">
-      <w:start w:val="1"/>
-      <w:numFmt w:val="bullet"/>
-      <w:lvlText w:val="■"/>
-      <w:lvlJc w:val="left"/>
-      <w:pPr>
-        <w:ind w:left="4320" w:hanging="360"/>
-      </w:pPr>
-      <w:rPr>
-        <w:u w:val="none"/>
-      </w:rPr>
-    </w:lvl>
-    <w:lvl w:ilvl="6">
-      <w:start w:val="1"/>
-      <w:numFmt w:val="bullet"/>
-      <w:lvlText w:val="●"/>
-      <w:lvlJc w:val="left"/>
-      <w:pPr>
-        <w:ind w:left="5040" w:hanging="360"/>
-      </w:pPr>
-      <w:rPr>
-        <w:u w:val="none"/>
-      </w:rPr>
-    </w:lvl>
-    <w:lvl w:ilvl="7">
-      <w:start w:val="1"/>
-      <w:numFmt w:val="bullet"/>
-      <w:lvlText w:val="○"/>
-      <w:lvlJc w:val="left"/>
-      <w:pPr>
-        <w:ind w:left="5760" w:hanging="360"/>
-      </w:pPr>
-      <w:rPr>
-        <w:u w:val="none"/>
-      </w:rPr>
-    </w:lvl>
-    <w:lvl w:ilvl="8">
-      <w:start w:val="1"/>
-      <w:numFmt w:val="bullet"/>
-      <w:lvlText w:val="■"/>
-      <w:lvlJc w:val="left"/>
-      <w:pPr>
-        <w:ind w:left="6480" w:hanging="360"/>
-      </w:pPr>
-      <w:rPr>
-        <w:u w:val="none"/>
-      </w:rPr>
-    </w:lvl>
-  </w:abstractNum>
   <w:abstractNum w:abstractNumId="13">
     <w:lvl w:ilvl="0">
       <w:start w:val="1"/>
@@ -14739,7 +14746,7 @@
       <w:start w:val="1"/>
       <w:numFmt w:val="bullet"/>
       <w:lvlText w:val="●"/>
-      <w:lvlJc w:val="right"/>
+      <w:lvlJc w:val="left"/>
       <w:pPr>
         <w:ind w:left="720" w:hanging="360"/>
       </w:pPr>
@@ -14751,7 +14758,7 @@
       <w:start w:val="1"/>
       <w:numFmt w:val="bullet"/>
       <w:lvlText w:val="○"/>
-      <w:lvlJc w:val="right"/>
+      <w:lvlJc w:val="left"/>
       <w:pPr>
         <w:ind w:left="1440" w:hanging="360"/>
       </w:pPr>
@@ -14763,7 +14770,7 @@
       <w:start w:val="1"/>
       <w:numFmt w:val="bullet"/>
       <w:lvlText w:val="■"/>
-      <w:lvlJc w:val="right"/>
+      <w:lvlJc w:val="left"/>
       <w:pPr>
         <w:ind w:left="2160" w:hanging="360"/>
       </w:pPr>
@@ -14775,7 +14782,7 @@
       <w:start w:val="1"/>
       <w:numFmt w:val="bullet"/>
       <w:lvlText w:val="●"/>
-      <w:lvlJc w:val="right"/>
+      <w:lvlJc w:val="left"/>
       <w:pPr>
         <w:ind w:left="2880" w:hanging="360"/>
       </w:pPr>
@@ -14787,7 +14794,7 @@
       <w:start w:val="1"/>
       <w:numFmt w:val="bullet"/>
       <w:lvlText w:val="○"/>
-      <w:lvlJc w:val="right"/>
+      <w:lvlJc w:val="left"/>
       <w:pPr>
         <w:ind w:left="3600" w:hanging="360"/>
       </w:pPr>
@@ -14799,7 +14806,7 @@
       <w:start w:val="1"/>
       <w:numFmt w:val="bullet"/>
       <w:lvlText w:val="■"/>
-      <w:lvlJc w:val="right"/>
+      <w:lvlJc w:val="left"/>
       <w:pPr>
         <w:ind w:left="4320" w:hanging="360"/>
       </w:pPr>
@@ -14811,7 +14818,7 @@
       <w:start w:val="1"/>
       <w:numFmt w:val="bullet"/>
       <w:lvlText w:val="●"/>
-      <w:lvlJc w:val="right"/>
+      <w:lvlJc w:val="left"/>
       <w:pPr>
         <w:ind w:left="5040" w:hanging="360"/>
       </w:pPr>
@@ -14823,7 +14830,7 @@
       <w:start w:val="1"/>
       <w:numFmt w:val="bullet"/>
       <w:lvlText w:val="○"/>
-      <w:lvlJc w:val="right"/>
+      <w:lvlJc w:val="left"/>
       <w:pPr>
         <w:ind w:left="5760" w:hanging="360"/>
       </w:pPr>
@@ -14835,7 +14842,7 @@
       <w:start w:val="1"/>
       <w:numFmt w:val="bullet"/>
       <w:lvlText w:val="■"/>
-      <w:lvlJc w:val="right"/>
+      <w:lvlJc w:val="left"/>
       <w:pPr>
         <w:ind w:left="6480" w:hanging="360"/>
       </w:pPr>
@@ -14851,6 +14858,446 @@
       <w:lvlText w:val="●"/>
       <w:lvlJc w:val="left"/>
       <w:pPr>
+        <w:ind w:left="720" w:hanging="360"/>
+      </w:pPr>
+      <w:rPr>
+        <w:u w:val="none"/>
+      </w:rPr>
+    </w:lvl>
+    <w:lvl w:ilvl="1">
+      <w:start w:val="1"/>
+      <w:numFmt w:val="bullet"/>
+      <w:lvlText w:val="○"/>
+      <w:lvlJc w:val="left"/>
+      <w:pPr>
+        <w:ind w:left="1440" w:hanging="360"/>
+      </w:pPr>
+      <w:rPr>
+        <w:u w:val="none"/>
+      </w:rPr>
+    </w:lvl>
+    <w:lvl w:ilvl="2">
+      <w:start w:val="1"/>
+      <w:numFmt w:val="bullet"/>
+      <w:lvlText w:val="■"/>
+      <w:lvlJc w:val="left"/>
+      <w:pPr>
+        <w:ind w:left="2160" w:hanging="360"/>
+      </w:pPr>
+      <w:rPr>
+        <w:u w:val="none"/>
+      </w:rPr>
+    </w:lvl>
+    <w:lvl w:ilvl="3">
+      <w:start w:val="1"/>
+      <w:numFmt w:val="bullet"/>
+      <w:lvlText w:val="●"/>
+      <w:lvlJc w:val="left"/>
+      <w:pPr>
+        <w:ind w:left="2880" w:hanging="360"/>
+      </w:pPr>
+      <w:rPr>
+        <w:u w:val="none"/>
+      </w:rPr>
+    </w:lvl>
+    <w:lvl w:ilvl="4">
+      <w:start w:val="1"/>
+      <w:numFmt w:val="bullet"/>
+      <w:lvlText w:val="○"/>
+      <w:lvlJc w:val="left"/>
+      <w:pPr>
+        <w:ind w:left="3600" w:hanging="360"/>
+      </w:pPr>
+      <w:rPr>
+        <w:u w:val="none"/>
+      </w:rPr>
+    </w:lvl>
+    <w:lvl w:ilvl="5">
+      <w:start w:val="1"/>
+      <w:numFmt w:val="bullet"/>
+      <w:lvlText w:val="■"/>
+      <w:lvlJc w:val="left"/>
+      <w:pPr>
+        <w:ind w:left="4320" w:hanging="360"/>
+      </w:pPr>
+      <w:rPr>
+        <w:u w:val="none"/>
+      </w:rPr>
+    </w:lvl>
+    <w:lvl w:ilvl="6">
+      <w:start w:val="1"/>
+      <w:numFmt w:val="bullet"/>
+      <w:lvlText w:val="●"/>
+      <w:lvlJc w:val="left"/>
+      <w:pPr>
+        <w:ind w:left="5040" w:hanging="360"/>
+      </w:pPr>
+      <w:rPr>
+        <w:u w:val="none"/>
+      </w:rPr>
+    </w:lvl>
+    <w:lvl w:ilvl="7">
+      <w:start w:val="1"/>
+      <w:numFmt w:val="bullet"/>
+      <w:lvlText w:val="○"/>
+      <w:lvlJc w:val="left"/>
+      <w:pPr>
+        <w:ind w:left="5760" w:hanging="360"/>
+      </w:pPr>
+      <w:rPr>
+        <w:u w:val="none"/>
+      </w:rPr>
+    </w:lvl>
+    <w:lvl w:ilvl="8">
+      <w:start w:val="1"/>
+      <w:numFmt w:val="bullet"/>
+      <w:lvlText w:val="■"/>
+      <w:lvlJc w:val="left"/>
+      <w:pPr>
+        <w:ind w:left="6480" w:hanging="360"/>
+      </w:pPr>
+      <w:rPr>
+        <w:u w:val="none"/>
+      </w:rPr>
+    </w:lvl>
+  </w:abstractNum>
+  <w:abstractNum w:abstractNumId="17">
+    <w:lvl w:ilvl="0">
+      <w:start w:val="1"/>
+      <w:numFmt w:val="bullet"/>
+      <w:lvlText w:val="●"/>
+      <w:lvlJc w:val="left"/>
+      <w:pPr>
+        <w:ind w:left="720" w:hanging="360"/>
+      </w:pPr>
+      <w:rPr>
+        <w:u w:val="none"/>
+      </w:rPr>
+    </w:lvl>
+    <w:lvl w:ilvl="1">
+      <w:start w:val="1"/>
+      <w:numFmt w:val="bullet"/>
+      <w:lvlText w:val="○"/>
+      <w:lvlJc w:val="left"/>
+      <w:pPr>
+        <w:ind w:left="1440" w:hanging="360"/>
+      </w:pPr>
+      <w:rPr>
+        <w:u w:val="none"/>
+      </w:rPr>
+    </w:lvl>
+    <w:lvl w:ilvl="2">
+      <w:start w:val="1"/>
+      <w:numFmt w:val="bullet"/>
+      <w:lvlText w:val="■"/>
+      <w:lvlJc w:val="left"/>
+      <w:pPr>
+        <w:ind w:left="2160" w:hanging="360"/>
+      </w:pPr>
+      <w:rPr>
+        <w:u w:val="none"/>
+      </w:rPr>
+    </w:lvl>
+    <w:lvl w:ilvl="3">
+      <w:start w:val="1"/>
+      <w:numFmt w:val="bullet"/>
+      <w:lvlText w:val="●"/>
+      <w:lvlJc w:val="left"/>
+      <w:pPr>
+        <w:ind w:left="2880" w:hanging="360"/>
+      </w:pPr>
+      <w:rPr>
+        <w:u w:val="none"/>
+      </w:rPr>
+    </w:lvl>
+    <w:lvl w:ilvl="4">
+      <w:start w:val="1"/>
+      <w:numFmt w:val="bullet"/>
+      <w:lvlText w:val="○"/>
+      <w:lvlJc w:val="left"/>
+      <w:pPr>
+        <w:ind w:left="3600" w:hanging="360"/>
+      </w:pPr>
+      <w:rPr>
+        <w:u w:val="none"/>
+      </w:rPr>
+    </w:lvl>
+    <w:lvl w:ilvl="5">
+      <w:start w:val="1"/>
+      <w:numFmt w:val="bullet"/>
+      <w:lvlText w:val="■"/>
+      <w:lvlJc w:val="left"/>
+      <w:pPr>
+        <w:ind w:left="4320" w:hanging="360"/>
+      </w:pPr>
+      <w:rPr>
+        <w:u w:val="none"/>
+      </w:rPr>
+    </w:lvl>
+    <w:lvl w:ilvl="6">
+      <w:start w:val="1"/>
+      <w:numFmt w:val="bullet"/>
+      <w:lvlText w:val="●"/>
+      <w:lvlJc w:val="left"/>
+      <w:pPr>
+        <w:ind w:left="5040" w:hanging="360"/>
+      </w:pPr>
+      <w:rPr>
+        <w:u w:val="none"/>
+      </w:rPr>
+    </w:lvl>
+    <w:lvl w:ilvl="7">
+      <w:start w:val="1"/>
+      <w:numFmt w:val="bullet"/>
+      <w:lvlText w:val="○"/>
+      <w:lvlJc w:val="left"/>
+      <w:pPr>
+        <w:ind w:left="5760" w:hanging="360"/>
+      </w:pPr>
+      <w:rPr>
+        <w:u w:val="none"/>
+      </w:rPr>
+    </w:lvl>
+    <w:lvl w:ilvl="8">
+      <w:start w:val="1"/>
+      <w:numFmt w:val="bullet"/>
+      <w:lvlText w:val="■"/>
+      <w:lvlJc w:val="left"/>
+      <w:pPr>
+        <w:ind w:left="6480" w:hanging="360"/>
+      </w:pPr>
+      <w:rPr>
+        <w:u w:val="none"/>
+      </w:rPr>
+    </w:lvl>
+  </w:abstractNum>
+  <w:abstractNum w:abstractNumId="18">
+    <w:lvl w:ilvl="0">
+      <w:start w:val="1"/>
+      <w:numFmt w:val="bullet"/>
+      <w:lvlText w:val="●"/>
+      <w:lvlJc w:val="right"/>
+      <w:pPr>
+        <w:ind w:left="720" w:hanging="360"/>
+      </w:pPr>
+      <w:rPr>
+        <w:u w:val="none"/>
+      </w:rPr>
+    </w:lvl>
+    <w:lvl w:ilvl="1">
+      <w:start w:val="1"/>
+      <w:numFmt w:val="bullet"/>
+      <w:lvlText w:val="○"/>
+      <w:lvlJc w:val="right"/>
+      <w:pPr>
+        <w:ind w:left="1440" w:hanging="360"/>
+      </w:pPr>
+      <w:rPr>
+        <w:u w:val="none"/>
+      </w:rPr>
+    </w:lvl>
+    <w:lvl w:ilvl="2">
+      <w:start w:val="1"/>
+      <w:numFmt w:val="bullet"/>
+      <w:lvlText w:val="■"/>
+      <w:lvlJc w:val="right"/>
+      <w:pPr>
+        <w:ind w:left="2160" w:hanging="360"/>
+      </w:pPr>
+      <w:rPr>
+        <w:u w:val="none"/>
+      </w:rPr>
+    </w:lvl>
+    <w:lvl w:ilvl="3">
+      <w:start w:val="1"/>
+      <w:numFmt w:val="bullet"/>
+      <w:lvlText w:val="●"/>
+      <w:lvlJc w:val="right"/>
+      <w:pPr>
+        <w:ind w:left="2880" w:hanging="360"/>
+      </w:pPr>
+      <w:rPr>
+        <w:u w:val="none"/>
+      </w:rPr>
+    </w:lvl>
+    <w:lvl w:ilvl="4">
+      <w:start w:val="1"/>
+      <w:numFmt w:val="bullet"/>
+      <w:lvlText w:val="○"/>
+      <w:lvlJc w:val="right"/>
+      <w:pPr>
+        <w:ind w:left="3600" w:hanging="360"/>
+      </w:pPr>
+      <w:rPr>
+        <w:u w:val="none"/>
+      </w:rPr>
+    </w:lvl>
+    <w:lvl w:ilvl="5">
+      <w:start w:val="1"/>
+      <w:numFmt w:val="bullet"/>
+      <w:lvlText w:val="■"/>
+      <w:lvlJc w:val="right"/>
+      <w:pPr>
+        <w:ind w:left="4320" w:hanging="360"/>
+      </w:pPr>
+      <w:rPr>
+        <w:u w:val="none"/>
+      </w:rPr>
+    </w:lvl>
+    <w:lvl w:ilvl="6">
+      <w:start w:val="1"/>
+      <w:numFmt w:val="bullet"/>
+      <w:lvlText w:val="●"/>
+      <w:lvlJc w:val="right"/>
+      <w:pPr>
+        <w:ind w:left="5040" w:hanging="360"/>
+      </w:pPr>
+      <w:rPr>
+        <w:u w:val="none"/>
+      </w:rPr>
+    </w:lvl>
+    <w:lvl w:ilvl="7">
+      <w:start w:val="1"/>
+      <w:numFmt w:val="bullet"/>
+      <w:lvlText w:val="○"/>
+      <w:lvlJc w:val="right"/>
+      <w:pPr>
+        <w:ind w:left="5760" w:hanging="360"/>
+      </w:pPr>
+      <w:rPr>
+        <w:u w:val="none"/>
+      </w:rPr>
+    </w:lvl>
+    <w:lvl w:ilvl="8">
+      <w:start w:val="1"/>
+      <w:numFmt w:val="bullet"/>
+      <w:lvlText w:val="■"/>
+      <w:lvlJc w:val="right"/>
+      <w:pPr>
+        <w:ind w:left="6480" w:hanging="360"/>
+      </w:pPr>
+      <w:rPr>
+        <w:u w:val="none"/>
+      </w:rPr>
+    </w:lvl>
+  </w:abstractNum>
+  <w:abstractNum w:abstractNumId="19">
+    <w:lvl w:ilvl="0">
+      <w:start w:val="1"/>
+      <w:numFmt w:val="bullet"/>
+      <w:lvlText w:val="●"/>
+      <w:lvlJc w:val="left"/>
+      <w:pPr>
+        <w:ind w:left="720" w:hanging="360"/>
+      </w:pPr>
+      <w:rPr>
+        <w:u w:val="none"/>
+      </w:rPr>
+    </w:lvl>
+    <w:lvl w:ilvl="1">
+      <w:start w:val="1"/>
+      <w:numFmt w:val="bullet"/>
+      <w:lvlText w:val="○"/>
+      <w:lvlJc w:val="left"/>
+      <w:pPr>
+        <w:ind w:left="1440" w:hanging="360"/>
+      </w:pPr>
+      <w:rPr>
+        <w:u w:val="none"/>
+      </w:rPr>
+    </w:lvl>
+    <w:lvl w:ilvl="2">
+      <w:start w:val="1"/>
+      <w:numFmt w:val="bullet"/>
+      <w:lvlText w:val="■"/>
+      <w:lvlJc w:val="left"/>
+      <w:pPr>
+        <w:ind w:left="2160" w:hanging="360"/>
+      </w:pPr>
+      <w:rPr>
+        <w:u w:val="none"/>
+      </w:rPr>
+    </w:lvl>
+    <w:lvl w:ilvl="3">
+      <w:start w:val="1"/>
+      <w:numFmt w:val="bullet"/>
+      <w:lvlText w:val="●"/>
+      <w:lvlJc w:val="left"/>
+      <w:pPr>
+        <w:ind w:left="2880" w:hanging="360"/>
+      </w:pPr>
+      <w:rPr>
+        <w:u w:val="none"/>
+      </w:rPr>
+    </w:lvl>
+    <w:lvl w:ilvl="4">
+      <w:start w:val="1"/>
+      <w:numFmt w:val="bullet"/>
+      <w:lvlText w:val="○"/>
+      <w:lvlJc w:val="left"/>
+      <w:pPr>
+        <w:ind w:left="3600" w:hanging="360"/>
+      </w:pPr>
+      <w:rPr>
+        <w:u w:val="none"/>
+      </w:rPr>
+    </w:lvl>
+    <w:lvl w:ilvl="5">
+      <w:start w:val="1"/>
+      <w:numFmt w:val="bullet"/>
+      <w:lvlText w:val="■"/>
+      <w:lvlJc w:val="left"/>
+      <w:pPr>
+        <w:ind w:left="4320" w:hanging="360"/>
+      </w:pPr>
+      <w:rPr>
+        <w:u w:val="none"/>
+      </w:rPr>
+    </w:lvl>
+    <w:lvl w:ilvl="6">
+      <w:start w:val="1"/>
+      <w:numFmt w:val="bullet"/>
+      <w:lvlText w:val="●"/>
+      <w:lvlJc w:val="left"/>
+      <w:pPr>
+        <w:ind w:left="5040" w:hanging="360"/>
+      </w:pPr>
+      <w:rPr>
+        <w:u w:val="none"/>
+      </w:rPr>
+    </w:lvl>
+    <w:lvl w:ilvl="7">
+      <w:start w:val="1"/>
+      <w:numFmt w:val="bullet"/>
+      <w:lvlText w:val="○"/>
+      <w:lvlJc w:val="left"/>
+      <w:pPr>
+        <w:ind w:left="5760" w:hanging="360"/>
+      </w:pPr>
+      <w:rPr>
+        <w:u w:val="none"/>
+      </w:rPr>
+    </w:lvl>
+    <w:lvl w:ilvl="8">
+      <w:start w:val="1"/>
+      <w:numFmt w:val="bullet"/>
+      <w:lvlText w:val="■"/>
+      <w:lvlJc w:val="left"/>
+      <w:pPr>
+        <w:ind w:left="6480" w:hanging="360"/>
+      </w:pPr>
+      <w:rPr>
+        <w:u w:val="none"/>
+      </w:rPr>
+    </w:lvl>
+  </w:abstractNum>
+  <w:abstractNum w:abstractNumId="20">
+    <w:lvl w:ilvl="0">
+      <w:start w:val="1"/>
+      <w:numFmt w:val="bullet"/>
+      <w:lvlText w:val="●"/>
+      <w:lvlJc w:val="left"/>
+      <w:pPr>
         <w:ind w:left="648" w:hanging="360"/>
       </w:pPr>
       <w:rPr>
@@ -14972,7 +15419,7 @@
       </w:rPr>
     </w:lvl>
   </w:abstractNum>
-  <w:abstractNum w:abstractNumId="17">
+  <w:abstractNum w:abstractNumId="21">
     <w:lvl w:ilvl="0">
       <w:start w:val="1"/>
       <w:numFmt w:val="bullet"/>
@@ -15084,7 +15531,7 @@
       </w:rPr>
     </w:lvl>
   </w:abstractNum>
-  <w:abstractNum w:abstractNumId="18">
+  <w:abstractNum w:abstractNumId="22">
     <w:lvl w:ilvl="0">
       <w:start w:val="1"/>
       <w:numFmt w:val="bullet"/>
@@ -15212,7 +15659,7 @@
       </w:rPr>
     </w:lvl>
   </w:abstractNum>
-  <w:abstractNum w:abstractNumId="19">
+  <w:abstractNum w:abstractNumId="23">
     <w:lvl w:ilvl="0">
       <w:start w:val="1"/>
       <w:numFmt w:val="bullet"/>
@@ -15322,7 +15769,7 @@
       </w:rPr>
     </w:lvl>
   </w:abstractNum>
-  <w:abstractNum w:abstractNumId="20">
+  <w:abstractNum w:abstractNumId="24">
     <w:lvl w:ilvl="0">
       <w:start w:val="1"/>
       <w:numFmt w:val="bullet"/>
@@ -15432,7 +15879,227 @@
       </w:rPr>
     </w:lvl>
   </w:abstractNum>
-  <w:abstractNum w:abstractNumId="21">
+  <w:abstractNum w:abstractNumId="25">
+    <w:lvl w:ilvl="0">
+      <w:start w:val="1"/>
+      <w:numFmt w:val="bullet"/>
+      <w:lvlText w:val="●"/>
+      <w:lvlJc w:val="left"/>
+      <w:pPr>
+        <w:ind w:left="720" w:hanging="360"/>
+      </w:pPr>
+      <w:rPr>
+        <w:u w:val="none"/>
+      </w:rPr>
+    </w:lvl>
+    <w:lvl w:ilvl="1">
+      <w:start w:val="1"/>
+      <w:numFmt w:val="bullet"/>
+      <w:lvlText w:val="○"/>
+      <w:lvlJc w:val="left"/>
+      <w:pPr>
+        <w:ind w:left="1440" w:hanging="360"/>
+      </w:pPr>
+      <w:rPr>
+        <w:u w:val="none"/>
+      </w:rPr>
+    </w:lvl>
+    <w:lvl w:ilvl="2">
+      <w:start w:val="1"/>
+      <w:numFmt w:val="bullet"/>
+      <w:lvlText w:val="■"/>
+      <w:lvlJc w:val="left"/>
+      <w:pPr>
+        <w:ind w:left="2160" w:hanging="360"/>
+      </w:pPr>
+      <w:rPr>
+        <w:u w:val="none"/>
+      </w:rPr>
+    </w:lvl>
+    <w:lvl w:ilvl="3">
+      <w:start w:val="1"/>
+      <w:numFmt w:val="bullet"/>
+      <w:lvlText w:val="●"/>
+      <w:lvlJc w:val="left"/>
+      <w:pPr>
+        <w:ind w:left="2880" w:hanging="360"/>
+      </w:pPr>
+      <w:rPr>
+        <w:u w:val="none"/>
+      </w:rPr>
+    </w:lvl>
+    <w:lvl w:ilvl="4">
+      <w:start w:val="1"/>
+      <w:numFmt w:val="bullet"/>
+      <w:lvlText w:val="○"/>
+      <w:lvlJc w:val="left"/>
+      <w:pPr>
+        <w:ind w:left="3600" w:hanging="360"/>
+      </w:pPr>
+      <w:rPr>
+        <w:u w:val="none"/>
+      </w:rPr>
+    </w:lvl>
+    <w:lvl w:ilvl="5">
+      <w:start w:val="1"/>
+      <w:numFmt w:val="bullet"/>
+      <w:lvlText w:val="■"/>
+      <w:lvlJc w:val="left"/>
+      <w:pPr>
+        <w:ind w:left="4320" w:hanging="360"/>
+      </w:pPr>
+      <w:rPr>
+        <w:u w:val="none"/>
+      </w:rPr>
+    </w:lvl>
+    <w:lvl w:ilvl="6">
+      <w:start w:val="1"/>
+      <w:numFmt w:val="bullet"/>
+      <w:lvlText w:val="●"/>
+      <w:lvlJc w:val="left"/>
+      <w:pPr>
+        <w:ind w:left="5040" w:hanging="360"/>
+      </w:pPr>
+      <w:rPr>
+        <w:u w:val="none"/>
+      </w:rPr>
+    </w:lvl>
+    <w:lvl w:ilvl="7">
+      <w:start w:val="1"/>
+      <w:numFmt w:val="bullet"/>
+      <w:lvlText w:val="○"/>
+      <w:lvlJc w:val="left"/>
+      <w:pPr>
+        <w:ind w:left="5760" w:hanging="360"/>
+      </w:pPr>
+      <w:rPr>
+        <w:u w:val="none"/>
+      </w:rPr>
+    </w:lvl>
+    <w:lvl w:ilvl="8">
+      <w:start w:val="1"/>
+      <w:numFmt w:val="bullet"/>
+      <w:lvlText w:val="■"/>
+      <w:lvlJc w:val="left"/>
+      <w:pPr>
+        <w:ind w:left="6480" w:hanging="360"/>
+      </w:pPr>
+      <w:rPr>
+        <w:u w:val="none"/>
+      </w:rPr>
+    </w:lvl>
+  </w:abstractNum>
+  <w:abstractNum w:abstractNumId="26">
+    <w:lvl w:ilvl="0">
+      <w:start w:val="1"/>
+      <w:numFmt w:val="bullet"/>
+      <w:lvlText w:val="●"/>
+      <w:lvlJc w:val="right"/>
+      <w:pPr>
+        <w:ind w:left="720" w:hanging="360"/>
+      </w:pPr>
+      <w:rPr>
+        <w:u w:val="none"/>
+      </w:rPr>
+    </w:lvl>
+    <w:lvl w:ilvl="1">
+      <w:start w:val="1"/>
+      <w:numFmt w:val="bullet"/>
+      <w:lvlText w:val="○"/>
+      <w:lvlJc w:val="right"/>
+      <w:pPr>
+        <w:ind w:left="1440" w:hanging="360"/>
+      </w:pPr>
+      <w:rPr>
+        <w:u w:val="none"/>
+      </w:rPr>
+    </w:lvl>
+    <w:lvl w:ilvl="2">
+      <w:start w:val="1"/>
+      <w:numFmt w:val="bullet"/>
+      <w:lvlText w:val="■"/>
+      <w:lvlJc w:val="right"/>
+      <w:pPr>
+        <w:ind w:left="2160" w:hanging="360"/>
+      </w:pPr>
+      <w:rPr>
+        <w:u w:val="none"/>
+      </w:rPr>
+    </w:lvl>
+    <w:lvl w:ilvl="3">
+      <w:start w:val="1"/>
+      <w:numFmt w:val="bullet"/>
+      <w:lvlText w:val="●"/>
+      <w:lvlJc w:val="right"/>
+      <w:pPr>
+        <w:ind w:left="2880" w:hanging="360"/>
+      </w:pPr>
+      <w:rPr>
+        <w:u w:val="none"/>
+      </w:rPr>
+    </w:lvl>
+    <w:lvl w:ilvl="4">
+      <w:start w:val="1"/>
+      <w:numFmt w:val="bullet"/>
+      <w:lvlText w:val="○"/>
+      <w:lvlJc w:val="right"/>
+      <w:pPr>
+        <w:ind w:left="3600" w:hanging="360"/>
+      </w:pPr>
+      <w:rPr>
+        <w:u w:val="none"/>
+      </w:rPr>
+    </w:lvl>
+    <w:lvl w:ilvl="5">
+      <w:start w:val="1"/>
+      <w:numFmt w:val="bullet"/>
+      <w:lvlText w:val="■"/>
+      <w:lvlJc w:val="right"/>
+      <w:pPr>
+        <w:ind w:left="4320" w:hanging="360"/>
+      </w:pPr>
+      <w:rPr>
+        <w:u w:val="none"/>
+      </w:rPr>
+    </w:lvl>
+    <w:lvl w:ilvl="6">
+      <w:start w:val="1"/>
+      <w:numFmt w:val="bullet"/>
+      <w:lvlText w:val="●"/>
+      <w:lvlJc w:val="right"/>
+      <w:pPr>
+        <w:ind w:left="5040" w:hanging="360"/>
+      </w:pPr>
+      <w:rPr>
+        <w:u w:val="none"/>
+      </w:rPr>
+    </w:lvl>
+    <w:lvl w:ilvl="7">
+      <w:start w:val="1"/>
+      <w:numFmt w:val="bullet"/>
+      <w:lvlText w:val="○"/>
+      <w:lvlJc w:val="right"/>
+      <w:pPr>
+        <w:ind w:left="5760" w:hanging="360"/>
+      </w:pPr>
+      <w:rPr>
+        <w:u w:val="none"/>
+      </w:rPr>
+    </w:lvl>
+    <w:lvl w:ilvl="8">
+      <w:start w:val="1"/>
+      <w:numFmt w:val="bullet"/>
+      <w:lvlText w:val="■"/>
+      <w:lvlJc w:val="right"/>
+      <w:pPr>
+        <w:ind w:left="6480" w:hanging="360"/>
+      </w:pPr>
+      <w:rPr>
+        <w:u w:val="none"/>
+      </w:rPr>
+    </w:lvl>
+  </w:abstractNum>
+  <w:abstractNum w:abstractNumId="27">
     <w:lvl w:ilvl="0">
       <w:start w:val="1"/>
       <w:numFmt w:val="bullet"/>
@@ -15605,6 +16272,24 @@
   <w:num w:numId="21">
     <w:abstractNumId w:val="21"/>
   </w:num>
+  <w:num w:numId="22">
+    <w:abstractNumId w:val="22"/>
+  </w:num>
+  <w:num w:numId="23">
+    <w:abstractNumId w:val="23"/>
+  </w:num>
+  <w:num w:numId="24">
+    <w:abstractNumId w:val="24"/>
+  </w:num>
+  <w:num w:numId="25">
+    <w:abstractNumId w:val="25"/>
+  </w:num>
+  <w:num w:numId="26">
+    <w:abstractNumId w:val="26"/>
+  </w:num>
+  <w:num w:numId="27">
+    <w:abstractNumId w:val="27"/>
+  </w:num>
 </w:numbering>
 </file>
 
@@ -15613,15 +16298,14 @@
   <w:docDefaults>
     <w:rPrDefault>
       <w:rPr>
-        <w:rFonts w:ascii="Arial" w:cs="Arial" w:eastAsia="Arial" w:hAnsi="Arial"/>
-        <w:sz w:val="22"/>
-        <w:szCs w:val="22"/>
+        <w:rFonts w:ascii="Lexend" w:cs="Lexend" w:eastAsia="Lexend" w:hAnsi="Lexend"/>
         <w:lang w:val="en_GB"/>
       </w:rPr>
     </w:rPrDefault>
     <w:pPrDefault>
       <w:pPr>
-        <w:spacing w:line="276" w:lineRule="auto"/>
+        <w:spacing w:after="240" w:lineRule="auto"/>
+        <w:ind w:left="720" w:hanging="360"/>
       </w:pPr>
     </w:pPrDefault>
   </w:docDefaults>
@@ -15851,6 +16535,27 @@
     </w:tblPr>
   </w:style>
   <w:style w:type="table" w:styleId="Table12">
+    <w:basedOn w:val="TableNormal"/>
+    <w:tblPr>
+      <w:tblStyleRowBandSize w:val="1"/>
+      <w:tblStyleColBandSize w:val="1"/>
+    </w:tblPr>
+  </w:style>
+  <w:style w:type="table" w:styleId="Table13">
+    <w:basedOn w:val="TableNormal"/>
+    <w:tblPr>
+      <w:tblStyleRowBandSize w:val="1"/>
+      <w:tblStyleColBandSize w:val="1"/>
+    </w:tblPr>
+  </w:style>
+  <w:style w:type="table" w:styleId="Table14">
+    <w:basedOn w:val="TableNormal"/>
+    <w:tblPr>
+      <w:tblStyleRowBandSize w:val="1"/>
+      <w:tblStyleColBandSize w:val="1"/>
+    </w:tblPr>
+  </w:style>
+  <w:style w:type="table" w:styleId="Table15">
     <w:basedOn w:val="TableNormal"/>
     <w:tblPr>
       <w:tblStyleRowBandSize w:val="1"/>
